--- a/eng/docx/63.content.docx
+++ b/eng/docx/63.content.docx
@@ -39,37 +39,80 @@
           <w:b/>
           <w:lang w:val="en_US" w:bidi="en_US"/>
         </w:rPr>
-        <w:t>Familiarization, Internalization, Articulation (FIA) Translation Guide</w:t>
-      </w:r>
-      <w:r>
-        <w:rPr>
-          <w:lang w:val="en_US" w:bidi="en_US"/>
-        </w:rPr>
-        <w:t xml:space="preserve"> © 2023 SRV Partners Released under CC BY-SA 4.0 license. </w:t>
-      </w:r>
-      <w:r>
-        <w:rPr>
-          <w:lang w:val="en_US" w:bidi="en_US"/>
-        </w:rPr>
-        <w:t>Familiarization, Internalization, Articulation (FIA) Translation Guide</w:t>
-      </w:r>
-      <w:r>
-        <w:rPr>
-          <w:lang w:val="en_US" w:bidi="en_US"/>
-        </w:rPr>
-        <w:t xml:space="preserve"> has been adapted in the following languages Tok Pisin, عربي, Français, हिंदी, Bahasa Indonesia, Português, Русский, Español, Kiswahili, 简体中文 from </w:t>
-      </w:r>
-      <w:r>
-        <w:rPr>
-          <w:lang w:val="en_US" w:bidi="en_US"/>
-        </w:rPr>
-        <w:t>Familiarization, Internalization, Articulation (FIA)</w:t>
-      </w:r>
-      <w:r>
-        <w:rPr>
-          <w:lang w:val="en_US" w:bidi="en_US"/>
-        </w:rPr>
-        <w:t xml:space="preserve"> © 2023 SRV Partners Released under CC BY-SA 4.0 license by Mission Mutual</w:t>
+        <w:t>Familiarization, Internalization, Articulation (Fia)</w:t>
+      </w:r>
+      <w:r>
+        <w:rPr>
+          <w:lang w:val="en_US" w:bidi="en_US"/>
+        </w:rPr>
+        <w:t xml:space="preserve"> is based on: </w:t>
+      </w:r>
+      <w:r>
+        <w:rPr>
+          <w:lang w:val="en_US" w:bidi="en_US"/>
+        </w:rPr>
+        <w:t>Familiarization, Internalization, Articulation (Fia)</w:t>
+      </w:r>
+      <w:r>
+        <w:rPr>
+          <w:lang w:val="en_US" w:bidi="en_US"/>
+        </w:rPr>
+        <w:t xml:space="preserve">, </w:t>
+      </w:r>
+      <w:hyperlink r:id="rId13">
+        <w:r>
+          <w:rPr>
+            <w:lang w:val="en_US" w:bidi="en_US"/>
+          </w:rPr>
+          <w:rPr>
+            <w:color w:val="0000EE"/>
+            <w:u w:val="single"/>
+          </w:rPr>
+          <w:t>SRV Partners</w:t>
+        </w:r>
+      </w:hyperlink>
+      <w:r>
+        <w:rPr>
+          <w:lang w:val="en_US" w:bidi="en_US"/>
+        </w:rPr>
+        <w:t xml:space="preserve">, 2023, which is licensed under a </w:t>
+      </w:r>
+      <w:hyperlink r:id="rId14">
+        <w:r>
+          <w:rPr>
+            <w:lang w:val="en_US" w:bidi="en_US"/>
+          </w:rPr>
+          <w:rPr>
+            <w:color w:val="0000EE"/>
+            <w:u w:val="single"/>
+          </w:rPr>
+          <w:t>CC BY-SA 4.0 license</w:t>
+        </w:r>
+      </w:hyperlink>
+      <w:r>
+        <w:rPr>
+          <w:lang w:val="en_US" w:bidi="en_US"/>
+        </w:rPr>
+        <w:t>.</w:t>
+      </w:r>
+      <w:r>
+        <w:rPr>
+          <w:lang w:val="en_US" w:bidi="en_US"/>
+        </w:rPr>
+      </w:r>
+    </w:p>
+    <w:p>
+      <w:pPr/>
+      <w:r>
+        <w:rPr>
+          <w:lang w:val="en_US" w:bidi="en_US"/>
+        </w:rPr>
+      </w:r>
+      <w:r>
+        <w:rPr>
+          <w:lang w:val="en_US" w:bidi="en_US"/>
+        </w:rPr>
+        <w:t>This PDF version is provided under the same license.</w:t>
       </w:r>
       <w:r>
         <w:rPr>
@@ -215,17 +258,6 @@
       </w:r>
     </w:p>
     <w:p>
-      <w:pPr>
-        <w:pStyle w:val="Heading3"/>
-      </w:pPr>
-      <w:r>
-        <w:rPr>
-          <w:lang w:val="en_US" w:bidi="en_US"/>
-        </w:rPr>
-        <w:t>Hear and Heart</w:t>
-      </w:r>
-    </w:p>
-    <w:p>
       <w:pPr/>
       <w:r>
         <w:rPr>
@@ -415,6 +447,318 @@
       </w:r>
     </w:p>
     <w:p>
+      <w:pPr/>
+      <w:r>
+        <w:rPr>
+          <w:lang w:val="en_US" w:bidi="en_US"/>
+        </w:rPr>
+      </w:r>
+      <w:r>
+        <w:rPr>
+          <w:lang w:val="en_US" w:bidi="en_US"/>
+        </w:rPr>
+        <w:t>Listen to an audio version of 2 John 1–3 in the easiest-to-understand translation.</w:t>
+      </w:r>
+    </w:p>
+    <w:p>
+      <w:pPr/>
+      <w:r>
+        <w:rPr>
+          <w:lang w:val="en_US" w:bidi="en_US"/>
+        </w:rPr>
+      </w:r>
+      <w:r>
+        <w:rPr>
+          <w:lang w:val="en_US" w:bidi="en_US"/>
+        </w:rPr>
+        <w:t>Pause this audio here.</w:t>
+      </w:r>
+    </w:p>
+    <w:p>
+      <w:pPr/>
+      <w:r>
+        <w:rPr>
+          <w:lang w:val="en_US" w:bidi="en_US"/>
+        </w:rPr>
+      </w:r>
+      <w:r>
+        <w:rPr>
+          <w:lang w:val="en_US" w:bidi="en_US"/>
+        </w:rPr>
+        <w:t>This book is a letter. In this passage, we find out who is writing the letter and to whom.</w:t>
+      </w:r>
+    </w:p>
+    <w:p>
+      <w:pPr/>
+      <w:r>
+        <w:rPr>
+          <w:lang w:val="en_US" w:bidi="en_US"/>
+        </w:rPr>
+      </w:r>
+      <w:r>
+        <w:rPr>
+          <w:lang w:val="en_US" w:bidi="en_US"/>
+        </w:rPr>
+        <w:t>The writer of the letter says he is "the elder." An elder can mean someone who is older than most other people, but it can also be a title for someone in the church who has authority. Some churches today also use this word as a title for the pastor or preacher in their church.</w:t>
+      </w:r>
+    </w:p>
+    <w:p>
+      <w:pPr/>
+      <w:r>
+        <w:rPr>
+          <w:lang w:val="en_US" w:bidi="en_US"/>
+        </w:rPr>
+      </w:r>
+      <w:r>
+        <w:rPr>
+          <w:lang w:val="en_US" w:bidi="en_US"/>
+        </w:rPr>
+        <w:t>Stop here and discuss: In your community, how do people respectfully talk about elderly people? And how would an elderly person call himself? Pause this audio here.</w:t>
+      </w:r>
+    </w:p>
+    <w:p>
+      <w:pPr/>
+      <w:r>
+        <w:rPr>
+          <w:lang w:val="en_US" w:bidi="en_US"/>
+        </w:rPr>
+      </w:r>
+      <w:r>
+        <w:rPr>
+          <w:lang w:val="en_US" w:bidi="en_US"/>
+        </w:rPr>
+        <w:t>The writer calls himself "the elder," and he does not give his name. This means that the writer's listeners would have understood who "the elder" was. The writer did not need to say his name.</w:t>
+      </w:r>
+    </w:p>
+    <w:p>
+      <w:pPr/>
+      <w:r>
+        <w:rPr>
+          <w:lang w:val="en_US" w:bidi="en_US"/>
+        </w:rPr>
+      </w:r>
+      <w:r>
+        <w:rPr>
+          <w:lang w:val="en_US" w:bidi="en_US"/>
+        </w:rPr>
+        <w:t>Since we assume that the writer of this letter is the Apostle John, we can say that the elder was John. John was probably a very old man by now, and the only one of the apostles who was still alive. In John's time, many people had become believers and started churches in different places, but John was the only one still alive who had seen Jesus when Jesus was on earth.</w:t>
+      </w:r>
+    </w:p>
+    <w:p>
+      <w:pPr/>
+      <w:r>
+        <w:rPr>
+          <w:lang w:val="en_US" w:bidi="en_US"/>
+        </w:rPr>
+      </w:r>
+      <w:r>
+        <w:rPr>
+          <w:lang w:val="en_US" w:bidi="en_US"/>
+        </w:rPr>
+        <w:t>When people talked about John, people probably called John "the elder." People called John the elder because he was very old, and because they loved John and respected him. There would have been other elders—people with some authority—in the different churches, but John is the elder who has the most authority. That means that everybody listens to what John says.</w:t>
+      </w:r>
+    </w:p>
+    <w:p>
+      <w:pPr/>
+      <w:r>
+        <w:rPr>
+          <w:lang w:val="en_US" w:bidi="en_US"/>
+        </w:rPr>
+      </w:r>
+      <w:r>
+        <w:rPr>
+          <w:lang w:val="en_US" w:bidi="en_US"/>
+        </w:rPr>
+        <w:t>Stop here and discuss: Who are the people in your church who have authority? What name or names are you using for people with authority in a church? Pause this audio here.</w:t>
+      </w:r>
+    </w:p>
+    <w:p>
+      <w:pPr/>
+      <w:r>
+        <w:rPr>
+          <w:lang w:val="en_US" w:bidi="en_US"/>
+        </w:rPr>
+      </w:r>
+      <w:r>
+        <w:rPr>
+          <w:lang w:val="en_US" w:bidi="en_US"/>
+        </w:rPr>
+        <w:t>The elder says he is writing to the lady and her children. A lady means an important woman whom other people respect and obey. Some people think that John is writing to a particular woman and her family, even though John does not give the woman's name. But most scholars believe that John is writing to a church. So the "lady" is the church, and the lady's "children" are the believers in this church. Of course, we should not forget that the word "church" in the Bible never means a building, but always means a group of believers together.</w:t>
+      </w:r>
+    </w:p>
+    <w:p>
+      <w:pPr/>
+      <w:r>
+        <w:rPr>
+          <w:lang w:val="en_US" w:bidi="en_US"/>
+        </w:rPr>
+      </w:r>
+      <w:r>
+        <w:rPr>
+          <w:lang w:val="en_US" w:bidi="en_US"/>
+        </w:rPr>
+        <w:t>John does not say to which church he is writing. It could be that John keeps the opening of his letter a little bit vague on purpose. At this time, many people were against the believers. If the wrong person found this letter, they would just think that this was a letter from one person to some woman. The person would not know that this was a letter from John to a church. This way, John, as well as the church to whom he is writing, would be safe.</w:t>
+      </w:r>
+    </w:p>
+    <w:p>
+      <w:pPr/>
+      <w:r>
+        <w:rPr>
+          <w:lang w:val="en_US" w:bidi="en_US"/>
+        </w:rPr>
+      </w:r>
+      <w:r>
+        <w:rPr>
+          <w:lang w:val="en_US" w:bidi="en_US"/>
+        </w:rPr>
+        <w:t>Stop here and discuss: Can you tell a story about some believers who faced persecution? What were some of the things that these believers had to do to stay safe? Pause this audio here.</w:t>
+      </w:r>
+    </w:p>
+    <w:p>
+      <w:pPr/>
+      <w:r>
+        <w:rPr>
+          <w:lang w:val="en_US" w:bidi="en_US"/>
+        </w:rPr>
+      </w:r>
+      <w:r>
+        <w:rPr>
+          <w:lang w:val="en_US" w:bidi="en_US"/>
+        </w:rPr>
+        <w:t>So, John is writing to a church, and John calls this church "the lady that God has chosen."</w:t>
+      </w:r>
+    </w:p>
+    <w:p>
+      <w:pPr/>
+      <w:r>
+        <w:rPr>
+          <w:lang w:val="en_US" w:bidi="en_US"/>
+        </w:rPr>
+      </w:r>
+      <w:r>
+        <w:rPr>
+          <w:lang w:val="en_US" w:bidi="en_US"/>
+        </w:rPr>
+        <w:t>The children of the lady are the individual believers in the church. John could have just said that he was writing to the lady—to the church—because all the believers are part of the church. But because John says that he writes to the lady "and to her children," John reminds the believers that they belong together. The believers are a family. This was important for the believers to remember, especially in a time when people had conflicts!</w:t>
+      </w:r>
+    </w:p>
+    <w:p>
+      <w:pPr/>
+      <w:r>
+        <w:rPr>
+          <w:lang w:val="en_US" w:bidi="en_US"/>
+        </w:rPr>
+      </w:r>
+      <w:r>
+        <w:rPr>
+          <w:lang w:val="en_US" w:bidi="en_US"/>
+        </w:rPr>
+        <w:t>John says that he loves the people in the church to whom he is writing. John also mentions other believers who love this church and the people in this church. This reminds the believers that they are part of a much bigger family. All the believers everywhere belong together and love each other! You will surely remember how often John has said in his first book that God has commanded the believers to love their fellow believers.</w:t>
+      </w:r>
+    </w:p>
+    <w:p>
+      <w:pPr/>
+      <w:r>
+        <w:rPr>
+          <w:lang w:val="en_US" w:bidi="en_US"/>
+        </w:rPr>
+      </w:r>
+      <w:r>
+        <w:rPr>
+          <w:lang w:val="en_US" w:bidi="en_US"/>
+        </w:rPr>
+        <w:t>Later in this letter, we will find out that John is writing to this church because John wants to warn the believers about some false teachers. These false teachers do not believe the right things about Jesus. But the people to whom John writes do believe the right things about Jesus. John says these people know the truth. John loves the believers to whom he is writing. And other believers, who belong to churches in other places, also love the people to whom John is writing. All of these people have something in common: they all know the truth. All of these people believe the right things about Jesus. All these believers, in the different churches, belong together because they believe in the truth.</w:t>
+      </w:r>
+    </w:p>
+    <w:p>
+      <w:pPr/>
+      <w:r>
+        <w:rPr>
+          <w:lang w:val="en_US" w:bidi="en_US"/>
+        </w:rPr>
+      </w:r>
+      <w:r>
+        <w:rPr>
+          <w:lang w:val="en_US" w:bidi="en_US"/>
+        </w:rPr>
+        <w:t>Stop here and do this activity: Take a Bible, or something else that will represent the true message from God, the right teaching about Jesus. Place the Bible on a table, or on some other object that you can stand around. Make three groups of people. John is one group. The believers to whom John is writing are the next group. And the believers in other churches are the final group. Let the three groups stand around the table and touch the table. Pause this audio here.</w:t>
+      </w:r>
+    </w:p>
+    <w:p>
+      <w:pPr/>
+      <w:r>
+        <w:rPr>
+          <w:lang w:val="en_US" w:bidi="en_US"/>
+        </w:rPr>
+      </w:r>
+      <w:r>
+        <w:rPr>
+          <w:lang w:val="en_US" w:bidi="en_US"/>
+        </w:rPr>
+        <w:t>When you did this activity, everybody belonged to a different group. But everybody touched the same table, with the Bible. Everybody belonged together because of the Bible. Like that, John, and the people anywhere who believe in the true message of God, belong together. These people belong together because they all believe the right things about Jesus.</w:t>
+      </w:r>
+    </w:p>
+    <w:p>
+      <w:pPr/>
+      <w:r>
+        <w:rPr>
+          <w:lang w:val="en_US" w:bidi="en_US"/>
+        </w:rPr>
+      </w:r>
+      <w:r>
+        <w:rPr>
+          <w:lang w:val="en_US" w:bidi="en_US"/>
+        </w:rPr>
+        <w:t>John finishes his greeting with a prayer, or a wish, for his listeners. We find a similar prayer or wish at the beginning of many other letters in the New Testament.</w:t>
+      </w:r>
+    </w:p>
+    <w:p>
+      <w:pPr/>
+      <w:r>
+        <w:rPr>
+          <w:lang w:val="en_US" w:bidi="en_US"/>
+        </w:rPr>
+      </w:r>
+      <w:r>
+        <w:rPr>
+          <w:lang w:val="en_US" w:bidi="en_US"/>
+        </w:rPr>
+        <w:t xml:space="preserve">John says that God will give the believers grace, mercy, and peace. These words could also mean that John </w:t>
+      </w:r>
+      <w:r>
+        <w:rPr>
+          <w:i/>
+          <w:lang w:val="en_US" w:bidi="en_US"/>
+        </w:rPr>
+        <w:t>prays</w:t>
+      </w:r>
+      <w:r>
+        <w:rPr>
+          <w:lang w:val="en_US" w:bidi="en_US"/>
+        </w:rPr>
+        <w:t xml:space="preserve"> that God will give the believers these things. When God gives grace, it means that God will do good things for the believers even though they do not deserve it. When God gives mercy, it means that God will be good and kind to the believers. God will have compassion on the believers. When God gives peace, it means that the people will feel good in every way. The believers will live in harmony with God, with each other, and with nature. No matter what circumstances the people have, the people are content.</w:t>
+      </w:r>
+    </w:p>
+    <w:p>
+      <w:pPr/>
+      <w:r>
+        <w:rPr>
+          <w:lang w:val="en_US" w:bidi="en_US"/>
+        </w:rPr>
+      </w:r>
+      <w:r>
+        <w:rPr>
+          <w:lang w:val="en_US" w:bidi="en_US"/>
+        </w:rPr>
+        <w:t>John says that God will give these things to the believers because God's message is true and God loves the believers.</w:t>
+      </w:r>
+      <w:r>
+        <w:rPr>
+          <w:lang w:val="en_US" w:bidi="en_US"/>
+        </w:rPr>
+      </w:r>
+    </w:p>
+    <w:p>
       <w:pPr>
         <w:pStyle w:val="Heading3"/>
       </w:pPr>
@@ -422,346 +766,12 @@
         <w:rPr>
           <w:lang w:val="en_US" w:bidi="en_US"/>
         </w:rPr>
-        <w:t>Setting the Stage</w:t>
-      </w:r>
-    </w:p>
-    <w:p>
-      <w:pPr/>
-      <w:r>
-        <w:rPr>
-          <w:lang w:val="en_US" w:bidi="en_US"/>
-        </w:rPr>
-      </w:r>
-      <w:r>
-        <w:rPr>
-          <w:lang w:val="en_US" w:bidi="en_US"/>
-        </w:rPr>
-        <w:t>Listen to an audio version of 2 John 1–3 in the easiest-to-understand translation.</w:t>
-      </w:r>
-    </w:p>
-    <w:p>
-      <w:pPr/>
-      <w:r>
-        <w:rPr>
-          <w:lang w:val="en_US" w:bidi="en_US"/>
-        </w:rPr>
-      </w:r>
-      <w:r>
-        <w:rPr>
-          <w:lang w:val="en_US" w:bidi="en_US"/>
-        </w:rPr>
-        <w:t>Pause this audio here.</w:t>
-      </w:r>
-    </w:p>
-    <w:p>
-      <w:pPr/>
-      <w:r>
-        <w:rPr>
-          <w:lang w:val="en_US" w:bidi="en_US"/>
-        </w:rPr>
-      </w:r>
-      <w:r>
-        <w:rPr>
-          <w:lang w:val="en_US" w:bidi="en_US"/>
-        </w:rPr>
-        <w:t>This book is a letter. In this passage, we find out who is writing the letter and to whom.</w:t>
-      </w:r>
-    </w:p>
-    <w:p>
-      <w:pPr/>
-      <w:r>
-        <w:rPr>
-          <w:lang w:val="en_US" w:bidi="en_US"/>
-        </w:rPr>
-      </w:r>
-      <w:r>
-        <w:rPr>
-          <w:lang w:val="en_US" w:bidi="en_US"/>
-        </w:rPr>
-        <w:t>The writer of the letter says he is "the elder." An elder can mean someone who is older than most other people, but it can also be a title for someone in the church who has authority. Some churches today also use this word as a title for the pastor or preacher in their church.</w:t>
-      </w:r>
-    </w:p>
-    <w:p>
-      <w:pPr/>
-      <w:r>
-        <w:rPr>
-          <w:lang w:val="en_US" w:bidi="en_US"/>
-        </w:rPr>
-      </w:r>
-      <w:r>
-        <w:rPr>
-          <w:lang w:val="en_US" w:bidi="en_US"/>
-        </w:rPr>
-        <w:t>Stop here and discuss: In your community, how do people respectfully talk about elderly people? And how would an elderly person call himself? Pause this audio here.</w:t>
-      </w:r>
-    </w:p>
-    <w:p>
-      <w:pPr/>
-      <w:r>
-        <w:rPr>
-          <w:lang w:val="en_US" w:bidi="en_US"/>
-        </w:rPr>
-      </w:r>
-      <w:r>
-        <w:rPr>
-          <w:lang w:val="en_US" w:bidi="en_US"/>
-        </w:rPr>
-        <w:t>The writer calls himself "the elder," and he does not give his name. This means that the writer's listeners would have understood who "the elder" was. The writer did not need to say his name.</w:t>
-      </w:r>
-    </w:p>
-    <w:p>
-      <w:pPr/>
-      <w:r>
-        <w:rPr>
-          <w:lang w:val="en_US" w:bidi="en_US"/>
-        </w:rPr>
-      </w:r>
-      <w:r>
-        <w:rPr>
-          <w:lang w:val="en_US" w:bidi="en_US"/>
-        </w:rPr>
-        <w:t>Since we assume that the writer of this letter is the Apostle John, we can say that the elder was John. John was probably a very old man by now, and the only one of the apostles who was still alive. In John's time, many people had become believers and started churches in different places, but John was the only one still alive who had seen Jesus when Jesus was on earth.</w:t>
-      </w:r>
-    </w:p>
-    <w:p>
-      <w:pPr/>
-      <w:r>
-        <w:rPr>
-          <w:lang w:val="en_US" w:bidi="en_US"/>
-        </w:rPr>
-      </w:r>
-      <w:r>
-        <w:rPr>
-          <w:lang w:val="en_US" w:bidi="en_US"/>
-        </w:rPr>
-        <w:t>When people talked about John, people probably called John "the elder." People called John the elder because he was very old, and because they loved John and respected him. There would have been other elders—people with some authority—in the different churches, but John is the elder who has the most authority. That means that everybody listens to what John says.</w:t>
-      </w:r>
-    </w:p>
-    <w:p>
-      <w:pPr/>
-      <w:r>
-        <w:rPr>
-          <w:lang w:val="en_US" w:bidi="en_US"/>
-        </w:rPr>
-      </w:r>
-      <w:r>
-        <w:rPr>
-          <w:lang w:val="en_US" w:bidi="en_US"/>
-        </w:rPr>
-        <w:t>Stop here and discuss: Who are the people in your church who have authority? What name or names are you using for people with authority in a church? Pause this audio here.</w:t>
-      </w:r>
-    </w:p>
-    <w:p>
-      <w:pPr/>
-      <w:r>
-        <w:rPr>
-          <w:lang w:val="en_US" w:bidi="en_US"/>
-        </w:rPr>
-      </w:r>
-      <w:r>
-        <w:rPr>
-          <w:lang w:val="en_US" w:bidi="en_US"/>
-        </w:rPr>
-        <w:t>The elder says he is writing to the lady and her children. A lady means an important woman whom other people respect and obey. Some people think that John is writing to a particular woman and her family, even though John does not give the woman's name. But most scholars believe that John is writing to a church. So the "lady" is the church, and the lady's "children" are the believers in this church. Of course, we should not forget that the word "church" in the Bible never means a building, but always means a group of believers together.</w:t>
-      </w:r>
-    </w:p>
-    <w:p>
-      <w:pPr/>
-      <w:r>
-        <w:rPr>
-          <w:lang w:val="en_US" w:bidi="en_US"/>
-        </w:rPr>
-      </w:r>
-      <w:r>
-        <w:rPr>
-          <w:lang w:val="en_US" w:bidi="en_US"/>
-        </w:rPr>
-        <w:t>John does not say to which church he is writing. It could be that John keeps the opening of his letter a little bit vague on purpose. At this time, many people were against the believers. If the wrong person found this letter, they would just think that this was a letter from one person to some woman. The person would not know that this was a letter from John to a church. This way, John, as well as the church to whom he is writing, would be safe.</w:t>
-      </w:r>
-    </w:p>
-    <w:p>
-      <w:pPr/>
-      <w:r>
-        <w:rPr>
-          <w:lang w:val="en_US" w:bidi="en_US"/>
-        </w:rPr>
-      </w:r>
-      <w:r>
-        <w:rPr>
-          <w:lang w:val="en_US" w:bidi="en_US"/>
-        </w:rPr>
-        <w:t>Stop here and discuss: Can you tell a story about some believers who faced persecution? What were some of the things that these believers had to do to stay safe? Pause this audio here.</w:t>
-      </w:r>
-    </w:p>
-    <w:p>
-      <w:pPr/>
-      <w:r>
-        <w:rPr>
-          <w:lang w:val="en_US" w:bidi="en_US"/>
-        </w:rPr>
-      </w:r>
-      <w:r>
-        <w:rPr>
-          <w:lang w:val="en_US" w:bidi="en_US"/>
-        </w:rPr>
-        <w:t>So, John is writing to a church, and John calls this church "the lady that God has chosen."</w:t>
-      </w:r>
-    </w:p>
-    <w:p>
-      <w:pPr/>
-      <w:r>
-        <w:rPr>
-          <w:lang w:val="en_US" w:bidi="en_US"/>
-        </w:rPr>
-      </w:r>
-      <w:r>
-        <w:rPr>
-          <w:lang w:val="en_US" w:bidi="en_US"/>
-        </w:rPr>
-        <w:t>The children of the lady are the individual believers in the church. John could have just said that he was writing to the lady—to the church—because all the believers are part of the church. But because John says that he writes to the lady "and to her children," John reminds the believers that they belong together. The believers are a family. This was important for the believers to remember, especially in a time when people had conflicts!</w:t>
-      </w:r>
-    </w:p>
-    <w:p>
-      <w:pPr/>
-      <w:r>
-        <w:rPr>
-          <w:lang w:val="en_US" w:bidi="en_US"/>
-        </w:rPr>
-      </w:r>
-      <w:r>
-        <w:rPr>
-          <w:lang w:val="en_US" w:bidi="en_US"/>
-        </w:rPr>
-        <w:t>John says that he loves the people in the church to whom he is writing. John also mentions other believers who love this church and the people in this church. This reminds the believers that they are part of a much bigger family. All the believers everywhere belong together and love each other! You will surely remember how often John has said in his first book that God has commanded the believers to love their fellow believers.</w:t>
-      </w:r>
-    </w:p>
-    <w:p>
-      <w:pPr/>
-      <w:r>
-        <w:rPr>
-          <w:lang w:val="en_US" w:bidi="en_US"/>
-        </w:rPr>
-      </w:r>
-      <w:r>
-        <w:rPr>
-          <w:lang w:val="en_US" w:bidi="en_US"/>
-        </w:rPr>
-        <w:t>Later in this letter, we will find out that John is writing to this church because John wants to warn the believers about some false teachers. These false teachers do not believe the right things about Jesus. But the people to whom John writes do believe the right things about Jesus. John says these people know the truth. John loves the believers to whom he is writing. And other believers, who belong to churches in other places, also love the people to whom John is writing. All of these people have something in common: they all know the truth. All of these people believe the right things about Jesus. All these believers, in the different churches, belong together because they believe in the truth.</w:t>
-      </w:r>
-    </w:p>
-    <w:p>
-      <w:pPr/>
-      <w:r>
-        <w:rPr>
-          <w:lang w:val="en_US" w:bidi="en_US"/>
-        </w:rPr>
-      </w:r>
-      <w:r>
-        <w:rPr>
-          <w:lang w:val="en_US" w:bidi="en_US"/>
-        </w:rPr>
-        <w:t>Stop here and do this activity: Take a Bible, or something else that will represent the true message from God, the right teaching about Jesus. Place the Bible on a table, or on some other object that you can stand around. Make three groups of people. John is one group. The believers to whom John is writing are the next group. And the believers in other churches are the final group. Let the three groups stand around the table and touch the table. Pause this audio here.</w:t>
-      </w:r>
-    </w:p>
-    <w:p>
-      <w:pPr/>
-      <w:r>
-        <w:rPr>
-          <w:lang w:val="en_US" w:bidi="en_US"/>
-        </w:rPr>
-      </w:r>
-      <w:r>
-        <w:rPr>
-          <w:lang w:val="en_US" w:bidi="en_US"/>
-        </w:rPr>
-        <w:t>When you did this activity, everybody belonged to a different group. But everybody touched the same table, with the Bible. Everybody belonged together because of the Bible. Like that, John, and the people anywhere who believe in the true message of God, belong together. These people belong together because they all believe the right things about Jesus.</w:t>
-      </w:r>
-    </w:p>
-    <w:p>
-      <w:pPr/>
-      <w:r>
-        <w:rPr>
-          <w:lang w:val="en_US" w:bidi="en_US"/>
-        </w:rPr>
-      </w:r>
-      <w:r>
-        <w:rPr>
-          <w:lang w:val="en_US" w:bidi="en_US"/>
-        </w:rPr>
-        <w:t>John finishes his greeting with a prayer, or a wish, for his listeners. We find a similar prayer or wish at the beginning of many other letters in the New Testament.</w:t>
-      </w:r>
-    </w:p>
-    <w:p>
-      <w:pPr/>
-      <w:r>
-        <w:rPr>
-          <w:lang w:val="en_US" w:bidi="en_US"/>
-        </w:rPr>
-      </w:r>
-      <w:r>
-        <w:rPr>
-          <w:lang w:val="en_US" w:bidi="en_US"/>
-        </w:rPr>
-        <w:t xml:space="preserve">John says that God will give the believers grace, mercy, and peace. These words could also mean that John </w:t>
-      </w:r>
-      <w:r>
-        <w:rPr>
-          <w:i/>
-          <w:lang w:val="en_US" w:bidi="en_US"/>
-        </w:rPr>
-        <w:t>prays</w:t>
-      </w:r>
-      <w:r>
-        <w:rPr>
-          <w:lang w:val="en_US" w:bidi="en_US"/>
-        </w:rPr>
-        <w:t xml:space="preserve"> that God will give the believers these things. When God gives grace, it means that God will do good things for the believers even though they do not deserve it. When God gives mercy, it means that God will be good and kind to the believers. God will have compassion on the believers. When God gives peace, it means that the people will feel good in every way. The believers will live in harmony with God, with each other, and with nature. No matter what circumstances the people have, the people are content.</w:t>
-      </w:r>
-    </w:p>
-    <w:p>
-      <w:pPr/>
-      <w:r>
-        <w:rPr>
-          <w:lang w:val="en_US" w:bidi="en_US"/>
-        </w:rPr>
-      </w:r>
-      <w:r>
-        <w:rPr>
-          <w:lang w:val="en_US" w:bidi="en_US"/>
-        </w:rPr>
-        <w:t>John says that God will give these things to the believers because God's message is true and God loves the believers.</w:t>
-      </w:r>
-      <w:r>
-        <w:rPr>
-          <w:lang w:val="en_US" w:bidi="en_US"/>
-        </w:rPr>
-      </w:r>
-    </w:p>
-    <w:p>
-      <w:pPr>
-        <w:pStyle w:val="Heading3"/>
-      </w:pPr>
-      <w:r>
-        <w:rPr>
-          <w:lang w:val="en_US" w:bidi="en_US"/>
-        </w:rPr>
         <w:t>Defining the Scenes</w:t>
       </w:r>
       <w:r>
         <w:rPr>
           <w:lang w:val="en_US" w:bidi="en_US"/>
         </w:rPr>
-      </w:r>
-    </w:p>
-    <w:p>
-      <w:pPr>
-        <w:pStyle w:val="Heading3"/>
-      </w:pPr>
-      <w:r>
-        <w:rPr>
-          <w:lang w:val="en_US" w:bidi="en_US"/>
-        </w:rPr>
-        <w:t>Defining the Scenes</w:t>
       </w:r>
     </w:p>
     <w:p>
@@ -1040,7 +1050,7 @@
         <w:rPr>
           <w:lang w:val="en_US" w:bidi="en_US"/>
         </w:rPr>
-        <w:t>In this short passage, John uses the word "truth" four times. The truth is very important to John because there were false teachers going around who preached the wrong things. When John speaks about the truth, John means the true message that God has given to the people. In this letter, the word "truth" is for John another way to talk about the gospel message—the good news that God saves people through Jesus's death and resurrection.</w:t>
+        <w:t>In this short passage, John uses the word "truth" four times. The truth is very important to John because there were false teachers going around who preached the wrong things. When John speaks about the truth, John means the true message that God has given to the people. In this letter, the word "truth" is for John another way to talk about the gospel message - the good news that God saves people through Jesus's death and resurrection</w:t>
       </w:r>
     </w:p>
     <w:p>
@@ -1254,17 +1264,6 @@
         <w:rPr>
           <w:lang w:val="en_US" w:bidi="en_US"/>
         </w:rPr>
-      </w:r>
-    </w:p>
-    <w:p>
-      <w:pPr>
-        <w:pStyle w:val="Heading3"/>
-      </w:pPr>
-      <w:r>
-        <w:rPr>
-          <w:lang w:val="en_US" w:bidi="en_US"/>
-        </w:rPr>
-        <w:t>Embodying the Text</w:t>
       </w:r>
     </w:p>
     <w:p>
@@ -1546,21 +1545,7 @@
         <w:rPr>
           <w:lang w:val="en_US" w:bidi="en_US"/>
         </w:rPr>
-        <w:t>Pause the drama.</w:t>
-      </w:r>
-    </w:p>
-    <w:p>
-      <w:pPr/>
-      <w:r>
-        <w:rPr>
-          <w:lang w:val="en_US" w:bidi="en_US"/>
-        </w:rPr>
-      </w:r>
-      <w:r>
-        <w:rPr>
-          <w:lang w:val="en_US" w:bidi="en_US"/>
-        </w:rPr>
-        <w:t>Ask the people playing John's listeners, "What are you thinking?" People may answer things like:</w:t>
+        <w:t>Pause the drama. Ask the people playing John's listeners, "What are you thinking?" People may answer things like:</w:t>
       </w:r>
     </w:p>
     <w:p>
@@ -1610,6 +1595,20 @@
         <w:rPr>
           <w:lang w:val="en_US" w:bidi="en_US"/>
         </w:rPr>
+        <w:t>Resume the drama.</w:t>
+      </w:r>
+    </w:p>
+    <w:p>
+      <w:pPr/>
+      <w:r>
+        <w:rPr>
+          <w:lang w:val="en_US" w:bidi="en_US"/>
+        </w:rPr>
+      </w:r>
+      <w:r>
+        <w:rPr>
+          <w:lang w:val="en_US" w:bidi="en_US"/>
+        </w:rPr>
         <w:t>John says something like this:</w:t>
       </w:r>
     </w:p>
@@ -1638,21 +1637,7 @@
         <w:rPr>
           <w:lang w:val="en_US" w:bidi="en_US"/>
         </w:rPr>
-        <w:t>Pause the drama.</w:t>
-      </w:r>
-    </w:p>
-    <w:p>
-      <w:pPr/>
-      <w:r>
-        <w:rPr>
-          <w:lang w:val="en_US" w:bidi="en_US"/>
-        </w:rPr>
-      </w:r>
-      <w:r>
-        <w:rPr>
-          <w:lang w:val="en_US" w:bidi="en_US"/>
-        </w:rPr>
-        <w:t>Ask the people playing John's listeners, "What are you thinking?" People may answer things like:</w:t>
+        <w:t>Pause the drama. Ask the people playing John's listeners, "What are you thinking?" People may answer things like:</w:t>
       </w:r>
     </w:p>
     <w:p>
@@ -1713,6 +1698,590 @@
       </w:r>
     </w:p>
     <w:p>
+      <w:pPr/>
+      <w:r>
+        <w:rPr>
+          <w:lang w:val="en_US" w:bidi="en_US"/>
+        </w:rPr>
+      </w:r>
+      <w:r>
+        <w:rPr>
+          <w:lang w:val="en_US" w:bidi="en_US"/>
+        </w:rPr>
+        <w:t>Listen to an audio version of 2 John verse 1–3 in the easiest-to-understand translation.</w:t>
+      </w:r>
+    </w:p>
+    <w:p>
+      <w:pPr/>
+      <w:r>
+        <w:rPr>
+          <w:lang w:val="en_US" w:bidi="en_US"/>
+        </w:rPr>
+      </w:r>
+      <w:r>
+        <w:rPr>
+          <w:lang w:val="en_US" w:bidi="en_US"/>
+        </w:rPr>
+        <w:t>Pause this audio here.</w:t>
+      </w:r>
+    </w:p>
+    <w:p>
+      <w:pPr/>
+      <w:r>
+        <w:rPr>
+          <w:lang w:val="en_US" w:bidi="en_US"/>
+        </w:rPr>
+      </w:r>
+      <w:r>
+        <w:rPr>
+          <w:lang w:val="en_US" w:bidi="en_US"/>
+        </w:rPr>
+        <w:t>In this step, the group will discuss key terms and words in this passage.</w:t>
+      </w:r>
+    </w:p>
+    <w:p>
+      <w:pPr/>
+      <w:r>
+        <w:rPr>
+          <w:lang w:val="en_US" w:bidi="en_US"/>
+        </w:rPr>
+      </w:r>
+      <w:r>
+        <w:rPr>
+          <w:lang w:val="en_US" w:bidi="en_US"/>
+        </w:rPr>
+        <w:t>This book is a letter from someone who calls himself "the elder." An elder means an old person. Someone who is old has more experience and authority than a younger person. Therefore, over time, people began to use the word "elder" for someone with authority in the church, like a pastor or leader.</w:t>
+      </w:r>
+    </w:p>
+    <w:p>
+      <w:pPr/>
+      <w:r>
+        <w:rPr>
+          <w:lang w:val="en_US" w:bidi="en_US"/>
+        </w:rPr>
+      </w:r>
+      <w:r>
+        <w:rPr>
+          <w:lang w:val="en_US" w:bidi="en_US"/>
+        </w:rPr>
+        <w:t>John says he is "</w:t>
+      </w:r>
+      <w:r>
+        <w:rPr>
+          <w:i/>
+          <w:lang w:val="en_US" w:bidi="en_US"/>
+        </w:rPr>
+        <w:t>the</w:t>
+      </w:r>
+      <w:r>
+        <w:rPr>
+          <w:lang w:val="en_US" w:bidi="en_US"/>
+        </w:rPr>
+        <w:t xml:space="preserve"> elder," because this must have been what people called John. There might be many elders, but John was the most important one.</w:t>
+      </w:r>
+    </w:p>
+    <w:p>
+      <w:pPr/>
+      <w:r>
+        <w:rPr>
+          <w:lang w:val="en_US" w:bidi="en_US"/>
+        </w:rPr>
+      </w:r>
+      <w:r>
+        <w:rPr>
+          <w:lang w:val="en_US" w:bidi="en_US"/>
+        </w:rPr>
+        <w:t xml:space="preserve">Stop here and discuss how you will say in your language that this is a letter from </w:t>
+      </w:r>
+      <w:r>
+        <w:rPr>
+          <w:b/>
+          <w:lang w:val="en_US" w:bidi="en_US"/>
+        </w:rPr>
+        <w:t>the elder</w:t>
+      </w:r>
+      <w:r>
+        <w:rPr>
+          <w:lang w:val="en_US" w:bidi="en_US"/>
+        </w:rPr>
+        <w:t>. Refer to elder in the master glossary for more information. Pause this audio here.</w:t>
+      </w:r>
+    </w:p>
+    <w:p>
+      <w:pPr/>
+      <w:r>
+        <w:rPr>
+          <w:lang w:val="en_US" w:bidi="en_US"/>
+        </w:rPr>
+      </w:r>
+      <w:r>
+        <w:rPr>
+          <w:lang w:val="en_US" w:bidi="en_US"/>
+        </w:rPr>
+        <w:t>The elder is writing to the chosen lady and her children. A lady means an important woman, someone who has servants who obey her. John uses the word lady to talk about the church, the group of believers together. The children of the lady mean the individual believers in this church. John might be using the words "lady and her children" in order to show honour to this church. But it could also be that John uses these words as a kind of secret language. If the wrong person were to read the letter, they would not know who wrote this letter and for whom.</w:t>
+      </w:r>
+    </w:p>
+    <w:p>
+      <w:pPr/>
+      <w:r>
+        <w:rPr>
+          <w:lang w:val="en_US" w:bidi="en_US"/>
+        </w:rPr>
+      </w:r>
+      <w:r>
+        <w:rPr>
+          <w:lang w:val="en_US" w:bidi="en_US"/>
+        </w:rPr>
+        <w:t>John says this lady is chosen. This means that God has chosen the church and the believers. God made it possible for the believers to get to know God and to become his friends.</w:t>
+      </w:r>
+    </w:p>
+    <w:p>
+      <w:pPr/>
+      <w:r>
+        <w:rPr>
+          <w:lang w:val="en_US" w:bidi="en_US"/>
+        </w:rPr>
+      </w:r>
+      <w:r>
+        <w:rPr>
+          <w:lang w:val="en_US" w:bidi="en_US"/>
+        </w:rPr>
+        <w:t xml:space="preserve">Stop here and discuss again how you want to say in your language that the elder writes to </w:t>
+      </w:r>
+      <w:r>
+        <w:rPr>
+          <w:b/>
+          <w:lang w:val="en_US" w:bidi="en_US"/>
+        </w:rPr>
+        <w:t>the chosen lady and her children</w:t>
+      </w:r>
+      <w:r>
+        <w:rPr>
+          <w:lang w:val="en_US" w:bidi="en_US"/>
+        </w:rPr>
+        <w:t>. Pause this audio here.</w:t>
+      </w:r>
+    </w:p>
+    <w:p>
+      <w:pPr/>
+      <w:r>
+        <w:rPr>
+          <w:lang w:val="en_US" w:bidi="en_US"/>
+        </w:rPr>
+      </w:r>
+      <w:r>
+        <w:rPr>
+          <w:lang w:val="en_US" w:bidi="en_US"/>
+        </w:rPr>
+        <w:t xml:space="preserve">The word </w:t>
+      </w:r>
+      <w:r>
+        <w:rPr>
+          <w:b/>
+          <w:lang w:val="en_US" w:bidi="en_US"/>
+        </w:rPr>
+        <w:t>truth</w:t>
+      </w:r>
+      <w:r>
+        <w:rPr>
+          <w:lang w:val="en_US" w:bidi="en_US"/>
+        </w:rPr>
+        <w:t xml:space="preserve"> is important in John's letters. When John speaks about the truth, John means the true message that God has given to the people. The word truth is for John another way to talk about the gospel. The gospel is the true message from God, the good news that God saves people through Jesus's death and resurrection.</w:t>
+      </w:r>
+    </w:p>
+    <w:p>
+      <w:pPr/>
+      <w:r>
+        <w:rPr>
+          <w:lang w:val="en_US" w:bidi="en_US"/>
+        </w:rPr>
+      </w:r>
+      <w:r>
+        <w:rPr>
+          <w:lang w:val="en_US" w:bidi="en_US"/>
+        </w:rPr>
+        <w:t xml:space="preserve">John says he loves the lady and her children, the believers to whom John is writing, "in the truth." This probably means that John loves the believers </w:t>
+      </w:r>
+      <w:r>
+        <w:rPr>
+          <w:i/>
+          <w:lang w:val="en_US" w:bidi="en_US"/>
+        </w:rPr>
+        <w:t>because</w:t>
+      </w:r>
+      <w:r>
+        <w:rPr>
+          <w:lang w:val="en_US" w:bidi="en_US"/>
+        </w:rPr>
+        <w:t xml:space="preserve"> both John and the believers believe in the true message of God. It could also mean that John </w:t>
+      </w:r>
+      <w:r>
+        <w:rPr>
+          <w:i/>
+          <w:lang w:val="en_US" w:bidi="en_US"/>
+        </w:rPr>
+        <w:t>truly loves</w:t>
+      </w:r>
+      <w:r>
+        <w:rPr>
+          <w:lang w:val="en_US" w:bidi="en_US"/>
+        </w:rPr>
+        <w:t xml:space="preserve"> the believers. And it could also mean that John loves the believers </w:t>
+      </w:r>
+      <w:r>
+        <w:rPr>
+          <w:i/>
+          <w:lang w:val="en_US" w:bidi="en_US"/>
+        </w:rPr>
+        <w:t>in the way that God's true message</w:t>
+      </w:r>
+      <w:r>
+        <w:rPr>
+          <w:lang w:val="en_US" w:bidi="en_US"/>
+        </w:rPr>
+        <w:t xml:space="preserve"> tells us to love each other.</w:t>
+      </w:r>
+    </w:p>
+    <w:p>
+      <w:pPr/>
+      <w:r>
+        <w:rPr>
+          <w:lang w:val="en_US" w:bidi="en_US"/>
+        </w:rPr>
+      </w:r>
+      <w:r>
+        <w:rPr>
+          <w:lang w:val="en_US" w:bidi="en_US"/>
+        </w:rPr>
+        <w:t>Remember that when John talks about love, he is not talking about romantic love, or the love between a husband and wife, but about love that God wants all believers to have for each other.</w:t>
+      </w:r>
+    </w:p>
+    <w:p>
+      <w:pPr/>
+      <w:r>
+        <w:rPr>
+          <w:lang w:val="en_US" w:bidi="en_US"/>
+        </w:rPr>
+      </w:r>
+      <w:r>
+        <w:rPr>
+          <w:lang w:val="en_US" w:bidi="en_US"/>
+        </w:rPr>
+        <w:t xml:space="preserve">Stop here and discuss how you can say in your language that John loves the believers </w:t>
+      </w:r>
+      <w:r>
+        <w:rPr>
+          <w:b/>
+          <w:lang w:val="en_US" w:bidi="en_US"/>
+        </w:rPr>
+        <w:t>in the truth</w:t>
+      </w:r>
+      <w:r>
+        <w:rPr>
+          <w:lang w:val="en_US" w:bidi="en_US"/>
+        </w:rPr>
+        <w:t>. Pause this audio here.</w:t>
+      </w:r>
+    </w:p>
+    <w:p>
+      <w:pPr/>
+      <w:r>
+        <w:rPr>
+          <w:lang w:val="en_US" w:bidi="en_US"/>
+        </w:rPr>
+      </w:r>
+      <w:r>
+        <w:rPr>
+          <w:lang w:val="en_US" w:bidi="en_US"/>
+        </w:rPr>
+        <w:t>Everybody else who knows the truth also loves the chosen lady and her children. People who "know the truth" are the people who believe the true message of God. This is another way to talk about the believers. People in other churches, in different places, also love the believers in the church that John is writing to.</w:t>
+      </w:r>
+    </w:p>
+    <w:p>
+      <w:pPr/>
+      <w:r>
+        <w:rPr>
+          <w:lang w:val="en_US" w:bidi="en_US"/>
+        </w:rPr>
+      </w:r>
+      <w:r>
+        <w:rPr>
+          <w:lang w:val="en_US" w:bidi="en_US"/>
+        </w:rPr>
+        <w:t xml:space="preserve">Stop here and discuss how you can say in your language that all the people who </w:t>
+      </w:r>
+      <w:r>
+        <w:rPr>
+          <w:b/>
+          <w:lang w:val="en_US" w:bidi="en_US"/>
+        </w:rPr>
+        <w:t>know the truth</w:t>
+      </w:r>
+      <w:r>
+        <w:rPr>
+          <w:lang w:val="en_US" w:bidi="en_US"/>
+        </w:rPr>
+        <w:t xml:space="preserve"> also love the chosen lady and her children. Pause this audio here.</w:t>
+      </w:r>
+    </w:p>
+    <w:p>
+      <w:pPr/>
+      <w:r>
+        <w:rPr>
+          <w:lang w:val="en_US" w:bidi="en_US"/>
+        </w:rPr>
+      </w:r>
+      <w:r>
+        <w:rPr>
+          <w:lang w:val="en_US" w:bidi="en_US"/>
+        </w:rPr>
+        <w:t xml:space="preserve">John says that God will give the believers grace, mercy, and peace. These words could also mean that John </w:t>
+      </w:r>
+      <w:r>
+        <w:rPr>
+          <w:i/>
+          <w:lang w:val="en_US" w:bidi="en_US"/>
+        </w:rPr>
+        <w:t>prays</w:t>
+      </w:r>
+      <w:r>
+        <w:rPr>
+          <w:lang w:val="en_US" w:bidi="en_US"/>
+        </w:rPr>
+        <w:t xml:space="preserve"> that God will give the believers these things. When God gives </w:t>
+      </w:r>
+      <w:r>
+        <w:rPr>
+          <w:b/>
+          <w:lang w:val="en_US" w:bidi="en_US"/>
+        </w:rPr>
+        <w:t>grace</w:t>
+      </w:r>
+      <w:r>
+        <w:rPr>
+          <w:lang w:val="en_US" w:bidi="en_US"/>
+        </w:rPr>
+        <w:t>, it means that God will do good things for the believers even though they do not deserve it.</w:t>
+      </w:r>
+    </w:p>
+    <w:p>
+      <w:pPr/>
+      <w:r>
+        <w:rPr>
+          <w:lang w:val="en_US" w:bidi="en_US"/>
+        </w:rPr>
+      </w:r>
+      <w:r>
+        <w:rPr>
+          <w:lang w:val="en_US" w:bidi="en_US"/>
+        </w:rPr>
+        <w:t xml:space="preserve">Stop here and discuss how you can say that God will give the believers </w:t>
+      </w:r>
+      <w:r>
+        <w:rPr>
+          <w:b/>
+          <w:lang w:val="en_US" w:bidi="en_US"/>
+        </w:rPr>
+        <w:t>grace</w:t>
+      </w:r>
+      <w:r>
+        <w:rPr>
+          <w:lang w:val="en_US" w:bidi="en_US"/>
+        </w:rPr>
+        <w:t>. The word grace is in the Master Glossary. Use the same word or phrase that you have used in previous passages. Pause this audio here.</w:t>
+      </w:r>
+    </w:p>
+    <w:p>
+      <w:pPr/>
+      <w:r>
+        <w:rPr>
+          <w:lang w:val="en_US" w:bidi="en_US"/>
+        </w:rPr>
+      </w:r>
+      <w:r>
+        <w:rPr>
+          <w:lang w:val="en_US" w:bidi="en_US"/>
+        </w:rPr>
+        <w:t>When God gives mercy, it means that God will be good and kind to the believers. God will have compassion on the believers.</w:t>
+      </w:r>
+    </w:p>
+    <w:p>
+      <w:pPr/>
+      <w:r>
+        <w:rPr>
+          <w:lang w:val="en_US" w:bidi="en_US"/>
+        </w:rPr>
+      </w:r>
+      <w:r>
+        <w:rPr>
+          <w:lang w:val="en_US" w:bidi="en_US"/>
+        </w:rPr>
+        <w:t xml:space="preserve">Stop here and discuss how you can say that God will give the believers </w:t>
+      </w:r>
+      <w:r>
+        <w:rPr>
+          <w:b/>
+          <w:lang w:val="en_US" w:bidi="en_US"/>
+        </w:rPr>
+        <w:t>mercy</w:t>
+      </w:r>
+      <w:r>
+        <w:rPr>
+          <w:lang w:val="en_US" w:bidi="en_US"/>
+        </w:rPr>
+        <w:t>. The word mercy is in the Master Glossary. Use the same word or phrase that you have used in previous passages. Pause this audio here.</w:t>
+      </w:r>
+    </w:p>
+    <w:p>
+      <w:pPr/>
+      <w:r>
+        <w:rPr>
+          <w:lang w:val="en_US" w:bidi="en_US"/>
+        </w:rPr>
+      </w:r>
+      <w:r>
+        <w:rPr>
+          <w:lang w:val="en_US" w:bidi="en_US"/>
+        </w:rPr>
+        <w:t>When God gives peace, it means that the people will feel good in every way. The people will live in harmony with God, with each other, and with nature. No matter what circumstances the people have, they are content.</w:t>
+      </w:r>
+    </w:p>
+    <w:p>
+      <w:pPr/>
+      <w:r>
+        <w:rPr>
+          <w:lang w:val="en_US" w:bidi="en_US"/>
+        </w:rPr>
+      </w:r>
+      <w:r>
+        <w:rPr>
+          <w:lang w:val="en_US" w:bidi="en_US"/>
+        </w:rPr>
+        <w:t xml:space="preserve">Stop here and discuss how you can say that God will give the believers </w:t>
+      </w:r>
+      <w:r>
+        <w:rPr>
+          <w:b/>
+          <w:lang w:val="en_US" w:bidi="en_US"/>
+        </w:rPr>
+        <w:t>peace</w:t>
+      </w:r>
+      <w:r>
+        <w:rPr>
+          <w:lang w:val="en_US" w:bidi="en_US"/>
+        </w:rPr>
+        <w:t>. The word peace is in the Master Glossary. Use the same word or phrase that you have used in previous passages. Pause this audio here.</w:t>
+      </w:r>
+    </w:p>
+    <w:p>
+      <w:pPr/>
+      <w:r>
+        <w:rPr>
+          <w:lang w:val="en_US" w:bidi="en_US"/>
+        </w:rPr>
+      </w:r>
+      <w:r>
+        <w:rPr>
+          <w:lang w:val="en_US" w:bidi="en_US"/>
+        </w:rPr>
+        <w:t xml:space="preserve">God the Father, and Jesus </w:t>
+      </w:r>
+      <w:r>
+        <w:rPr>
+          <w:b/>
+          <w:lang w:val="en_US" w:bidi="en_US"/>
+        </w:rPr>
+        <w:t>Christ</w:t>
+      </w:r>
+      <w:r>
+        <w:rPr>
+          <w:lang w:val="en_US" w:bidi="en_US"/>
+        </w:rPr>
+        <w:t>, the Son of the Father, will give us grace, mercy, and peace. Christ means the special King and Savior that God had promised to send. Christ is the same as "Messiah." Messiah is the Hebrew word, and Christ is the Greek translation of this word. When John calls Jesus the Christ, John means that Jesus is the Son of God. The word Christ is in the Master Glossary. Use the same word as you used in other passages.</w:t>
+      </w:r>
+    </w:p>
+    <w:p>
+      <w:pPr/>
+      <w:r>
+        <w:rPr>
+          <w:lang w:val="en_US" w:bidi="en_US"/>
+        </w:rPr>
+      </w:r>
+      <w:r>
+        <w:rPr>
+          <w:lang w:val="en_US" w:bidi="en_US"/>
+        </w:rPr>
+        <w:t>Jesus Christ is the Son of the Father, because Jesus Christ is the Son of God.</w:t>
+      </w:r>
+    </w:p>
+    <w:p>
+      <w:pPr/>
+      <w:r>
+        <w:rPr>
+          <w:lang w:val="en_US" w:bidi="en_US"/>
+        </w:rPr>
+      </w:r>
+      <w:r>
+        <w:rPr>
+          <w:lang w:val="en_US" w:bidi="en_US"/>
+        </w:rPr>
+        <w:t xml:space="preserve">Stop here and discuss how you will say that God the Father, and his Son Jesus Christ—or God the Father and Jesus Christ, the </w:t>
+      </w:r>
+      <w:r>
+        <w:rPr>
+          <w:b/>
+          <w:lang w:val="en_US" w:bidi="en_US"/>
+        </w:rPr>
+        <w:t>Son of the Father</w:t>
+      </w:r>
+      <w:r>
+        <w:rPr>
+          <w:lang w:val="en_US" w:bidi="en_US"/>
+        </w:rPr>
+        <w:t>—will give us grace, mercy, and peace. The Son of God is in the Master Glossary. Pause this audio here.</w:t>
+      </w:r>
+    </w:p>
+    <w:p>
+      <w:pPr/>
+      <w:r>
+        <w:rPr>
+          <w:lang w:val="en_US" w:bidi="en_US"/>
+        </w:rPr>
+      </w:r>
+      <w:r>
+        <w:rPr>
+          <w:lang w:val="en_US" w:bidi="en_US"/>
+        </w:rPr>
+        <w:t>John says that God will give us grace, mercy, and peace, in truth and love. Because God loves us and because the message of God is true, God will do these good things for us.</w:t>
+      </w:r>
+    </w:p>
+    <w:p>
+      <w:pPr/>
+      <w:r>
+        <w:rPr>
+          <w:lang w:val="en_US" w:bidi="en_US"/>
+        </w:rPr>
+      </w:r>
+      <w:r>
+        <w:rPr>
+          <w:lang w:val="en_US" w:bidi="en_US"/>
+        </w:rPr>
+        <w:t xml:space="preserve">Stop here and discuss how you will say that God will give us these things in </w:t>
+      </w:r>
+      <w:r>
+        <w:rPr>
+          <w:b/>
+          <w:lang w:val="en_US" w:bidi="en_US"/>
+        </w:rPr>
+        <w:t>truth and love.</w:t>
+      </w:r>
+      <w:r>
+        <w:rPr>
+          <w:lang w:val="en_US" w:bidi="en_US"/>
+        </w:rPr>
+      </w:r>
+    </w:p>
+    <w:p>
       <w:pPr>
         <w:pStyle w:val="Heading3"/>
       </w:pPr>
@@ -1720,21 +2289,26 @@
         <w:rPr>
           <w:lang w:val="en_US" w:bidi="en_US"/>
         </w:rPr>
-        <w:t>Filling the Gaps</w:t>
-      </w:r>
-    </w:p>
-    <w:p>
-      <w:pPr/>
-      <w:r>
-        <w:rPr>
-          <w:lang w:val="en_US" w:bidi="en_US"/>
-        </w:rPr>
-      </w:r>
-      <w:r>
-        <w:rPr>
-          <w:lang w:val="en_US" w:bidi="en_US"/>
-        </w:rPr>
-        <w:t>Listen to an audio version of 2 John verse 1–3 in the easiest-to-understand translation.</w:t>
+        <w:t>Speaking the Word</w:t>
+      </w:r>
+      <w:r>
+        <w:rPr>
+          <w:lang w:val="en_US" w:bidi="en_US"/>
+        </w:rPr>
+      </w:r>
+    </w:p>
+    <w:p>
+      <w:pPr/>
+      <w:r>
+        <w:rPr>
+          <w:lang w:val="en_US" w:bidi="en_US"/>
+        </w:rPr>
+      </w:r>
+      <w:r>
+        <w:rPr>
+          <w:lang w:val="en_US" w:bidi="en_US"/>
+        </w:rPr>
+        <w:t>Listen to an audio version of the passage in the easiest-to-understand translation.</w:t>
       </w:r>
     </w:p>
     <w:p>
@@ -1762,700 +2336,148 @@
         <w:rPr>
           <w:lang w:val="en_US" w:bidi="en_US"/>
         </w:rPr>
-        <w:t>In this step, the group will discuss key terms and words in this passage.</w:t>
-      </w:r>
-    </w:p>
-    <w:p>
-      <w:pPr/>
-      <w:r>
-        <w:rPr>
-          <w:lang w:val="en_US" w:bidi="en_US"/>
-        </w:rPr>
-      </w:r>
-      <w:r>
-        <w:rPr>
-          <w:lang w:val="en_US" w:bidi="en_US"/>
-        </w:rPr>
-        <w:t>This book is a letter from someone who calls himself "the elder." An elder means an old person. Someone who is old has more experience and authority than a younger person. Therefore, over time, people began to use the word "elder" for someone with authority in the church, like a pastor or leader.</w:t>
-      </w:r>
-    </w:p>
-    <w:p>
-      <w:pPr/>
-      <w:r>
-        <w:rPr>
-          <w:lang w:val="en_US" w:bidi="en_US"/>
-        </w:rPr>
-      </w:r>
-      <w:r>
-        <w:rPr>
-          <w:lang w:val="en_US" w:bidi="en_US"/>
-        </w:rPr>
-        <w:t>John says he is "</w:t>
-      </w:r>
-      <w:r>
-        <w:rPr>
-          <w:i/>
-          <w:lang w:val="en_US" w:bidi="en_US"/>
-        </w:rPr>
-        <w:t>the</w:t>
-      </w:r>
-      <w:r>
-        <w:rPr>
-          <w:lang w:val="en_US" w:bidi="en_US"/>
-        </w:rPr>
-        <w:t xml:space="preserve"> elder," because this must have been what people called John. There might be many elders, but John was the most important one.</w:t>
-      </w:r>
-    </w:p>
-    <w:p>
-      <w:pPr/>
-      <w:r>
-        <w:rPr>
-          <w:lang w:val="en_US" w:bidi="en_US"/>
-        </w:rPr>
-      </w:r>
-      <w:r>
-        <w:rPr>
-          <w:lang w:val="en_US" w:bidi="en_US"/>
-        </w:rPr>
-        <w:t xml:space="preserve">Stop here and discuss how you will say in your language that this is a letter from </w:t>
-      </w:r>
-      <w:r>
-        <w:rPr>
-          <w:b/>
-          <w:lang w:val="en_US" w:bidi="en_US"/>
-        </w:rPr>
-        <w:t>the elder</w:t>
-      </w:r>
-      <w:r>
-        <w:rPr>
-          <w:lang w:val="en_US" w:bidi="en_US"/>
-        </w:rPr>
-        <w:t xml:space="preserve">. Refer to </w:t>
-      </w:r>
-      <w:r>
-        <w:rPr>
-          <w:lang w:val="en_US" w:bidi="en_US"/>
-        </w:rPr>
-        <w:t>elder</w:t>
-      </w:r>
-      <w:r>
-        <w:rPr>
-          <w:lang w:val="en_US" w:bidi="en_US"/>
-        </w:rPr>
-        <w:t xml:space="preserve"> in the Master Glossary for more information. Pause this audio here.</w:t>
-      </w:r>
-    </w:p>
-    <w:p>
-      <w:pPr/>
-      <w:r>
-        <w:rPr>
-          <w:lang w:val="en_US" w:bidi="en_US"/>
-        </w:rPr>
-      </w:r>
-      <w:r>
-        <w:rPr>
-          <w:lang w:val="en_US" w:bidi="en_US"/>
-        </w:rPr>
-        <w:t xml:space="preserve">The elder is writing to </w:t>
-      </w:r>
-      <w:r>
-        <w:rPr>
-          <w:b/>
-          <w:lang w:val="en_US" w:bidi="en_US"/>
-        </w:rPr>
-        <w:t>the chosen lady and her children</w:t>
-      </w:r>
-      <w:r>
-        <w:rPr>
-          <w:lang w:val="en_US" w:bidi="en_US"/>
-        </w:rPr>
-        <w:t>. A "lady" means an important woman, someone who has servants who obey her. John uses the word lady to talk about the church, the group of believers together. The "children of the lady" mean the individual believers in this church. John might be using the words "lady and her children" in order to show honour to this church. But it could also be that John uses these words as a kind of secret language. If the wrong person were to read the letter, they would not know who wrote this letter and for whom.</w:t>
-      </w:r>
-    </w:p>
-    <w:p>
-      <w:pPr/>
-      <w:r>
-        <w:rPr>
-          <w:lang w:val="en_US" w:bidi="en_US"/>
-        </w:rPr>
-      </w:r>
-      <w:r>
-        <w:rPr>
-          <w:lang w:val="en_US" w:bidi="en_US"/>
-        </w:rPr>
-        <w:t>John says this lady is chosen. This means that God has chosen the church and the believers. God made it possible for the believers to get to know God and to become his friends.</w:t>
-      </w:r>
-    </w:p>
-    <w:p>
-      <w:pPr/>
-      <w:r>
-        <w:rPr>
-          <w:lang w:val="en_US" w:bidi="en_US"/>
-        </w:rPr>
-      </w:r>
-      <w:r>
-        <w:rPr>
-          <w:lang w:val="en_US" w:bidi="en_US"/>
-        </w:rPr>
-        <w:t xml:space="preserve">Stop here and discuss again how you want to say in your language that the elder writes to </w:t>
-      </w:r>
-      <w:r>
-        <w:rPr>
-          <w:b/>
-          <w:lang w:val="en_US" w:bidi="en_US"/>
-        </w:rPr>
-        <w:t>the chosen lady and her children</w:t>
-      </w:r>
-      <w:r>
-        <w:rPr>
-          <w:lang w:val="en_US" w:bidi="en_US"/>
-        </w:rPr>
-        <w:t>. Pause this audio here.</w:t>
-      </w:r>
-    </w:p>
-    <w:p>
-      <w:pPr/>
-      <w:r>
-        <w:rPr>
-          <w:lang w:val="en_US" w:bidi="en_US"/>
-        </w:rPr>
-      </w:r>
-      <w:r>
-        <w:rPr>
-          <w:lang w:val="en_US" w:bidi="en_US"/>
-        </w:rPr>
-        <w:t xml:space="preserve">The word </w:t>
-      </w:r>
-      <w:r>
-        <w:rPr>
-          <w:b/>
-          <w:lang w:val="en_US" w:bidi="en_US"/>
-        </w:rPr>
-        <w:t>truth</w:t>
-      </w:r>
-      <w:r>
-        <w:rPr>
-          <w:lang w:val="en_US" w:bidi="en_US"/>
-        </w:rPr>
-        <w:t xml:space="preserve"> is important in John's letters. When John speaks about the truth, John means the true message that God has given to the people. The word truth is for John another way to talk about the gospel. The gospel is the true message from God, the good news that God saves people through Jesus's death and resurrection.</w:t>
-      </w:r>
-    </w:p>
-    <w:p>
-      <w:pPr/>
-      <w:r>
-        <w:rPr>
-          <w:lang w:val="en_US" w:bidi="en_US"/>
-        </w:rPr>
-      </w:r>
-      <w:r>
-        <w:rPr>
-          <w:lang w:val="en_US" w:bidi="en_US"/>
-        </w:rPr>
-        <w:t xml:space="preserve">John says he loves the lady and her children, the believers to whom John is writing, "in the truth." This probably means that John loves the believers </w:t>
-      </w:r>
-      <w:r>
-        <w:rPr>
-          <w:i/>
-          <w:lang w:val="en_US" w:bidi="en_US"/>
-        </w:rPr>
-        <w:t>because</w:t>
-      </w:r>
-      <w:r>
-        <w:rPr>
-          <w:lang w:val="en_US" w:bidi="en_US"/>
-        </w:rPr>
-        <w:t xml:space="preserve"> both John and the believers believe in the true message of God. It could also mean that John </w:t>
-      </w:r>
-      <w:r>
-        <w:rPr>
-          <w:i/>
-          <w:lang w:val="en_US" w:bidi="en_US"/>
-        </w:rPr>
-        <w:t>truly loves</w:t>
-      </w:r>
-      <w:r>
-        <w:rPr>
-          <w:lang w:val="en_US" w:bidi="en_US"/>
-        </w:rPr>
-        <w:t xml:space="preserve"> the believers. And it could also mean that John loves the believers </w:t>
-      </w:r>
-      <w:r>
-        <w:rPr>
-          <w:i/>
-          <w:lang w:val="en_US" w:bidi="en_US"/>
-        </w:rPr>
-        <w:t>in the way that God's true message</w:t>
-      </w:r>
-      <w:r>
-        <w:rPr>
-          <w:lang w:val="en_US" w:bidi="en_US"/>
-        </w:rPr>
-        <w:t xml:space="preserve"> tells us to love each other.</w:t>
-      </w:r>
-    </w:p>
-    <w:p>
-      <w:pPr/>
-      <w:r>
-        <w:rPr>
-          <w:lang w:val="en_US" w:bidi="en_US"/>
-        </w:rPr>
-      </w:r>
-      <w:r>
-        <w:rPr>
-          <w:lang w:val="en_US" w:bidi="en_US"/>
-        </w:rPr>
-        <w:t>Remember that when John talks about love, he is not talking about romantic love, or the love between a husband and wife, but about love that God wants all believers to have for each other.</w:t>
-      </w:r>
-    </w:p>
-    <w:p>
-      <w:pPr/>
-      <w:r>
-        <w:rPr>
-          <w:lang w:val="en_US" w:bidi="en_US"/>
-        </w:rPr>
-      </w:r>
-      <w:r>
-        <w:rPr>
-          <w:lang w:val="en_US" w:bidi="en_US"/>
-        </w:rPr>
-        <w:t xml:space="preserve">Stop here and discuss how you can say in your language that John loves the believers </w:t>
-      </w:r>
-      <w:r>
-        <w:rPr>
-          <w:b/>
-          <w:lang w:val="en_US" w:bidi="en_US"/>
-        </w:rPr>
-        <w:t>in the truth</w:t>
-      </w:r>
-      <w:r>
-        <w:rPr>
-          <w:lang w:val="en_US" w:bidi="en_US"/>
-        </w:rPr>
-        <w:t>. Pause this audio here.</w:t>
-      </w:r>
-    </w:p>
-    <w:p>
-      <w:pPr/>
-      <w:r>
-        <w:rPr>
-          <w:lang w:val="en_US" w:bidi="en_US"/>
-        </w:rPr>
-      </w:r>
-      <w:r>
-        <w:rPr>
-          <w:lang w:val="en_US" w:bidi="en_US"/>
-        </w:rPr>
-        <w:t xml:space="preserve">Everybody else who </w:t>
-      </w:r>
-      <w:r>
-        <w:rPr>
-          <w:b/>
-          <w:lang w:val="en_US" w:bidi="en_US"/>
-        </w:rPr>
-        <w:t>knows the truth</w:t>
-      </w:r>
-      <w:r>
-        <w:rPr>
-          <w:lang w:val="en_US" w:bidi="en_US"/>
-        </w:rPr>
-        <w:t xml:space="preserve"> also loves the chosen lady and her children. People who "know the truth" are the people who believe the true message of God. This is another way to talk about the believers. People in other churches, in different places, also love the believers in the church that John is writing to.</w:t>
-      </w:r>
-    </w:p>
-    <w:p>
-      <w:pPr/>
-      <w:r>
-        <w:rPr>
-          <w:lang w:val="en_US" w:bidi="en_US"/>
-        </w:rPr>
-      </w:r>
-      <w:r>
-        <w:rPr>
-          <w:lang w:val="en_US" w:bidi="en_US"/>
-        </w:rPr>
-        <w:t xml:space="preserve">Stop here and discuss how you can say in your language that all the people who </w:t>
-      </w:r>
-      <w:r>
-        <w:rPr>
-          <w:b/>
-          <w:lang w:val="en_US" w:bidi="en_US"/>
-        </w:rPr>
-        <w:t>know the truth</w:t>
-      </w:r>
-      <w:r>
-        <w:rPr>
-          <w:lang w:val="en_US" w:bidi="en_US"/>
-        </w:rPr>
-        <w:t xml:space="preserve"> also love the chosen lady and her children. Pause this audio here.</w:t>
-      </w:r>
-    </w:p>
-    <w:p>
-      <w:pPr/>
-      <w:r>
-        <w:rPr>
-          <w:lang w:val="en_US" w:bidi="en_US"/>
-        </w:rPr>
-      </w:r>
-      <w:r>
-        <w:rPr>
-          <w:lang w:val="en_US" w:bidi="en_US"/>
-        </w:rPr>
-        <w:t xml:space="preserve">John says that God will give the believers grace, mercy, and peace. These words could also mean that John </w:t>
-      </w:r>
-      <w:r>
-        <w:rPr>
-          <w:i/>
-          <w:lang w:val="en_US" w:bidi="en_US"/>
-        </w:rPr>
-        <w:t>prays</w:t>
-      </w:r>
-      <w:r>
-        <w:rPr>
-          <w:lang w:val="en_US" w:bidi="en_US"/>
-        </w:rPr>
-        <w:t xml:space="preserve"> that God will give the believers these things. When God gives </w:t>
-      </w:r>
-      <w:r>
-        <w:rPr>
-          <w:b/>
-          <w:lang w:val="en_US" w:bidi="en_US"/>
-        </w:rPr>
-        <w:t>grace</w:t>
-      </w:r>
-      <w:r>
-        <w:rPr>
-          <w:lang w:val="en_US" w:bidi="en_US"/>
-        </w:rPr>
-        <w:t>, it means that God will do good things for the believers even though they do not deserve it.</w:t>
-      </w:r>
-    </w:p>
-    <w:p>
-      <w:pPr/>
-      <w:r>
-        <w:rPr>
-          <w:lang w:val="en_US" w:bidi="en_US"/>
-        </w:rPr>
-      </w:r>
-      <w:r>
-        <w:rPr>
-          <w:lang w:val="en_US" w:bidi="en_US"/>
-        </w:rPr>
-        <w:t xml:space="preserve">Stop here and discuss how you can say that God will give the believers </w:t>
-      </w:r>
-      <w:r>
-        <w:rPr>
-          <w:b/>
-          <w:lang w:val="en_US" w:bidi="en_US"/>
-        </w:rPr>
-        <w:t>grace</w:t>
-      </w:r>
-      <w:r>
-        <w:rPr>
-          <w:lang w:val="en_US" w:bidi="en_US"/>
-        </w:rPr>
-        <w:t xml:space="preserve">. The word </w:t>
-      </w:r>
-      <w:r>
-        <w:rPr>
-          <w:lang w:val="en_US" w:bidi="en_US"/>
-        </w:rPr>
-        <w:t>grace</w:t>
-      </w:r>
-      <w:r>
-        <w:rPr>
-          <w:lang w:val="en_US" w:bidi="en_US"/>
-        </w:rPr>
-        <w:t xml:space="preserve"> is in the Master Glossary. Use the same word or phrase that you have used in previous passages. Pause this audio here.</w:t>
-      </w:r>
-    </w:p>
-    <w:p>
-      <w:pPr/>
-      <w:r>
-        <w:rPr>
-          <w:lang w:val="en_US" w:bidi="en_US"/>
-        </w:rPr>
-      </w:r>
-      <w:r>
-        <w:rPr>
-          <w:lang w:val="en_US" w:bidi="en_US"/>
-        </w:rPr>
-        <w:t xml:space="preserve">When God gives </w:t>
-      </w:r>
-      <w:r>
-        <w:rPr>
-          <w:b/>
-          <w:lang w:val="en_US" w:bidi="en_US"/>
-        </w:rPr>
-        <w:t>mercy</w:t>
-      </w:r>
-      <w:r>
-        <w:rPr>
-          <w:lang w:val="en_US" w:bidi="en_US"/>
-        </w:rPr>
-        <w:t>, it means that God will be good and kind to the believers. God will have compassion on the believers.</w:t>
-      </w:r>
-    </w:p>
-    <w:p>
-      <w:pPr/>
-      <w:r>
-        <w:rPr>
-          <w:lang w:val="en_US" w:bidi="en_US"/>
-        </w:rPr>
-      </w:r>
-      <w:r>
-        <w:rPr>
-          <w:lang w:val="en_US" w:bidi="en_US"/>
-        </w:rPr>
-        <w:t xml:space="preserve">Stop here and discuss how you can say that God will give the believers </w:t>
-      </w:r>
-      <w:r>
-        <w:rPr>
-          <w:b/>
-          <w:lang w:val="en_US" w:bidi="en_US"/>
-        </w:rPr>
-        <w:t>mercy</w:t>
-      </w:r>
-      <w:r>
-        <w:rPr>
-          <w:lang w:val="en_US" w:bidi="en_US"/>
-        </w:rPr>
-        <w:t xml:space="preserve">. The word </w:t>
-      </w:r>
-      <w:r>
-        <w:rPr>
-          <w:lang w:val="en_US" w:bidi="en_US"/>
-        </w:rPr>
-        <w:t>mercy</w:t>
-      </w:r>
-      <w:r>
-        <w:rPr>
-          <w:lang w:val="en_US" w:bidi="en_US"/>
-        </w:rPr>
-        <w:t xml:space="preserve"> is in the Master Glossary. Use the same word or phrase that you have used in previous passages. Pause this audio here.</w:t>
-      </w:r>
-    </w:p>
-    <w:p>
-      <w:pPr/>
-      <w:r>
-        <w:rPr>
-          <w:lang w:val="en_US" w:bidi="en_US"/>
-        </w:rPr>
-      </w:r>
-      <w:r>
-        <w:rPr>
-          <w:lang w:val="en_US" w:bidi="en_US"/>
-        </w:rPr>
-        <w:t xml:space="preserve">When God gives </w:t>
-      </w:r>
-      <w:r>
-        <w:rPr>
-          <w:b/>
-          <w:lang w:val="en_US" w:bidi="en_US"/>
-        </w:rPr>
-        <w:t>peace</w:t>
-      </w:r>
-      <w:r>
-        <w:rPr>
-          <w:lang w:val="en_US" w:bidi="en_US"/>
-        </w:rPr>
-        <w:t>, it means that the people will feel good in every way. The people will live in harmony with God, with each other, and with nature. No matter what circumstances the people have, they are content.</w:t>
-      </w:r>
-    </w:p>
-    <w:p>
-      <w:pPr/>
-      <w:r>
-        <w:rPr>
-          <w:lang w:val="en_US" w:bidi="en_US"/>
-        </w:rPr>
-      </w:r>
-      <w:r>
-        <w:rPr>
-          <w:lang w:val="en_US" w:bidi="en_US"/>
-        </w:rPr>
-        <w:t xml:space="preserve">Stop here and discuss how you can say that God will give the believers </w:t>
-      </w:r>
-      <w:r>
-        <w:rPr>
-          <w:b/>
-          <w:lang w:val="en_US" w:bidi="en_US"/>
-        </w:rPr>
-        <w:t>peace</w:t>
-      </w:r>
-      <w:r>
-        <w:rPr>
-          <w:lang w:val="en_US" w:bidi="en_US"/>
-        </w:rPr>
-        <w:t xml:space="preserve">. The word </w:t>
-      </w:r>
-      <w:r>
-        <w:rPr>
-          <w:lang w:val="en_US" w:bidi="en_US"/>
-        </w:rPr>
-        <w:t>peace</w:t>
-      </w:r>
-      <w:r>
-        <w:rPr>
-          <w:lang w:val="en_US" w:bidi="en_US"/>
-        </w:rPr>
-        <w:t xml:space="preserve"> is in the Master Glossary. Use the same word or phrase that you have used in previous passages. Pause this audio here.</w:t>
-      </w:r>
-    </w:p>
-    <w:p>
-      <w:pPr/>
-      <w:r>
-        <w:rPr>
-          <w:lang w:val="en_US" w:bidi="en_US"/>
-        </w:rPr>
-      </w:r>
-      <w:r>
-        <w:rPr>
-          <w:lang w:val="en_US" w:bidi="en_US"/>
-        </w:rPr>
-        <w:t xml:space="preserve">God the Father, and Jesus </w:t>
-      </w:r>
-      <w:r>
-        <w:rPr>
-          <w:b/>
-          <w:lang w:val="en_US" w:bidi="en_US"/>
-        </w:rPr>
-        <w:t>Christ</w:t>
-      </w:r>
-      <w:r>
-        <w:rPr>
-          <w:lang w:val="en_US" w:bidi="en_US"/>
-        </w:rPr>
-        <w:t xml:space="preserve">, the </w:t>
-      </w:r>
-      <w:r>
-        <w:rPr>
-          <w:b/>
-          <w:lang w:val="en_US" w:bidi="en_US"/>
-        </w:rPr>
-        <w:t>Son of the Father</w:t>
-      </w:r>
-      <w:r>
-        <w:rPr>
-          <w:lang w:val="en_US" w:bidi="en_US"/>
-        </w:rPr>
-        <w:t xml:space="preserve">, will give us grace, mercy, and peace. Christ means the special King and Savior that God had promised to send. Christ is the same as "Messiah." Messiah is the Hebrew word, and Christ is the Greek translation of this word. When John calls Jesus the Christ, John means that Jesus is the Son of God. The word </w:t>
-      </w:r>
-      <w:r>
-        <w:rPr>
-          <w:lang w:val="en_US" w:bidi="en_US"/>
-        </w:rPr>
-        <w:t>Christ</w:t>
-      </w:r>
-      <w:r>
-        <w:rPr>
-          <w:lang w:val="en_US" w:bidi="en_US"/>
-        </w:rPr>
-        <w:t xml:space="preserve"> is in the Master Glossary. Use the same word as you used in other passages.</w:t>
-      </w:r>
-    </w:p>
-    <w:p>
-      <w:pPr/>
-      <w:r>
-        <w:rPr>
-          <w:lang w:val="en_US" w:bidi="en_US"/>
-        </w:rPr>
-      </w:r>
-      <w:r>
-        <w:rPr>
-          <w:lang w:val="en_US" w:bidi="en_US"/>
-        </w:rPr>
-        <w:t>Jesus Christ is the Son of the Father, because Jesus Christ is the Son of God.</w:t>
-      </w:r>
-    </w:p>
-    <w:p>
-      <w:pPr/>
-      <w:r>
-        <w:rPr>
-          <w:lang w:val="en_US" w:bidi="en_US"/>
-        </w:rPr>
-      </w:r>
-      <w:r>
-        <w:rPr>
-          <w:lang w:val="en_US" w:bidi="en_US"/>
-        </w:rPr>
-        <w:t xml:space="preserve">Stop here and discuss how you will say that God the Father, and his Son Jesus Christ—or God the Father and Jesus Christ, the </w:t>
-      </w:r>
-      <w:r>
-        <w:rPr>
-          <w:b/>
-          <w:lang w:val="en_US" w:bidi="en_US"/>
-        </w:rPr>
-        <w:t>Son of the Father</w:t>
-      </w:r>
-      <w:r>
-        <w:rPr>
-          <w:lang w:val="en_US" w:bidi="en_US"/>
-        </w:rPr>
-        <w:t xml:space="preserve">—will give us grace, mercy, and peace. The </w:t>
-      </w:r>
-      <w:r>
-        <w:rPr>
-          <w:lang w:val="en_US" w:bidi="en_US"/>
-        </w:rPr>
-        <w:t>Son of God</w:t>
-      </w:r>
-      <w:r>
-        <w:rPr>
-          <w:lang w:val="en_US" w:bidi="en_US"/>
-        </w:rPr>
-        <w:t xml:space="preserve"> is in the Master Glossary. Pause this audio here.</w:t>
-      </w:r>
-    </w:p>
-    <w:p>
-      <w:pPr/>
-      <w:r>
-        <w:rPr>
-          <w:lang w:val="en_US" w:bidi="en_US"/>
-        </w:rPr>
-      </w:r>
-      <w:r>
-        <w:rPr>
-          <w:lang w:val="en_US" w:bidi="en_US"/>
-        </w:rPr>
-        <w:t xml:space="preserve">John says that God will give us grace, mercy, and peace, in </w:t>
-      </w:r>
-      <w:r>
-        <w:rPr>
-          <w:b/>
-          <w:lang w:val="en_US" w:bidi="en_US"/>
-        </w:rPr>
-        <w:t>truth and love</w:t>
-      </w:r>
-      <w:r>
-        <w:rPr>
-          <w:lang w:val="en_US" w:bidi="en_US"/>
-        </w:rPr>
-        <w:t>. Because God loves us and because the message of God is true, God will do these good things for us.</w:t>
-      </w:r>
-    </w:p>
-    <w:p>
-      <w:pPr/>
-      <w:r>
-        <w:rPr>
-          <w:lang w:val="en_US" w:bidi="en_US"/>
-        </w:rPr>
-      </w:r>
-      <w:r>
-        <w:rPr>
-          <w:lang w:val="en_US" w:bidi="en_US"/>
-        </w:rPr>
-        <w:t xml:space="preserve">Stop here and discuss how you will say that God will give us these things in </w:t>
-      </w:r>
-      <w:r>
-        <w:rPr>
-          <w:b/>
-          <w:lang w:val="en_US" w:bidi="en_US"/>
-        </w:rPr>
-        <w:t>truth and love</w:t>
-      </w:r>
-      <w:r>
-        <w:rPr>
-          <w:lang w:val="en_US" w:bidi="en_US"/>
-        </w:rPr>
-        <w:t>.</w:t>
+        <w:t>In this session, retell the passage, as a group, in your own language.</w:t>
+      </w:r>
+    </w:p>
+    <w:p>
+      <w:pPr/>
+      <w:r>
+        <w:rPr>
+          <w:lang w:val="en_US" w:bidi="en_US"/>
+        </w:rPr>
+      </w:r>
+      <w:r>
+        <w:rPr>
+          <w:lang w:val="en_US" w:bidi="en_US"/>
+        </w:rPr>
+        <w:t>First, the whole group should practice telling the passage in your own language. Remember to include the things you decided in previous steps, like chronology, words, phrases, emotions, or anything else you discussed.</w:t>
+      </w:r>
+    </w:p>
+    <w:p>
+      <w:pPr/>
+      <w:r>
+        <w:rPr>
+          <w:lang w:val="en_US" w:bidi="en_US"/>
+        </w:rPr>
+      </w:r>
+      <w:r>
+        <w:rPr>
+          <w:lang w:val="en_US" w:bidi="en_US"/>
+        </w:rPr>
+        <w:t>One group member should tell a few sentences of the passage and pause. Another group member should tell the next part of the passage and pause. Do this until the group has retold the whole passage. The group members can correct each other in this step.</w:t>
+      </w:r>
+    </w:p>
+    <w:p>
+      <w:pPr/>
+      <w:r>
+        <w:rPr>
+          <w:lang w:val="en_US" w:bidi="en_US"/>
+        </w:rPr>
+      </w:r>
+      <w:r>
+        <w:rPr>
+          <w:lang w:val="en_US" w:bidi="en_US"/>
+        </w:rPr>
+        <w:t>Pause this audio here.</w:t>
+      </w:r>
+    </w:p>
+    <w:p>
+      <w:pPr/>
+      <w:r>
+        <w:rPr>
+          <w:lang w:val="en_US" w:bidi="en_US"/>
+        </w:rPr>
+      </w:r>
+      <w:r>
+        <w:rPr>
+          <w:lang w:val="en_US" w:bidi="en_US"/>
+        </w:rPr>
+        <w:t>Next, each member of the group should tell the whole passage without interruption at least one time. A group member can use random objects, motions, or their storyboard to help them remember the passage.</w:t>
+      </w:r>
+    </w:p>
+    <w:p>
+      <w:pPr/>
+      <w:r>
+        <w:rPr>
+          <w:lang w:val="en_US" w:bidi="en_US"/>
+        </w:rPr>
+      </w:r>
+      <w:r>
+        <w:rPr>
+          <w:lang w:val="en_US" w:bidi="en_US"/>
+        </w:rPr>
+        <w:t>Pause this audio here.</w:t>
+      </w:r>
+    </w:p>
+    <w:p>
+      <w:pPr/>
+      <w:r>
+        <w:rPr>
+          <w:lang w:val="en_US" w:bidi="en_US"/>
+        </w:rPr>
+      </w:r>
+      <w:r>
+        <w:rPr>
+          <w:lang w:val="en_US" w:bidi="en_US"/>
+        </w:rPr>
+        <w:t>Next, the group can decide whose version of the passage you like the most. You may decide that you liked the way one group member told one part but you liked the way a different group member told another part.</w:t>
+      </w:r>
+    </w:p>
+    <w:p>
+      <w:pPr/>
+      <w:r>
+        <w:rPr>
+          <w:lang w:val="en_US" w:bidi="en_US"/>
+        </w:rPr>
+      </w:r>
+      <w:r>
+        <w:rPr>
+          <w:lang w:val="en_US" w:bidi="en_US"/>
+        </w:rPr>
+        <w:t>Pause this audio here.</w:t>
+      </w:r>
+    </w:p>
+    <w:p>
+      <w:pPr/>
+      <w:r>
+        <w:rPr>
+          <w:lang w:val="en_US" w:bidi="en_US"/>
+        </w:rPr>
+      </w:r>
+      <w:r>
+        <w:rPr>
+          <w:lang w:val="en_US" w:bidi="en_US"/>
+        </w:rPr>
+        <w:t>Finally, the group can put together a final version of the passage that everyone agrees on. Each group member should practice telling this final version of the passage.</w:t>
+      </w:r>
+      <w:r>
+        <w:rPr>
+          <w:lang w:val="en_US" w:bidi="en_US"/>
+        </w:rPr>
+      </w:r>
+      <w:r>
+        <w:rPr>
+          <w:lang w:val="en_US" w:bidi="en_US"/>
+        </w:rPr>
+      </w:r>
+    </w:p>
+    <w:p>
+      <w:pPr/>
+      <w:r>
+        <w:rPr>
+          <w:lang w:val="en_US" w:bidi="en_US"/>
+        </w:rPr>
+      </w:r>
+    </w:p>
+    <w:p>
+      <w:pPr>
+        <w:pStyle w:val="Heading2"/>
+      </w:pPr>
+      <w:r>
+        <w:rPr>
+          <w:lang w:val="en_US" w:bidi="en_US"/>
+        </w:rPr>
+        <w:t>2 John 1:4–6</w:t>
       </w:r>
       <w:r>
         <w:rPr>
@@ -2471,713 +2493,12 @@
         <w:rPr>
           <w:lang w:val="en_US" w:bidi="en_US"/>
         </w:rPr>
-        <w:t>Speaking the Word</w:t>
-      </w:r>
-      <w:r>
-        <w:rPr>
-          <w:lang w:val="en_US" w:bidi="en_US"/>
-        </w:rPr>
-      </w:r>
-    </w:p>
-    <w:p>
-      <w:pPr>
-        <w:pStyle w:val="Heading3"/>
-      </w:pPr>
-      <w:r>
-        <w:rPr>
-          <w:lang w:val="en_US" w:bidi="en_US"/>
-        </w:rPr>
-        <w:t>Speaking the Word</w:t>
-      </w:r>
-    </w:p>
-    <w:p>
-      <w:pPr/>
-      <w:r>
-        <w:rPr>
-          <w:lang w:val="en_US" w:bidi="en_US"/>
-        </w:rPr>
-      </w:r>
-      <w:r>
-        <w:rPr>
-          <w:lang w:val="en_US" w:bidi="en_US"/>
-        </w:rPr>
-        <w:t>Listen to an audio version of the passage in the easiest-to-understand translation.</w:t>
-      </w:r>
-    </w:p>
-    <w:p>
-      <w:pPr/>
-      <w:r>
-        <w:rPr>
-          <w:lang w:val="en_US" w:bidi="en_US"/>
-        </w:rPr>
-      </w:r>
-      <w:r>
-        <w:rPr>
-          <w:lang w:val="en_US" w:bidi="en_US"/>
-        </w:rPr>
-        <w:t>Pause this audio here.</w:t>
-      </w:r>
-    </w:p>
-    <w:p>
-      <w:pPr/>
-      <w:r>
-        <w:rPr>
-          <w:lang w:val="en_US" w:bidi="en_US"/>
-        </w:rPr>
-      </w:r>
-      <w:r>
-        <w:rPr>
-          <w:lang w:val="en_US" w:bidi="en_US"/>
-        </w:rPr>
-        <w:t>In this session, retell the passage, as a group, in your own language.</w:t>
-      </w:r>
-    </w:p>
-    <w:p>
-      <w:pPr/>
-      <w:r>
-        <w:rPr>
-          <w:lang w:val="en_US" w:bidi="en_US"/>
-        </w:rPr>
-      </w:r>
-      <w:r>
-        <w:rPr>
-          <w:lang w:val="en_US" w:bidi="en_US"/>
-        </w:rPr>
-        <w:t>First, the whole group should practice telling the passage in your own language. Remember to include the things you decided in previous steps, like chronology, words, phrases, emotions, or anything else you discussed.</w:t>
-      </w:r>
-    </w:p>
-    <w:p>
-      <w:pPr/>
-      <w:r>
-        <w:rPr>
-          <w:lang w:val="en_US" w:bidi="en_US"/>
-        </w:rPr>
-      </w:r>
-      <w:r>
-        <w:rPr>
-          <w:lang w:val="en_US" w:bidi="en_US"/>
-        </w:rPr>
-        <w:t>One group member should tell a few sentences of the passage and pause. Another group member should tell the next part of the passage and pause. Do this until the group has retold the whole passage. The group members can correct each other in this step.</w:t>
-      </w:r>
-    </w:p>
-    <w:p>
-      <w:pPr/>
-      <w:r>
-        <w:rPr>
-          <w:lang w:val="en_US" w:bidi="en_US"/>
-        </w:rPr>
-      </w:r>
-      <w:r>
-        <w:rPr>
-          <w:lang w:val="en_US" w:bidi="en_US"/>
-        </w:rPr>
-        <w:t>Pause this audio here.</w:t>
-      </w:r>
-    </w:p>
-    <w:p>
-      <w:pPr/>
-      <w:r>
-        <w:rPr>
-          <w:lang w:val="en_US" w:bidi="en_US"/>
-        </w:rPr>
-      </w:r>
-      <w:r>
-        <w:rPr>
-          <w:lang w:val="en_US" w:bidi="en_US"/>
-        </w:rPr>
-        <w:t>Next, each member of the group should tell the whole passage without interruption at least one time. A group member can use random objects, motions, or their storyboard to help them remember the passage.</w:t>
-      </w:r>
-    </w:p>
-    <w:p>
-      <w:pPr/>
-      <w:r>
-        <w:rPr>
-          <w:lang w:val="en_US" w:bidi="en_US"/>
-        </w:rPr>
-      </w:r>
-      <w:r>
-        <w:rPr>
-          <w:lang w:val="en_US" w:bidi="en_US"/>
-        </w:rPr>
-        <w:t>Pause this audio here.</w:t>
-      </w:r>
-    </w:p>
-    <w:p>
-      <w:pPr/>
-      <w:r>
-        <w:rPr>
-          <w:lang w:val="en_US" w:bidi="en_US"/>
-        </w:rPr>
-      </w:r>
-      <w:r>
-        <w:rPr>
-          <w:lang w:val="en_US" w:bidi="en_US"/>
-        </w:rPr>
-        <w:t>Next, the group can decide whose version of the passage you like the most. You may decide that you liked the way one group member told one part but you liked the way a different group member told another part.</w:t>
-      </w:r>
-    </w:p>
-    <w:p>
-      <w:pPr/>
-      <w:r>
-        <w:rPr>
-          <w:lang w:val="en_US" w:bidi="en_US"/>
-        </w:rPr>
-      </w:r>
-      <w:r>
-        <w:rPr>
-          <w:lang w:val="en_US" w:bidi="en_US"/>
-        </w:rPr>
-        <w:t>Pause this audio here.</w:t>
-      </w:r>
-    </w:p>
-    <w:p>
-      <w:pPr/>
-      <w:r>
-        <w:rPr>
-          <w:lang w:val="en_US" w:bidi="en_US"/>
-        </w:rPr>
-      </w:r>
-      <w:r>
-        <w:rPr>
-          <w:lang w:val="en_US" w:bidi="en_US"/>
-        </w:rPr>
-        <w:t>Finally, the group can put together a final version of the passage that everyone agrees on. Each group member should practice telling this final version of the passage.</w:t>
-      </w:r>
-      <w:r>
-        <w:rPr>
-          <w:lang w:val="en_US" w:bidi="en_US"/>
-        </w:rPr>
-      </w:r>
-      <w:r>
-        <w:rPr>
-          <w:lang w:val="en_US" w:bidi="en_US"/>
-        </w:rPr>
-      </w:r>
-    </w:p>
-    <w:p>
-      <w:pPr/>
-      <w:r>
-        <w:rPr>
-          <w:lang w:val="en_US" w:bidi="en_US"/>
-        </w:rPr>
-      </w:r>
-    </w:p>
-    <w:p>
-      <w:pPr>
-        <w:pStyle w:val="Heading2"/>
-      </w:pPr>
-      <w:r>
-        <w:rPr>
-          <w:lang w:val="en_US" w:bidi="en_US"/>
-        </w:rPr>
-        <w:t>2 John 1:1–3</w:t>
-      </w:r>
-      <w:r>
-        <w:rPr>
-          <w:lang w:val="en_US" w:bidi="en_US"/>
-        </w:rPr>
-      </w:r>
-    </w:p>
-    <w:p>
-      <w:pPr>
-        <w:pStyle w:val="Heading4"/>
-      </w:pPr>
-      <w:r>
-        <w:rPr>
-          <w:lang w:val="en_US" w:bidi="en_US"/>
-        </w:rPr>
-        <w:t>Audio Content</w:t>
-      </w:r>
-      <w:r>
-        <w:rPr>
-          <w:lang w:val="en_US" w:bidi="en_US"/>
-        </w:rPr>
-      </w:r>
-    </w:p>
-    <w:p>
-      <w:pPr/>
-      <w:r>
-        <w:rPr>
-          <w:lang w:val="en_US" w:bidi="en_US"/>
-        </w:rPr>
-      </w:r>
-      <w:hyperlink r:id="rId13">
-        <w:r>
-          <w:rPr>
-            <w:lang w:val="en_US" w:bidi="en_US"/>
-          </w:rPr>
-          <w:rPr>
-            <w:color w:val="0000EE"/>
-            <w:u w:val="single"/>
-          </w:rPr>
-          <w:t>webm zip</w:t>
-        </w:r>
-      </w:hyperlink>
-      <w:r>
-        <w:rPr>
-          <w:lang w:val="en_US" w:bidi="en_US"/>
-        </w:rPr>
-        <w:t xml:space="preserve"> (14459632 KB)</w:t>
-      </w:r>
-      <w:r>
-        <w:rPr>
-          <w:lang w:val="en_US" w:bidi="en_US"/>
-        </w:rPr>
-      </w:r>
-      <w:r>
-        <w:rPr>
-          <w:lang w:val="en_US" w:bidi="en_US"/>
-        </w:rPr>
-      </w:r>
-    </w:p>
-    <w:p>
-      <w:pPr>
-        <w:pStyle w:val="ListBullet"/>
-        <w:spacing w:line="240" w:lineRule="auto"/>
-        <w:ind w:left="720"/>
-      </w:pPr>
-      <w:r>
-        <w:rPr>
-          <w:lang w:val="en_US" w:bidi="en_US"/>
-        </w:rPr>
-      </w:r>
-      <w:hyperlink r:id="rId14">
-        <w:r>
-          <w:rPr>
-            <w:lang w:val="en_US" w:bidi="en_US"/>
-          </w:rPr>
-          <w:rPr>
-            <w:color w:val="0000EE"/>
-            <w:u w:val="single"/>
-          </w:rPr>
-          <w:t>FIA Step 1</w:t>
-        </w:r>
-      </w:hyperlink>
-      <w:r>
-        <w:rPr>
-          <w:lang w:val="en_US" w:bidi="en_US"/>
-        </w:rPr>
-      </w:r>
-    </w:p>
-    <w:p>
-      <w:pPr>
-        <w:pStyle w:val="ListBullet"/>
-        <w:spacing w:line="240" w:lineRule="auto"/>
-        <w:ind w:left="720"/>
-      </w:pPr>
-      <w:r>
-        <w:rPr>
-          <w:lang w:val="en_US" w:bidi="en_US"/>
-        </w:rPr>
-      </w:r>
-      <w:hyperlink r:id="rId15">
-        <w:r>
-          <w:rPr>
-            <w:lang w:val="en_US" w:bidi="en_US"/>
-          </w:rPr>
-          <w:rPr>
-            <w:color w:val="0000EE"/>
-            <w:u w:val="single"/>
-          </w:rPr>
-          <w:t>FIA Step 2</w:t>
-        </w:r>
-      </w:hyperlink>
-      <w:r>
-        <w:rPr>
-          <w:lang w:val="en_US" w:bidi="en_US"/>
-        </w:rPr>
-      </w:r>
-    </w:p>
-    <w:p>
-      <w:pPr>
-        <w:pStyle w:val="ListBullet"/>
-        <w:spacing w:line="240" w:lineRule="auto"/>
-        <w:ind w:left="720"/>
-      </w:pPr>
-      <w:r>
-        <w:rPr>
-          <w:lang w:val="en_US" w:bidi="en_US"/>
-        </w:rPr>
-      </w:r>
-      <w:hyperlink r:id="rId16">
-        <w:r>
-          <w:rPr>
-            <w:lang w:val="en_US" w:bidi="en_US"/>
-          </w:rPr>
-          <w:rPr>
-            <w:color w:val="0000EE"/>
-            <w:u w:val="single"/>
-          </w:rPr>
-          <w:t>FIA Step 3</w:t>
-        </w:r>
-      </w:hyperlink>
-      <w:r>
-        <w:rPr>
-          <w:lang w:val="en_US" w:bidi="en_US"/>
-        </w:rPr>
-      </w:r>
-    </w:p>
-    <w:p>
-      <w:pPr>
-        <w:pStyle w:val="ListBullet"/>
-        <w:spacing w:line="240" w:lineRule="auto"/>
-        <w:ind w:left="720"/>
-      </w:pPr>
-      <w:r>
-        <w:rPr>
-          <w:lang w:val="en_US" w:bidi="en_US"/>
-        </w:rPr>
-      </w:r>
-      <w:hyperlink r:id="rId17">
-        <w:r>
-          <w:rPr>
-            <w:lang w:val="en_US" w:bidi="en_US"/>
-          </w:rPr>
-          <w:rPr>
-            <w:color w:val="0000EE"/>
-            <w:u w:val="single"/>
-          </w:rPr>
-          <w:t>FIA Step 4</w:t>
-        </w:r>
-      </w:hyperlink>
-      <w:r>
-        <w:rPr>
-          <w:lang w:val="en_US" w:bidi="en_US"/>
-        </w:rPr>
-      </w:r>
-    </w:p>
-    <w:p>
-      <w:pPr>
-        <w:pStyle w:val="ListBullet"/>
-        <w:spacing w:line="240" w:lineRule="auto"/>
-        <w:ind w:left="720"/>
-      </w:pPr>
-      <w:r>
-        <w:rPr>
-          <w:lang w:val="en_US" w:bidi="en_US"/>
-        </w:rPr>
-      </w:r>
-      <w:hyperlink r:id="rId18">
-        <w:r>
-          <w:rPr>
-            <w:lang w:val="en_US" w:bidi="en_US"/>
-          </w:rPr>
-          <w:rPr>
-            <w:color w:val="0000EE"/>
-            <w:u w:val="single"/>
-          </w:rPr>
-          <w:t>FIA Step 5</w:t>
-        </w:r>
-      </w:hyperlink>
-      <w:r>
-        <w:rPr>
-          <w:lang w:val="en_US" w:bidi="en_US"/>
-        </w:rPr>
-      </w:r>
-    </w:p>
-    <w:p>
-      <w:pPr>
-        <w:pStyle w:val="ListBullet"/>
-        <w:spacing w:line="240" w:lineRule="auto"/>
-        <w:ind w:left="720"/>
-      </w:pPr>
-      <w:r>
-        <w:rPr>
-          <w:lang w:val="en_US" w:bidi="en_US"/>
-        </w:rPr>
-      </w:r>
-      <w:hyperlink r:id="rId19">
-        <w:r>
-          <w:rPr>
-            <w:lang w:val="en_US" w:bidi="en_US"/>
-          </w:rPr>
-          <w:rPr>
-            <w:color w:val="0000EE"/>
-            <w:u w:val="single"/>
-          </w:rPr>
-          <w:t>FIA Step 6</w:t>
-        </w:r>
-      </w:hyperlink>
-      <w:r>
-        <w:rPr>
-          <w:lang w:val="en_US" w:bidi="en_US"/>
-        </w:rPr>
-      </w:r>
-      <w:r>
-        <w:rPr>
-          <w:lang w:val="en_US" w:bidi="en_US"/>
-        </w:rPr>
-      </w:r>
-    </w:p>
-    <w:p>
-      <w:pPr/>
-      <w:r>
-        <w:rPr>
-          <w:lang w:val="en_US" w:bidi="en_US"/>
-        </w:rPr>
-      </w:r>
-      <w:hyperlink r:id="rId20">
-        <w:r>
-          <w:rPr>
-            <w:lang w:val="en_US" w:bidi="en_US"/>
-          </w:rPr>
-          <w:rPr>
-            <w:color w:val="0000EE"/>
-            <w:u w:val="single"/>
-          </w:rPr>
-          <w:t>mp3 zip</w:t>
-        </w:r>
-      </w:hyperlink>
-      <w:r>
-        <w:rPr>
-          <w:lang w:val="en_US" w:bidi="en_US"/>
-        </w:rPr>
-        <w:t xml:space="preserve"> (17814724 KB)</w:t>
-      </w:r>
-      <w:r>
-        <w:rPr>
-          <w:lang w:val="en_US" w:bidi="en_US"/>
-        </w:rPr>
-      </w:r>
-      <w:r>
-        <w:rPr>
-          <w:lang w:val="en_US" w:bidi="en_US"/>
-        </w:rPr>
-      </w:r>
-    </w:p>
-    <w:p>
-      <w:pPr>
-        <w:pStyle w:val="ListBullet"/>
-        <w:spacing w:line="240" w:lineRule="auto"/>
-        <w:ind w:left="720"/>
-      </w:pPr>
-      <w:r>
-        <w:rPr>
-          <w:lang w:val="en_US" w:bidi="en_US"/>
-        </w:rPr>
-      </w:r>
-      <w:hyperlink r:id="rId21">
-        <w:r>
-          <w:rPr>
-            <w:lang w:val="en_US" w:bidi="en_US"/>
-          </w:rPr>
-          <w:rPr>
-            <w:color w:val="0000EE"/>
-            <w:u w:val="single"/>
-          </w:rPr>
-          <w:t>FIA Step 1</w:t>
-        </w:r>
-      </w:hyperlink>
-      <w:r>
-        <w:rPr>
-          <w:lang w:val="en_US" w:bidi="en_US"/>
-        </w:rPr>
-      </w:r>
-    </w:p>
-    <w:p>
-      <w:pPr>
-        <w:pStyle w:val="ListBullet"/>
-        <w:spacing w:line="240" w:lineRule="auto"/>
-        <w:ind w:left="720"/>
-      </w:pPr>
-      <w:r>
-        <w:rPr>
-          <w:lang w:val="en_US" w:bidi="en_US"/>
-        </w:rPr>
-      </w:r>
-      <w:hyperlink r:id="rId22">
-        <w:r>
-          <w:rPr>
-            <w:lang w:val="en_US" w:bidi="en_US"/>
-          </w:rPr>
-          <w:rPr>
-            <w:color w:val="0000EE"/>
-            <w:u w:val="single"/>
-          </w:rPr>
-          <w:t>FIA Step 2</w:t>
-        </w:r>
-      </w:hyperlink>
-      <w:r>
-        <w:rPr>
-          <w:lang w:val="en_US" w:bidi="en_US"/>
-        </w:rPr>
-      </w:r>
-    </w:p>
-    <w:p>
-      <w:pPr>
-        <w:pStyle w:val="ListBullet"/>
-        <w:spacing w:line="240" w:lineRule="auto"/>
-        <w:ind w:left="720"/>
-      </w:pPr>
-      <w:r>
-        <w:rPr>
-          <w:lang w:val="en_US" w:bidi="en_US"/>
-        </w:rPr>
-      </w:r>
-      <w:hyperlink r:id="rId23">
-        <w:r>
-          <w:rPr>
-            <w:lang w:val="en_US" w:bidi="en_US"/>
-          </w:rPr>
-          <w:rPr>
-            <w:color w:val="0000EE"/>
-            <w:u w:val="single"/>
-          </w:rPr>
-          <w:t>FIA Step 3</w:t>
-        </w:r>
-      </w:hyperlink>
-      <w:r>
-        <w:rPr>
-          <w:lang w:val="en_US" w:bidi="en_US"/>
-        </w:rPr>
-      </w:r>
-    </w:p>
-    <w:p>
-      <w:pPr>
-        <w:pStyle w:val="ListBullet"/>
-        <w:spacing w:line="240" w:lineRule="auto"/>
-        <w:ind w:left="720"/>
-      </w:pPr>
-      <w:r>
-        <w:rPr>
-          <w:lang w:val="en_US" w:bidi="en_US"/>
-        </w:rPr>
-      </w:r>
-      <w:hyperlink r:id="rId24">
-        <w:r>
-          <w:rPr>
-            <w:lang w:val="en_US" w:bidi="en_US"/>
-          </w:rPr>
-          <w:rPr>
-            <w:color w:val="0000EE"/>
-            <w:u w:val="single"/>
-          </w:rPr>
-          <w:t>FIA Step 4</w:t>
-        </w:r>
-      </w:hyperlink>
-      <w:r>
-        <w:rPr>
-          <w:lang w:val="en_US" w:bidi="en_US"/>
-        </w:rPr>
-      </w:r>
-    </w:p>
-    <w:p>
-      <w:pPr>
-        <w:pStyle w:val="ListBullet"/>
-        <w:spacing w:line="240" w:lineRule="auto"/>
-        <w:ind w:left="720"/>
-      </w:pPr>
-      <w:r>
-        <w:rPr>
-          <w:lang w:val="en_US" w:bidi="en_US"/>
-        </w:rPr>
-      </w:r>
-      <w:hyperlink r:id="rId25">
-        <w:r>
-          <w:rPr>
-            <w:lang w:val="en_US" w:bidi="en_US"/>
-          </w:rPr>
-          <w:rPr>
-            <w:color w:val="0000EE"/>
-            <w:u w:val="single"/>
-          </w:rPr>
-          <w:t>FIA Step 5</w:t>
-        </w:r>
-      </w:hyperlink>
-      <w:r>
-        <w:rPr>
-          <w:lang w:val="en_US" w:bidi="en_US"/>
-        </w:rPr>
-      </w:r>
-    </w:p>
-    <w:p>
-      <w:pPr>
-        <w:pStyle w:val="ListBullet"/>
-        <w:spacing w:line="240" w:lineRule="auto"/>
-        <w:ind w:left="720"/>
-      </w:pPr>
-      <w:r>
-        <w:rPr>
-          <w:lang w:val="en_US" w:bidi="en_US"/>
-        </w:rPr>
-      </w:r>
-      <w:hyperlink r:id="rId26">
-        <w:r>
-          <w:rPr>
-            <w:lang w:val="en_US" w:bidi="en_US"/>
-          </w:rPr>
-          <w:rPr>
-            <w:color w:val="0000EE"/>
-            <w:u w:val="single"/>
-          </w:rPr>
-          <w:t>FIA Step 6</w:t>
-        </w:r>
-      </w:hyperlink>
-      <w:r>
-        <w:rPr>
-          <w:lang w:val="en_US" w:bidi="en_US"/>
-        </w:rPr>
-      </w:r>
-      <w:r>
-        <w:rPr>
-          <w:lang w:val="en_US" w:bidi="en_US"/>
-        </w:rPr>
-      </w:r>
-      <w:r>
-        <w:rPr>
-          <w:lang w:val="en_US" w:bidi="en_US"/>
-        </w:rPr>
-      </w:r>
-    </w:p>
-    <w:p>
-      <w:pPr/>
-      <w:r>
-        <w:rPr>
-          <w:lang w:val="en_US" w:bidi="en_US"/>
-        </w:rPr>
-      </w:r>
-    </w:p>
-    <w:p>
-      <w:pPr>
-        <w:pStyle w:val="Heading2"/>
-      </w:pPr>
-      <w:r>
-        <w:rPr>
-          <w:lang w:val="en_US" w:bidi="en_US"/>
-        </w:rPr>
-        <w:t>2 John 1:4–6</w:t>
-      </w:r>
-      <w:r>
-        <w:rPr>
-          <w:lang w:val="en_US" w:bidi="en_US"/>
-        </w:rPr>
-      </w:r>
-    </w:p>
-    <w:p>
-      <w:pPr>
-        <w:pStyle w:val="Heading3"/>
-      </w:pPr>
-      <w:r>
-        <w:rPr>
-          <w:lang w:val="en_US" w:bidi="en_US"/>
-        </w:rPr>
         <w:t>Hear and Heart</w:t>
       </w:r>
       <w:r>
         <w:rPr>
           <w:lang w:val="en_US" w:bidi="en_US"/>
         </w:rPr>
-      </w:r>
-    </w:p>
-    <w:p>
-      <w:pPr>
-        <w:pStyle w:val="Heading3"/>
-      </w:pPr>
-      <w:r>
-        <w:rPr>
-          <w:lang w:val="en_US" w:bidi="en_US"/>
-        </w:rPr>
-        <w:t>Hear and Heart</w:t>
       </w:r>
     </w:p>
     <w:p>
@@ -3370,6 +2691,304 @@
       </w:r>
     </w:p>
     <w:p>
+      <w:pPr/>
+      <w:r>
+        <w:rPr>
+          <w:lang w:val="en_US" w:bidi="en_US"/>
+        </w:rPr>
+      </w:r>
+      <w:r>
+        <w:rPr>
+          <w:lang w:val="en_US" w:bidi="en_US"/>
+        </w:rPr>
+        <w:t>Listen to an audio version of 2 John verses 4–6 in the easiest-to-understand translation.</w:t>
+      </w:r>
+    </w:p>
+    <w:p>
+      <w:pPr/>
+      <w:r>
+        <w:rPr>
+          <w:lang w:val="en_US" w:bidi="en_US"/>
+        </w:rPr>
+      </w:r>
+      <w:r>
+        <w:rPr>
+          <w:lang w:val="en_US" w:bidi="en_US"/>
+        </w:rPr>
+        <w:t>Pause this audio here.</w:t>
+      </w:r>
+    </w:p>
+    <w:p>
+      <w:pPr/>
+      <w:r>
+        <w:rPr>
+          <w:lang w:val="en_US" w:bidi="en_US"/>
+        </w:rPr>
+      </w:r>
+      <w:r>
+        <w:rPr>
+          <w:lang w:val="en_US" w:bidi="en_US"/>
+        </w:rPr>
+        <w:t>After John has greeted his listeners, John says he is very happy that some of the believers are walking in the truth. In the previous book by John, 'first John', we also saw that John uses the word "walking" in a special way. For John, someone who walks in the truth is someone who believes the true message of God and who obeys this message. This person does what God wants us to do.</w:t>
+      </w:r>
+    </w:p>
+    <w:p>
+      <w:pPr/>
+      <w:r>
+        <w:rPr>
+          <w:lang w:val="en_US" w:bidi="en_US"/>
+        </w:rPr>
+      </w:r>
+      <w:r>
+        <w:rPr>
+          <w:lang w:val="en_US" w:bidi="en_US"/>
+        </w:rPr>
+        <w:t>John then asks his listeners to do something. John wants that his listeners and John himself will keep loving each other. John had already said, when he began his letter, that he loves the people to whom John is writing. Now, John also wants that they keep loving him, and that they keep loving each other.</w:t>
+      </w:r>
+    </w:p>
+    <w:p>
+      <w:pPr/>
+      <w:r>
+        <w:rPr>
+          <w:lang w:val="en_US" w:bidi="en_US"/>
+        </w:rPr>
+      </w:r>
+      <w:r>
+        <w:rPr>
+          <w:lang w:val="en_US" w:bidi="en_US"/>
+        </w:rPr>
+        <w:t>John tells the believers that this is not a new commandment. This is a commandment that the believers already know from the beginning, from the time that they became believers. You probably recognize that John had said almost the same thing in his first book, the sermon!</w:t>
+      </w:r>
+    </w:p>
+    <w:p>
+      <w:pPr/>
+      <w:r>
+        <w:rPr>
+          <w:lang w:val="en_US" w:bidi="en_US"/>
+        </w:rPr>
+      </w:r>
+      <w:r>
+        <w:rPr>
+          <w:lang w:val="en_US" w:bidi="en_US"/>
+        </w:rPr>
+        <w:t>Because John says that this is not a new commandment, John makes clear that what he says completely fits the gospel message that the believers had first heard. John is not changing God's message. This is quite different from the fake believers, who were changing God's message!</w:t>
+      </w:r>
+    </w:p>
+    <w:p>
+      <w:pPr/>
+      <w:r>
+        <w:rPr>
+          <w:lang w:val="en_US" w:bidi="en_US"/>
+        </w:rPr>
+      </w:r>
+      <w:r>
+        <w:rPr>
+          <w:lang w:val="en_US" w:bidi="en_US"/>
+        </w:rPr>
+        <w:t>Stop here and do this activity: Make a tray with some random objects. Make a row of people. Give the tray to the first person. This person gives the tray to the next person, and so forth. Be careful to keep the objects on the tray in the same position. Pause this audio here.</w:t>
+      </w:r>
+    </w:p>
+    <w:p>
+      <w:pPr/>
+      <w:r>
+        <w:rPr>
+          <w:lang w:val="en_US" w:bidi="en_US"/>
+        </w:rPr>
+      </w:r>
+      <w:r>
+        <w:rPr>
+          <w:lang w:val="en_US" w:bidi="en_US"/>
+        </w:rPr>
+        <w:t>When you were doing this activity, everybody was careful to pass on the tray in the same way as they received it. Like that, John and the other apostles carefully passed on the gospel message to other people, just in the way that they had learned it from Jesus.</w:t>
+      </w:r>
+    </w:p>
+    <w:p>
+      <w:pPr/>
+      <w:r>
+        <w:rPr>
+          <w:lang w:val="en_US" w:bidi="en_US"/>
+        </w:rPr>
+      </w:r>
+      <w:r>
+        <w:rPr>
+          <w:lang w:val="en_US" w:bidi="en_US"/>
+        </w:rPr>
+        <w:t>Now, stop here and do this activity: Use the same tray with objects, and again, pass on this tray from person to person. This time, some people can decide to take an object away from the tray, or to add something else. Pause this audio here.</w:t>
+      </w:r>
+    </w:p>
+    <w:p>
+      <w:pPr/>
+      <w:r>
+        <w:rPr>
+          <w:lang w:val="en_US" w:bidi="en_US"/>
+        </w:rPr>
+      </w:r>
+      <w:r>
+        <w:rPr>
+          <w:lang w:val="en_US" w:bidi="en_US"/>
+        </w:rPr>
+        <w:t>When you did this activity, at the end the tray looked quite different from what it looked like in the beginning! People changed the tray. Like that, some people in John's time, and even today, are changing the gospel message. But John reminds his listeners that what John tells them is the same as what the believers had first heard. John has not changed the message.</w:t>
+      </w:r>
+    </w:p>
+    <w:p>
+      <w:pPr/>
+      <w:r>
+        <w:rPr>
+          <w:lang w:val="en_US" w:bidi="en_US"/>
+        </w:rPr>
+      </w:r>
+      <w:r>
+        <w:rPr>
+          <w:lang w:val="en_US" w:bidi="en_US"/>
+        </w:rPr>
+        <w:t>We have used some imaginary people, Sam and Sally, as an example of people who had changed the gospel message. Sam and Sally were believing the wrong things about Jesus. Sam and Sally had stopped loving the other believers and had left the church. Sam and Sally no longer wanted to listen to John. They no longer loved John.</w:t>
+      </w:r>
+    </w:p>
+    <w:p>
+      <w:pPr/>
+      <w:r>
+        <w:rPr>
+          <w:lang w:val="en_US" w:bidi="en_US"/>
+        </w:rPr>
+      </w:r>
+      <w:r>
+        <w:rPr>
+          <w:lang w:val="en_US" w:bidi="en_US"/>
+        </w:rPr>
+        <w:t>John might have been worried that the people to whom he is writing had also begun to believe wrong things. But, fortunately, John has heard that this is not the case. And John really wants the believers to keep believing the right things, and to keep their good relationship with John. As John said at the beginning of his first book, his sermon, if the believers keep listening to John and follow John's teaching, then they will have a good relationship with John. And then, the believers will also have a good relationship with God and with Jesus.</w:t>
+      </w:r>
+    </w:p>
+    <w:p>
+      <w:pPr/>
+      <w:r>
+        <w:rPr>
+          <w:lang w:val="en_US" w:bidi="en_US"/>
+        </w:rPr>
+      </w:r>
+      <w:r>
+        <w:rPr>
+          <w:lang w:val="en_US" w:bidi="en_US"/>
+        </w:rPr>
+        <w:t xml:space="preserve">Because John knows that </w:t>
+      </w:r>
+      <w:r>
+        <w:rPr>
+          <w:i/>
+          <w:lang w:val="en_US" w:bidi="en_US"/>
+        </w:rPr>
+        <w:t>some</w:t>
+      </w:r>
+      <w:r>
+        <w:rPr>
+          <w:lang w:val="en_US" w:bidi="en_US"/>
+        </w:rPr>
+        <w:t xml:space="preserve"> of the believers are walking in the truth, John also knows that other believers might be doubting or beginning to believe the wrong things. And some people might have stopped loving each other. Therefore, it is important for John to remind the believers to love each other.</w:t>
+      </w:r>
+    </w:p>
+    <w:p>
+      <w:pPr/>
+      <w:r>
+        <w:rPr>
+          <w:lang w:val="en_US" w:bidi="en_US"/>
+        </w:rPr>
+      </w:r>
+      <w:r>
+        <w:rPr>
+          <w:lang w:val="en_US" w:bidi="en_US"/>
+        </w:rPr>
+        <w:t>The way that God wants us to love each other is not by feeling good about each other, but by being kind to each other, helping each other, and showing that we want the best for each other. Loving someone like this can be difficult because it means that you have to do good things for people even if this will be inconvenient to you.</w:t>
+      </w:r>
+    </w:p>
+    <w:p>
+      <w:pPr/>
+      <w:r>
+        <w:rPr>
+          <w:lang w:val="en_US" w:bidi="en_US"/>
+        </w:rPr>
+      </w:r>
+      <w:r>
+        <w:rPr>
+          <w:lang w:val="en_US" w:bidi="en_US"/>
+        </w:rPr>
+        <w:t>John shows that believing the right things about Jesus, obeying what God wants, and loving other people belong together. All of this is part of what John calls "walking in the truth." The fake believers did not believe the right things about Jesus. And these people also did not think that it was important to obey God. And instead of loving the other believers, these people looked down on others and quarreled with them.</w:t>
+      </w:r>
+    </w:p>
+    <w:p>
+      <w:pPr/>
+      <w:r>
+        <w:rPr>
+          <w:lang w:val="en_US" w:bidi="en_US"/>
+        </w:rPr>
+      </w:r>
+      <w:r>
+        <w:rPr>
+          <w:lang w:val="en_US" w:bidi="en_US"/>
+        </w:rPr>
+        <w:t>Stop here and do this activity: Get a large, empty bowl and three different cups or bottles that you fill with liquid. You could just put water in the cups, but if you want to make it more exciting, use different colors of liquids. Then, pour the liquid from each of these cups into the large bowl, and stir. See what happens! Pause this audio here.</w:t>
+      </w:r>
+    </w:p>
+    <w:p>
+      <w:pPr/>
+      <w:r>
+        <w:rPr>
+          <w:lang w:val="en_US" w:bidi="en_US"/>
+        </w:rPr>
+      </w:r>
+      <w:r>
+        <w:rPr>
+          <w:lang w:val="en_US" w:bidi="en_US"/>
+        </w:rPr>
+        <w:t>When you did this activity, all the liquids merged together in the bowl. You no longer could see which drops of water came from which cup. And if you had used liquids with different colors, now everything had the same color.</w:t>
+      </w:r>
+    </w:p>
+    <w:p>
+      <w:pPr/>
+      <w:r>
+        <w:rPr>
+          <w:lang w:val="en_US" w:bidi="en_US"/>
+        </w:rPr>
+      </w:r>
+      <w:r>
+        <w:rPr>
+          <w:lang w:val="en_US" w:bidi="en_US"/>
+        </w:rPr>
+        <w:t>In the same way, John shows us that we cannot really separate believing the right things about Jesus, obeying what God wants, and loving other believers. Each of these things belongs together, just as all the liquid in your bowl now belongs together.</w:t>
+      </w:r>
+    </w:p>
+    <w:p>
+      <w:pPr/>
+      <w:r>
+        <w:rPr>
+          <w:lang w:val="en_US" w:bidi="en_US"/>
+        </w:rPr>
+      </w:r>
+      <w:r>
+        <w:rPr>
+          <w:lang w:val="en_US" w:bidi="en_US"/>
+        </w:rPr>
+        <w:t>And so, John encourages the believers to believe God's true message, to obey God, and to love each other.</w:t>
+      </w:r>
+    </w:p>
+    <w:p>
+      <w:pPr/>
+      <w:r>
+        <w:rPr>
+          <w:lang w:val="en_US" w:bidi="en_US"/>
+        </w:rPr>
+      </w:r>
+      <w:r>
+        <w:rPr>
+          <w:lang w:val="en_US" w:bidi="en_US"/>
+        </w:rPr>
+        <w:t>Stop here and, if you like, do this activity: Sing a song about obeying God and loving each other! Make a new song if you do not have one!</w:t>
+      </w:r>
+      <w:r>
+        <w:rPr>
+          <w:lang w:val="en_US" w:bidi="en_US"/>
+        </w:rPr>
+      </w:r>
+    </w:p>
+    <w:p>
       <w:pPr>
         <w:pStyle w:val="Heading3"/>
       </w:pPr>
@@ -3377,332 +2996,12 @@
         <w:rPr>
           <w:lang w:val="en_US" w:bidi="en_US"/>
         </w:rPr>
-        <w:t>Setting the Stage</w:t>
-      </w:r>
-    </w:p>
-    <w:p>
-      <w:pPr/>
-      <w:r>
-        <w:rPr>
-          <w:lang w:val="en_US" w:bidi="en_US"/>
-        </w:rPr>
-      </w:r>
-      <w:r>
-        <w:rPr>
-          <w:lang w:val="en_US" w:bidi="en_US"/>
-        </w:rPr>
-        <w:t>Listen to an audio version of 2 John verses 4–6 in the easiest-to-understand translation.</w:t>
-      </w:r>
-    </w:p>
-    <w:p>
-      <w:pPr/>
-      <w:r>
-        <w:rPr>
-          <w:lang w:val="en_US" w:bidi="en_US"/>
-        </w:rPr>
-      </w:r>
-      <w:r>
-        <w:rPr>
-          <w:lang w:val="en_US" w:bidi="en_US"/>
-        </w:rPr>
-        <w:t>Pause this audio here.</w:t>
-      </w:r>
-    </w:p>
-    <w:p>
-      <w:pPr/>
-      <w:r>
-        <w:rPr>
-          <w:lang w:val="en_US" w:bidi="en_US"/>
-        </w:rPr>
-      </w:r>
-      <w:r>
-        <w:rPr>
-          <w:lang w:val="en_US" w:bidi="en_US"/>
-        </w:rPr>
-        <w:t>After John has greeted his listeners, John says he is very happy that some of the believers are walking in the truth. In the previous book by John, "first John," we also saw that John uses the word "walking" in a special way. For John, someone who walks in the truth is someone who believes the true message of God and who obeys this message. This person does what God wants us to do.</w:t>
-      </w:r>
-    </w:p>
-    <w:p>
-      <w:pPr/>
-      <w:r>
-        <w:rPr>
-          <w:lang w:val="en_US" w:bidi="en_US"/>
-        </w:rPr>
-      </w:r>
-      <w:r>
-        <w:rPr>
-          <w:lang w:val="en_US" w:bidi="en_US"/>
-        </w:rPr>
-        <w:t>John then asks his listeners to do something. John wants that his listeners and John himself will keep loving each other. John had already said, when he began his letter, that he loves the people to whom John is writing. Now, John also wants that they keep loving him, and that they keep loving each other.</w:t>
-      </w:r>
-    </w:p>
-    <w:p>
-      <w:pPr/>
-      <w:r>
-        <w:rPr>
-          <w:lang w:val="en_US" w:bidi="en_US"/>
-        </w:rPr>
-      </w:r>
-      <w:r>
-        <w:rPr>
-          <w:lang w:val="en_US" w:bidi="en_US"/>
-        </w:rPr>
-        <w:t>John tells the believers that this is not a new commandment. This is a commandment that the believers already know from the beginning, from the time that they became believers. You probably recognize that John had said almost the same thing in his first book, the sermon!</w:t>
-      </w:r>
-    </w:p>
-    <w:p>
-      <w:pPr/>
-      <w:r>
-        <w:rPr>
-          <w:lang w:val="en_US" w:bidi="en_US"/>
-        </w:rPr>
-      </w:r>
-      <w:r>
-        <w:rPr>
-          <w:lang w:val="en_US" w:bidi="en_US"/>
-        </w:rPr>
-        <w:t>Because John says that this is not a new commandment, John makes clear that what he says completely fits the gospel message that the believers had first heard. John is not changing God's message. This is quite different from the fake believers, who were changing God's message!</w:t>
-      </w:r>
-    </w:p>
-    <w:p>
-      <w:pPr/>
-      <w:r>
-        <w:rPr>
-          <w:lang w:val="en_US" w:bidi="en_US"/>
-        </w:rPr>
-      </w:r>
-      <w:r>
-        <w:rPr>
-          <w:lang w:val="en_US" w:bidi="en_US"/>
-        </w:rPr>
-        <w:t>Stop here and do this activity: Make a tray with some random objects. Make a row of people. Give the tray to the first person. This person gives the tray to the next person, and so forth. Be careful to keep the objects on the tray in the same position. Pause this audio here.</w:t>
-      </w:r>
-    </w:p>
-    <w:p>
-      <w:pPr/>
-      <w:r>
-        <w:rPr>
-          <w:lang w:val="en_US" w:bidi="en_US"/>
-        </w:rPr>
-      </w:r>
-      <w:r>
-        <w:rPr>
-          <w:lang w:val="en_US" w:bidi="en_US"/>
-        </w:rPr>
-        <w:t>When you were doing this activity, everybody was careful to pass on the tray in the same way as they received it. Like that, John and the other apostles carefully passed on the gospel message to other people, just in the way that they had learned it from Jesus.</w:t>
-      </w:r>
-    </w:p>
-    <w:p>
-      <w:pPr/>
-      <w:r>
-        <w:rPr>
-          <w:lang w:val="en_US" w:bidi="en_US"/>
-        </w:rPr>
-      </w:r>
-      <w:r>
-        <w:rPr>
-          <w:lang w:val="en_US" w:bidi="en_US"/>
-        </w:rPr>
-        <w:t>Now, stop here and do this activity: Use the same tray with objects, and again, pass on this tray from person to person. This time, some people can decide to take an object away from the tray, or to add something else. Pause this audio here.</w:t>
-      </w:r>
-    </w:p>
-    <w:p>
-      <w:pPr/>
-      <w:r>
-        <w:rPr>
-          <w:lang w:val="en_US" w:bidi="en_US"/>
-        </w:rPr>
-      </w:r>
-      <w:r>
-        <w:rPr>
-          <w:lang w:val="en_US" w:bidi="en_US"/>
-        </w:rPr>
-        <w:t>When you did this activity, at the end the tray looked quite different from what it looked like in the beginning! People changed the tray. Like that, some people in John's time, and even today, are changing the gospel message. But John reminds his listeners that what John tells them is the same as what the believers had first heard. John has not changed the message.</w:t>
-      </w:r>
-    </w:p>
-    <w:p>
-      <w:pPr/>
-      <w:r>
-        <w:rPr>
-          <w:lang w:val="en_US" w:bidi="en_US"/>
-        </w:rPr>
-      </w:r>
-      <w:r>
-        <w:rPr>
-          <w:lang w:val="en_US" w:bidi="en_US"/>
-        </w:rPr>
-        <w:t>We have used some imaginary people, Sam and Sally, as an example of people who had changed the gospel message. Sam and Sally were believing the wrong things about Jesus. Sam and Sally had stopped loving the other believers and had left the church. Sam and Sally no longer wanted to listen to John. They no longer loved John.</w:t>
-      </w:r>
-    </w:p>
-    <w:p>
-      <w:pPr/>
-      <w:r>
-        <w:rPr>
-          <w:lang w:val="en_US" w:bidi="en_US"/>
-        </w:rPr>
-      </w:r>
-      <w:r>
-        <w:rPr>
-          <w:lang w:val="en_US" w:bidi="en_US"/>
-        </w:rPr>
-        <w:t>John might have been worried that the people to whom he is writing had also begun to believe wrong things. But, fortunately, John has heard that this is not the case. And John really wants the believers to keep believing the right things, and to keep their good relationship with John. As John said at the beginning of his first book, his sermon, if the believers keep listening to John and follow John's teaching, then they will have a good relationship with John. And then, the believers will also have a good relationship with God and with Jesus.</w:t>
-      </w:r>
-    </w:p>
-    <w:p>
-      <w:pPr/>
-      <w:r>
-        <w:rPr>
-          <w:lang w:val="en_US" w:bidi="en_US"/>
-        </w:rPr>
-      </w:r>
-      <w:r>
-        <w:rPr>
-          <w:lang w:val="en_US" w:bidi="en_US"/>
-        </w:rPr>
-        <w:t xml:space="preserve">Because John knows that </w:t>
-      </w:r>
-      <w:r>
-        <w:rPr>
-          <w:i/>
-          <w:lang w:val="en_US" w:bidi="en_US"/>
-        </w:rPr>
-        <w:t>some</w:t>
-      </w:r>
-      <w:r>
-        <w:rPr>
-          <w:lang w:val="en_US" w:bidi="en_US"/>
-        </w:rPr>
-        <w:t xml:space="preserve"> of the believers are walking in the truth, John also knows that other believers might be doubting or beginning to believe the wrong things. And some people might have stopped loving each other. Therefore, it is important for John to remind the believers to love each other.</w:t>
-      </w:r>
-    </w:p>
-    <w:p>
-      <w:pPr/>
-      <w:r>
-        <w:rPr>
-          <w:lang w:val="en_US" w:bidi="en_US"/>
-        </w:rPr>
-      </w:r>
-      <w:r>
-        <w:rPr>
-          <w:lang w:val="en_US" w:bidi="en_US"/>
-        </w:rPr>
-        <w:t>The way that God wants us to love each other is not by feeling good about each other, but by being kind to each other, helping each other, and showing that we want the best for each other. Loving someone like this can be difficult because it means that you have to do good things for people even if this will be inconvenient to you.</w:t>
-      </w:r>
-    </w:p>
-    <w:p>
-      <w:pPr/>
-      <w:r>
-        <w:rPr>
-          <w:lang w:val="en_US" w:bidi="en_US"/>
-        </w:rPr>
-      </w:r>
-      <w:r>
-        <w:rPr>
-          <w:lang w:val="en_US" w:bidi="en_US"/>
-        </w:rPr>
-        <w:t>John shows that believing the right things about Jesus, obeying what God wants, and loving other people belong together. All of this is part of what John calls "walking in the truth." The fake believers did not believe the right things about Jesus. And these people also did not think that it was important to obey God. And instead of loving the other believers, these people looked down on others and quarreled with them.</w:t>
-      </w:r>
-    </w:p>
-    <w:p>
-      <w:pPr/>
-      <w:r>
-        <w:rPr>
-          <w:lang w:val="en_US" w:bidi="en_US"/>
-        </w:rPr>
-      </w:r>
-      <w:r>
-        <w:rPr>
-          <w:lang w:val="en_US" w:bidi="en_US"/>
-        </w:rPr>
-        <w:t>Stop here and do this activity: Get a large, empty bowl and three different cups or bottles that you fill with liquid. You could just put water in the cups, but if you want to make it more exciting, use different colors of liquids. Then, pour the liquid from each of these cups into the large bowl, and stir. See what happens! Pause this audio here.</w:t>
-      </w:r>
-    </w:p>
-    <w:p>
-      <w:pPr/>
-      <w:r>
-        <w:rPr>
-          <w:lang w:val="en_US" w:bidi="en_US"/>
-        </w:rPr>
-      </w:r>
-      <w:r>
-        <w:rPr>
-          <w:lang w:val="en_US" w:bidi="en_US"/>
-        </w:rPr>
-        <w:t>When you did this activity, all the liquids merged together in the bowl. You no longer could see which drops of water came from which cup. And if you had used liquids with different colors, now everything had the same color.</w:t>
-      </w:r>
-    </w:p>
-    <w:p>
-      <w:pPr/>
-      <w:r>
-        <w:rPr>
-          <w:lang w:val="en_US" w:bidi="en_US"/>
-        </w:rPr>
-      </w:r>
-      <w:r>
-        <w:rPr>
-          <w:lang w:val="en_US" w:bidi="en_US"/>
-        </w:rPr>
-        <w:t>In the same way, John shows us that we cannot really separate believing the right things about Jesus, obeying what God wants, and loving other believers. Each of these things belongs together, just as all the liquid in your bowl now belongs together.</w:t>
-      </w:r>
-    </w:p>
-    <w:p>
-      <w:pPr/>
-      <w:r>
-        <w:rPr>
-          <w:lang w:val="en_US" w:bidi="en_US"/>
-        </w:rPr>
-      </w:r>
-      <w:r>
-        <w:rPr>
-          <w:lang w:val="en_US" w:bidi="en_US"/>
-        </w:rPr>
-        <w:t>And so, John encourages the believers to believe God's true message, to obey God, and to love each other.</w:t>
-      </w:r>
-    </w:p>
-    <w:p>
-      <w:pPr/>
-      <w:r>
-        <w:rPr>
-          <w:lang w:val="en_US" w:bidi="en_US"/>
-        </w:rPr>
-      </w:r>
-      <w:r>
-        <w:rPr>
-          <w:lang w:val="en_US" w:bidi="en_US"/>
-        </w:rPr>
-        <w:t>Stop here and, if you like, do this activity: Sing a song about obeying God and loving each other! Make a new song if you do not have one!</w:t>
-      </w:r>
-      <w:r>
-        <w:rPr>
-          <w:lang w:val="en_US" w:bidi="en_US"/>
-        </w:rPr>
-      </w:r>
-    </w:p>
-    <w:p>
-      <w:pPr>
-        <w:pStyle w:val="Heading3"/>
-      </w:pPr>
-      <w:r>
-        <w:rPr>
-          <w:lang w:val="en_US" w:bidi="en_US"/>
-        </w:rPr>
         <w:t>Defining the Scenes</w:t>
       </w:r>
       <w:r>
         <w:rPr>
           <w:lang w:val="en_US" w:bidi="en_US"/>
         </w:rPr>
-      </w:r>
-    </w:p>
-    <w:p>
-      <w:pPr>
-        <w:pStyle w:val="Heading3"/>
-      </w:pPr>
-      <w:r>
-        <w:rPr>
-          <w:lang w:val="en_US" w:bidi="en_US"/>
-        </w:rPr>
-        <w:t>Defining the Scenes</w:t>
       </w:r>
     </w:p>
     <w:p>
@@ -3872,21 +3171,7 @@
         <w:rPr>
           <w:lang w:val="en_US" w:bidi="en_US"/>
         </w:rPr>
-        <w:t>When you translated the first book of John, we said that it was as if John was taking us on a walk in a garden or park. We asked you to turn your room into a garden. Have you still kept this garden? If so, which part or parts of the garden do you think John is in during this passage?</w:t>
-      </w:r>
-    </w:p>
-    <w:p>
-      <w:pPr/>
-      <w:r>
-        <w:rPr>
-          <w:lang w:val="en_US" w:bidi="en_US"/>
-        </w:rPr>
-      </w:r>
-      <w:r>
-        <w:rPr>
-          <w:lang w:val="en_US" w:bidi="en_US"/>
-        </w:rPr>
-        <w:t>Stop here and discuss where you think John is in the garden! Pause this audio here.</w:t>
+        <w:t>When you translated the first book of John, we said that it was as if John was taking us on a walk in a garden or park. We asked you to turn your room into a garden. Have you still kept this garden? If so, which part or parts of the garden do you think John is in during this passage? Stop here and discuss where you think John is in the garden! Pause this audio here.</w:t>
       </w:r>
     </w:p>
     <w:p>
@@ -4107,7 +3392,7 @@
         <w:rPr>
           <w:lang w:val="en_US" w:bidi="en_US"/>
         </w:rPr>
-        <w:t xml:space="preserve">When we were translating first John, we discovered that John likes to say the same thing twice, in a slightly different way. In this short passage, we also hear that John repeats the same things. John uses the word "walking" three times. One time, John talks about </w:t>
+        <w:t xml:space="preserve">When we were translating first John, we discovered that John likes to say the same thing twice, in a slightly different way. In this short passage, we also hear that John repeats the same things. John uses the word walking three times. One time, John talks about </w:t>
       </w:r>
       <w:r>
         <w:rPr>
@@ -4174,20 +3459,7 @@
         <w:rPr>
           <w:lang w:val="en_US" w:bidi="en_US"/>
         </w:rPr>
-        <w:t xml:space="preserve">Stop here and do this activity: Listen again to a translation of this passage, but this time, </w:t>
-      </w:r>
-      <w:r>
-        <w:rPr>
-          <w:i/>
-          <w:lang w:val="en_US" w:bidi="en_US"/>
-        </w:rPr>
-        <w:t>walk</w:t>
-      </w:r>
-      <w:r>
-        <w:rPr>
-          <w:lang w:val="en_US" w:bidi="en_US"/>
-        </w:rPr>
-        <w:t xml:space="preserve"> while you listen! Find a nice rhythm as you are walking. Walk in a circle, to remind yourself that obeying God and loving the other believers belong together, and that it is difficult to know which comes first! Pause this audio here.</w:t>
+        <w:t>Stop here and do this activity: Listen again to a translation of this passage, but this time, WALK while you listen! Find a nice rhythm as you are walking. Walk in a circle, to remind yourself that obeying God and loving the other believers belong together, and that it is difficult to know which comes first! Pause this audio here.</w:t>
       </w:r>
     </w:p>
     <w:p>
@@ -4223,17 +3495,6 @@
         <w:rPr>
           <w:lang w:val="en_US" w:bidi="en_US"/>
         </w:rPr>
-      </w:r>
-    </w:p>
-    <w:p>
-      <w:pPr>
-        <w:pStyle w:val="Heading3"/>
-      </w:pPr>
-      <w:r>
-        <w:rPr>
-          <w:lang w:val="en_US" w:bidi="en_US"/>
-        </w:rPr>
-        <w:t>Embodying the Text</w:t>
       </w:r>
     </w:p>
     <w:p>
@@ -4515,21 +3776,7 @@
         <w:rPr>
           <w:lang w:val="en_US" w:bidi="en_US"/>
         </w:rPr>
-        <w:t>Pause the drama.</w:t>
-      </w:r>
-    </w:p>
-    <w:p>
-      <w:pPr/>
-      <w:r>
-        <w:rPr>
-          <w:lang w:val="en_US" w:bidi="en_US"/>
-        </w:rPr>
-      </w:r>
-      <w:r>
-        <w:rPr>
-          <w:lang w:val="en_US" w:bidi="en_US"/>
-        </w:rPr>
-        <w:t>Ask the person playing John, "What are you thinking?" People may answer things like:</w:t>
+        <w:t>Pause the drama. Ask the person playing John, "What are you thinking?" People may answer things like:</w:t>
       </w:r>
     </w:p>
     <w:p>
@@ -4579,6 +3826,20 @@
         <w:rPr>
           <w:lang w:val="en_US" w:bidi="en_US"/>
         </w:rPr>
+        <w:t>Resume the drama.</w:t>
+      </w:r>
+    </w:p>
+    <w:p>
+      <w:pPr/>
+      <w:r>
+        <w:rPr>
+          <w:lang w:val="en_US" w:bidi="en_US"/>
+        </w:rPr>
+      </w:r>
+      <w:r>
+        <w:rPr>
+          <w:lang w:val="en_US" w:bidi="en_US"/>
+        </w:rPr>
         <w:t>John says something like this:</w:t>
       </w:r>
     </w:p>
@@ -4682,6 +3943,243 @@
       </w:r>
     </w:p>
     <w:p>
+      <w:pPr/>
+      <w:r>
+        <w:rPr>
+          <w:lang w:val="en_US" w:bidi="en_US"/>
+        </w:rPr>
+      </w:r>
+      <w:r>
+        <w:rPr>
+          <w:lang w:val="en_US" w:bidi="en_US"/>
+        </w:rPr>
+        <w:t>Listen to an audio version of 2 John verses 4–6 in the easiest-to-understand translation.</w:t>
+      </w:r>
+    </w:p>
+    <w:p>
+      <w:pPr/>
+      <w:r>
+        <w:rPr>
+          <w:lang w:val="en_US" w:bidi="en_US"/>
+        </w:rPr>
+      </w:r>
+      <w:r>
+        <w:rPr>
+          <w:lang w:val="en_US" w:bidi="en_US"/>
+        </w:rPr>
+        <w:t>Pause this audio here.</w:t>
+      </w:r>
+    </w:p>
+    <w:p>
+      <w:pPr/>
+      <w:r>
+        <w:rPr>
+          <w:lang w:val="en_US" w:bidi="en_US"/>
+        </w:rPr>
+      </w:r>
+      <w:r>
+        <w:rPr>
+          <w:lang w:val="en_US" w:bidi="en_US"/>
+        </w:rPr>
+        <w:t>In this step, the group will discuss key terms and words in this passage.</w:t>
+      </w:r>
+    </w:p>
+    <w:p>
+      <w:pPr/>
+      <w:r>
+        <w:rPr>
+          <w:lang w:val="en_US" w:bidi="en_US"/>
+        </w:rPr>
+      </w:r>
+      <w:r>
+        <w:rPr>
+          <w:lang w:val="en_US" w:bidi="en_US"/>
+        </w:rPr>
+        <w:t>John is very glad that some of the believers are walking in the truth. When John speaks about the truth, John means the true message that God has given the people. The word "truth" is, for John, another way to talk about the gospel. The gospel is the true message from God, the good news that God saves people through Jesus's death and resurrection. When people are walking in the truth, they are believing God's true message, and they continuously obey it. Some translations say that the believers are living in the truth. These translations do not use the word walking.</w:t>
+      </w:r>
+    </w:p>
+    <w:p>
+      <w:pPr/>
+      <w:r>
+        <w:rPr>
+          <w:lang w:val="en_US" w:bidi="en_US"/>
+        </w:rPr>
+      </w:r>
+      <w:r>
+        <w:rPr>
+          <w:lang w:val="en_US" w:bidi="en_US"/>
+        </w:rPr>
+        <w:t xml:space="preserve">Stop here and discuss how you will say in your language that people are </w:t>
+      </w:r>
+      <w:r>
+        <w:rPr>
+          <w:b/>
+          <w:lang w:val="en_US" w:bidi="en_US"/>
+        </w:rPr>
+        <w:t>walking in the truth.</w:t>
+      </w:r>
+      <w:r>
+        <w:rPr>
+          <w:lang w:val="en_US" w:bidi="en_US"/>
+        </w:rPr>
+        <w:t xml:space="preserve"> Use a similar word or phrase for walking as you used in first John when you were translating the phrase "walking in the light" or "walking in the darkness." Pause this audio here.</w:t>
+      </w:r>
+    </w:p>
+    <w:p>
+      <w:pPr/>
+      <w:r>
+        <w:rPr>
+          <w:lang w:val="en_US" w:bidi="en_US"/>
+        </w:rPr>
+      </w:r>
+      <w:r>
+        <w:rPr>
+          <w:lang w:val="en_US" w:bidi="en_US"/>
+        </w:rPr>
+        <w:t xml:space="preserve">The believers are walking in the truth. The </w:t>
+      </w:r>
+      <w:r>
+        <w:rPr>
+          <w:b/>
+          <w:lang w:val="en_US" w:bidi="en_US"/>
+        </w:rPr>
+        <w:t>Father</w:t>
+      </w:r>
+      <w:r>
+        <w:rPr>
+          <w:lang w:val="en_US" w:bidi="en_US"/>
+        </w:rPr>
+        <w:t xml:space="preserve"> had commanded the believers to do this. The Father refers to God the Father.</w:t>
+      </w:r>
+    </w:p>
+    <w:p>
+      <w:pPr/>
+      <w:r>
+        <w:rPr>
+          <w:lang w:val="en_US" w:bidi="en_US"/>
+        </w:rPr>
+      </w:r>
+      <w:r>
+        <w:rPr>
+          <w:lang w:val="en_US" w:bidi="en_US"/>
+        </w:rPr>
+        <w:t>John addresses the people to whom he is writing as "dear lady." A lady means an important woman, someone who has servants who obey her. John uses the word lady to talk about the church, the group of believers together. John calls these people "dear" because John loves them.</w:t>
+      </w:r>
+    </w:p>
+    <w:p>
+      <w:pPr/>
+      <w:r>
+        <w:rPr>
+          <w:lang w:val="en_US" w:bidi="en_US"/>
+        </w:rPr>
+      </w:r>
+      <w:r>
+        <w:rPr>
+          <w:lang w:val="en_US" w:bidi="en_US"/>
+        </w:rPr>
+        <w:t>Stop here and discuss if you want to say "</w:t>
+      </w:r>
+      <w:r>
+        <w:rPr>
+          <w:b/>
+          <w:lang w:val="en_US" w:bidi="en_US"/>
+        </w:rPr>
+        <w:t>dear lady</w:t>
+      </w:r>
+      <w:r>
+        <w:rPr>
+          <w:lang w:val="en_US" w:bidi="en_US"/>
+        </w:rPr>
+        <w:t>" or "</w:t>
+      </w:r>
+      <w:r>
+        <w:rPr>
+          <w:b/>
+          <w:lang w:val="en_US" w:bidi="en_US"/>
+        </w:rPr>
+        <w:t>dear friends</w:t>
+      </w:r>
+      <w:r>
+        <w:rPr>
+          <w:lang w:val="en_US" w:bidi="en_US"/>
+        </w:rPr>
+        <w:t>" to help your listeners understand that John is talking to a group of people. If you want to use the word "lady," use the same word as you used in the previous passage. If you want to use the phrase "dear friends," you can use the same phrase as you used in first John. Pause this audio here.</w:t>
+      </w:r>
+    </w:p>
+    <w:p>
+      <w:pPr/>
+      <w:r>
+        <w:rPr>
+          <w:lang w:val="en_US" w:bidi="en_US"/>
+        </w:rPr>
+      </w:r>
+      <w:r>
+        <w:rPr>
+          <w:lang w:val="en_US" w:bidi="en_US"/>
+        </w:rPr>
+        <w:t xml:space="preserve">John is not giving the people a new </w:t>
+      </w:r>
+      <w:r>
+        <w:rPr>
+          <w:b/>
+          <w:lang w:val="en_US" w:bidi="en_US"/>
+        </w:rPr>
+        <w:t>commandment</w:t>
+      </w:r>
+      <w:r>
+        <w:rPr>
+          <w:lang w:val="en_US" w:bidi="en_US"/>
+        </w:rPr>
+        <w:t>, but a commandment that the believers already know from the beginning. A commandment means an instruction that God has given. Use the same word or phrase as you have used in other passages. The word commandment is in the Master Glossary.</w:t>
+      </w:r>
+    </w:p>
+    <w:p>
+      <w:pPr/>
+      <w:r>
+        <w:rPr>
+          <w:lang w:val="en_US" w:bidi="en_US"/>
+        </w:rPr>
+      </w:r>
+      <w:r>
+        <w:rPr>
+          <w:lang w:val="en_US" w:bidi="en_US"/>
+        </w:rPr>
+        <w:t>The believers already know this commandment from the beginning. This means that they have known this commandment since the time that they became believers.</w:t>
+      </w:r>
+    </w:p>
+    <w:p>
+      <w:pPr/>
+      <w:r>
+        <w:rPr>
+          <w:lang w:val="en_US" w:bidi="en_US"/>
+        </w:rPr>
+      </w:r>
+      <w:r>
+        <w:rPr>
+          <w:lang w:val="en_US" w:bidi="en_US"/>
+        </w:rPr>
+        <w:t xml:space="preserve">Stop here and discuss how you will say in your language that the believers have already known this commandment </w:t>
+      </w:r>
+      <w:r>
+        <w:rPr>
+          <w:b/>
+          <w:lang w:val="en_US" w:bidi="en_US"/>
+        </w:rPr>
+        <w:t>from the beginning</w:t>
+      </w:r>
+      <w:r>
+        <w:rPr>
+          <w:lang w:val="en_US" w:bidi="en_US"/>
+        </w:rPr>
+        <w:t>. Use the same phrase as you used when you were translating 1 John. If you need to listen to your own translation of this passage in 1 John again, you can find it in 1 John 2:7.</w:t>
+      </w:r>
+      <w:r>
+        <w:rPr>
+          <w:lang w:val="en_US" w:bidi="en_US"/>
+        </w:rPr>
+      </w:r>
+    </w:p>
+    <w:p>
       <w:pPr>
         <w:pStyle w:val="Heading3"/>
       </w:pPr>
@@ -4689,21 +4187,26 @@
         <w:rPr>
           <w:lang w:val="en_US" w:bidi="en_US"/>
         </w:rPr>
-        <w:t>Filling the Gaps</w:t>
-      </w:r>
-    </w:p>
-    <w:p>
-      <w:pPr/>
-      <w:r>
-        <w:rPr>
-          <w:lang w:val="en_US" w:bidi="en_US"/>
-        </w:rPr>
-      </w:r>
-      <w:r>
-        <w:rPr>
-          <w:lang w:val="en_US" w:bidi="en_US"/>
-        </w:rPr>
-        <w:t>Listen to an audio version of 2 John verses 4–6 in the easiest-to-understand translation.</w:t>
+        <w:t>Speaking the Word</w:t>
+      </w:r>
+      <w:r>
+        <w:rPr>
+          <w:lang w:val="en_US" w:bidi="en_US"/>
+        </w:rPr>
+      </w:r>
+    </w:p>
+    <w:p>
+      <w:pPr/>
+      <w:r>
+        <w:rPr>
+          <w:lang w:val="en_US" w:bidi="en_US"/>
+        </w:rPr>
+      </w:r>
+      <w:r>
+        <w:rPr>
+          <w:lang w:val="en_US" w:bidi="en_US"/>
+        </w:rPr>
+        <w:t>Listen to an audio version of the passage in the easiest-to-understand translation.</w:t>
       </w:r>
     </w:p>
     <w:p>
@@ -4731,235 +4234,148 @@
         <w:rPr>
           <w:lang w:val="en_US" w:bidi="en_US"/>
         </w:rPr>
-        <w:t>In this step, the group will discuss key terms and words in this passage.</w:t>
-      </w:r>
-    </w:p>
-    <w:p>
-      <w:pPr/>
-      <w:r>
-        <w:rPr>
-          <w:lang w:val="en_US" w:bidi="en_US"/>
-        </w:rPr>
-      </w:r>
-      <w:r>
-        <w:rPr>
-          <w:lang w:val="en_US" w:bidi="en_US"/>
-        </w:rPr>
-        <w:t xml:space="preserve">John is very glad that some of the believers are </w:t>
-      </w:r>
-      <w:r>
-        <w:rPr>
-          <w:b/>
-          <w:lang w:val="en_US" w:bidi="en_US"/>
-        </w:rPr>
-        <w:t>walking in the truth</w:t>
-      </w:r>
-      <w:r>
-        <w:rPr>
-          <w:lang w:val="en_US" w:bidi="en_US"/>
-        </w:rPr>
-        <w:t>. When John speaks about the truth, John means the true message that God has given the people. The word "truth" is, for John, another way to talk about the gospel. The gospel is the true message from God, the good news that God saves people through Jesus's death and resurrection. When people are walking in the truth, they are believing God's true message, and they continuously obey it. Some translations say that the believers are living in the truth. These translations do not use the word walking.</w:t>
-      </w:r>
-    </w:p>
-    <w:p>
-      <w:pPr/>
-      <w:r>
-        <w:rPr>
-          <w:lang w:val="en_US" w:bidi="en_US"/>
-        </w:rPr>
-      </w:r>
-      <w:r>
-        <w:rPr>
-          <w:lang w:val="en_US" w:bidi="en_US"/>
-        </w:rPr>
-        <w:t xml:space="preserve">Stop here and discuss how you will say in your language that people are </w:t>
-      </w:r>
-      <w:r>
-        <w:rPr>
-          <w:b/>
-          <w:lang w:val="en_US" w:bidi="en_US"/>
-        </w:rPr>
-        <w:t>walking in the truth</w:t>
-      </w:r>
-      <w:r>
-        <w:rPr>
-          <w:lang w:val="en_US" w:bidi="en_US"/>
-        </w:rPr>
-        <w:t>. Use a similar word or phrase for walking as you used in first John when you were translating the phrase "walking in the light" or "walking in the darkness." Pause this audio here.</w:t>
-      </w:r>
-    </w:p>
-    <w:p>
-      <w:pPr/>
-      <w:r>
-        <w:rPr>
-          <w:lang w:val="en_US" w:bidi="en_US"/>
-        </w:rPr>
-      </w:r>
-      <w:r>
-        <w:rPr>
-          <w:lang w:val="en_US" w:bidi="en_US"/>
-        </w:rPr>
-        <w:t xml:space="preserve">The believers are walking in the truth. The </w:t>
-      </w:r>
-      <w:r>
-        <w:rPr>
-          <w:b/>
-          <w:lang w:val="en_US" w:bidi="en_US"/>
-        </w:rPr>
-        <w:t>Father</w:t>
-      </w:r>
-      <w:r>
-        <w:rPr>
-          <w:lang w:val="en_US" w:bidi="en_US"/>
-        </w:rPr>
-        <w:t xml:space="preserve"> had commanded the believers to do this. The Father refers to God the Father.</w:t>
-      </w:r>
-    </w:p>
-    <w:p>
-      <w:pPr/>
-      <w:r>
-        <w:rPr>
-          <w:lang w:val="en_US" w:bidi="en_US"/>
-        </w:rPr>
-      </w:r>
-      <w:r>
-        <w:rPr>
-          <w:lang w:val="en_US" w:bidi="en_US"/>
-        </w:rPr>
-        <w:t>John addresses the people to whom he is writing as "dear lady." A lady means an important woman, someone who has servants who obey her. John uses the word lady to talk about the church, the group of believers together. John calls these people "dear" because John loves them.</w:t>
-      </w:r>
-    </w:p>
-    <w:p>
-      <w:pPr/>
-      <w:r>
-        <w:rPr>
-          <w:lang w:val="en_US" w:bidi="en_US"/>
-        </w:rPr>
-      </w:r>
-      <w:r>
-        <w:rPr>
-          <w:lang w:val="en_US" w:bidi="en_US"/>
-        </w:rPr>
-        <w:t>Stop here and discuss if you want to say "</w:t>
-      </w:r>
-      <w:r>
-        <w:rPr>
-          <w:b/>
-          <w:lang w:val="en_US" w:bidi="en_US"/>
-        </w:rPr>
-        <w:t>dear lady</w:t>
-      </w:r>
-      <w:r>
-        <w:rPr>
-          <w:lang w:val="en_US" w:bidi="en_US"/>
-        </w:rPr>
-        <w:t>" or "</w:t>
-      </w:r>
-      <w:r>
-        <w:rPr>
-          <w:b/>
-          <w:lang w:val="en_US" w:bidi="en_US"/>
-        </w:rPr>
-        <w:t>dear friends</w:t>
-      </w:r>
-      <w:r>
-        <w:rPr>
-          <w:lang w:val="en_US" w:bidi="en_US"/>
-        </w:rPr>
-        <w:t>" to help your listeners understand that John is talking to a group of people. If you want to use the word "lady," use the same word as you used in the previous passage. If you want to use the phrase "dear friends," you can use the same phrase as you used in first John. Pause this audio here.</w:t>
-      </w:r>
-    </w:p>
-    <w:p>
-      <w:pPr/>
-      <w:r>
-        <w:rPr>
-          <w:lang w:val="en_US" w:bidi="en_US"/>
-        </w:rPr>
-      </w:r>
-      <w:r>
-        <w:rPr>
-          <w:lang w:val="en_US" w:bidi="en_US"/>
-        </w:rPr>
-        <w:t xml:space="preserve">John is not giving the people a new </w:t>
-      </w:r>
-      <w:r>
-        <w:rPr>
-          <w:b/>
-          <w:lang w:val="en_US" w:bidi="en_US"/>
-        </w:rPr>
-        <w:t>commandment</w:t>
-      </w:r>
-      <w:r>
-        <w:rPr>
-          <w:lang w:val="en_US" w:bidi="en_US"/>
-        </w:rPr>
-        <w:t xml:space="preserve">, but a commandment that the believers already know from the beginning. A commandment means an instruction that God has given. Use the same word or phrase as you have used in other passages. The word </w:t>
-      </w:r>
-      <w:r>
-        <w:rPr>
-          <w:lang w:val="en_US" w:bidi="en_US"/>
-        </w:rPr>
-        <w:t>commandment</w:t>
-      </w:r>
-      <w:r>
-        <w:rPr>
-          <w:lang w:val="en_US" w:bidi="en_US"/>
-        </w:rPr>
-        <w:t xml:space="preserve"> is in the Master Glossary.</w:t>
-      </w:r>
-    </w:p>
-    <w:p>
-      <w:pPr/>
-      <w:r>
-        <w:rPr>
-          <w:lang w:val="en_US" w:bidi="en_US"/>
-        </w:rPr>
-      </w:r>
-      <w:r>
-        <w:rPr>
-          <w:lang w:val="en_US" w:bidi="en_US"/>
-        </w:rPr>
-        <w:t xml:space="preserve">The believers already know this commandment </w:t>
-      </w:r>
-      <w:r>
-        <w:rPr>
-          <w:b/>
-          <w:lang w:val="en_US" w:bidi="en_US"/>
-        </w:rPr>
-        <w:t>from the beginning</w:t>
-      </w:r>
-      <w:r>
-        <w:rPr>
-          <w:lang w:val="en_US" w:bidi="en_US"/>
-        </w:rPr>
-        <w:t>. This means that they have known this commandment since the time that they became believers.</w:t>
-      </w:r>
-    </w:p>
-    <w:p>
-      <w:pPr/>
-      <w:r>
-        <w:rPr>
-          <w:lang w:val="en_US" w:bidi="en_US"/>
-        </w:rPr>
-      </w:r>
-      <w:r>
-        <w:rPr>
-          <w:lang w:val="en_US" w:bidi="en_US"/>
-        </w:rPr>
-        <w:t xml:space="preserve">Stop here and discuss how you will say in your language that the believers have already known this commandment </w:t>
-      </w:r>
-      <w:r>
-        <w:rPr>
-          <w:b/>
-          <w:lang w:val="en_US" w:bidi="en_US"/>
-        </w:rPr>
-        <w:t>from the beginning</w:t>
-      </w:r>
-      <w:r>
-        <w:rPr>
-          <w:lang w:val="en_US" w:bidi="en_US"/>
-        </w:rPr>
-        <w:t>. Use the same phrase as you used when you were translating 1 John. If you need to listen to your own translation of this passage in 1 John again, you can find it in 1 John 2:7.</w:t>
+        <w:t>In this session, retell the passage, as a group, in your own language.</w:t>
+      </w:r>
+    </w:p>
+    <w:p>
+      <w:pPr/>
+      <w:r>
+        <w:rPr>
+          <w:lang w:val="en_US" w:bidi="en_US"/>
+        </w:rPr>
+      </w:r>
+      <w:r>
+        <w:rPr>
+          <w:lang w:val="en_US" w:bidi="en_US"/>
+        </w:rPr>
+        <w:t>First, the whole group should practice telling the passage in your own language. Remember to include the things you decided in previous steps, like chronology, words, phrases, emotions, or anything else you discussed.</w:t>
+      </w:r>
+    </w:p>
+    <w:p>
+      <w:pPr/>
+      <w:r>
+        <w:rPr>
+          <w:lang w:val="en_US" w:bidi="en_US"/>
+        </w:rPr>
+      </w:r>
+      <w:r>
+        <w:rPr>
+          <w:lang w:val="en_US" w:bidi="en_US"/>
+        </w:rPr>
+        <w:t>One group member should tell a few sentences of the passage and pause. Another group member should tell the next part of the passage and pause. Do this until the group has retold the whole passage. The group members can correct each other in this step.</w:t>
+      </w:r>
+    </w:p>
+    <w:p>
+      <w:pPr/>
+      <w:r>
+        <w:rPr>
+          <w:lang w:val="en_US" w:bidi="en_US"/>
+        </w:rPr>
+      </w:r>
+      <w:r>
+        <w:rPr>
+          <w:lang w:val="en_US" w:bidi="en_US"/>
+        </w:rPr>
+        <w:t>Pause this audio here.</w:t>
+      </w:r>
+    </w:p>
+    <w:p>
+      <w:pPr/>
+      <w:r>
+        <w:rPr>
+          <w:lang w:val="en_US" w:bidi="en_US"/>
+        </w:rPr>
+      </w:r>
+      <w:r>
+        <w:rPr>
+          <w:lang w:val="en_US" w:bidi="en_US"/>
+        </w:rPr>
+        <w:t>Next, each member of the group should tell the whole passage without interruption at least one time. A group member can use random objects, motions, or their storyboard to help them remember the passage.</w:t>
+      </w:r>
+    </w:p>
+    <w:p>
+      <w:pPr/>
+      <w:r>
+        <w:rPr>
+          <w:lang w:val="en_US" w:bidi="en_US"/>
+        </w:rPr>
+      </w:r>
+      <w:r>
+        <w:rPr>
+          <w:lang w:val="en_US" w:bidi="en_US"/>
+        </w:rPr>
+        <w:t>Pause this audio here.</w:t>
+      </w:r>
+    </w:p>
+    <w:p>
+      <w:pPr/>
+      <w:r>
+        <w:rPr>
+          <w:lang w:val="en_US" w:bidi="en_US"/>
+        </w:rPr>
+      </w:r>
+      <w:r>
+        <w:rPr>
+          <w:lang w:val="en_US" w:bidi="en_US"/>
+        </w:rPr>
+        <w:t>Next, the group can decide whose version of the passage you like the most. You may decide that you liked the way one group member told one part but you liked the way a different group member told another part.</w:t>
+      </w:r>
+    </w:p>
+    <w:p>
+      <w:pPr/>
+      <w:r>
+        <w:rPr>
+          <w:lang w:val="en_US" w:bidi="en_US"/>
+        </w:rPr>
+      </w:r>
+      <w:r>
+        <w:rPr>
+          <w:lang w:val="en_US" w:bidi="en_US"/>
+        </w:rPr>
+        <w:t>Pause this audio here.</w:t>
+      </w:r>
+    </w:p>
+    <w:p>
+      <w:pPr/>
+      <w:r>
+        <w:rPr>
+          <w:lang w:val="en_US" w:bidi="en_US"/>
+        </w:rPr>
+      </w:r>
+      <w:r>
+        <w:rPr>
+          <w:lang w:val="en_US" w:bidi="en_US"/>
+        </w:rPr>
+        <w:t>Finally, the group can put together a final version of the passage that everyone agrees on. Each group member should practice telling this final version of the passage.</w:t>
+      </w:r>
+      <w:r>
+        <w:rPr>
+          <w:lang w:val="en_US" w:bidi="en_US"/>
+        </w:rPr>
+      </w:r>
+      <w:r>
+        <w:rPr>
+          <w:lang w:val="en_US" w:bidi="en_US"/>
+        </w:rPr>
+      </w:r>
+    </w:p>
+    <w:p>
+      <w:pPr/>
+      <w:r>
+        <w:rPr>
+          <w:lang w:val="en_US" w:bidi="en_US"/>
+        </w:rPr>
+      </w:r>
+    </w:p>
+    <w:p>
+      <w:pPr>
+        <w:pStyle w:val="Heading2"/>
+      </w:pPr>
+      <w:r>
+        <w:rPr>
+          <w:lang w:val="en_US" w:bidi="en_US"/>
+        </w:rPr>
+        <w:t>2 John 1:7–13</w:t>
       </w:r>
       <w:r>
         <w:rPr>
@@ -4975,713 +4391,12 @@
         <w:rPr>
           <w:lang w:val="en_US" w:bidi="en_US"/>
         </w:rPr>
-        <w:t>Speaking the Word</w:t>
-      </w:r>
-      <w:r>
-        <w:rPr>
-          <w:lang w:val="en_US" w:bidi="en_US"/>
-        </w:rPr>
-      </w:r>
-    </w:p>
-    <w:p>
-      <w:pPr>
-        <w:pStyle w:val="Heading3"/>
-      </w:pPr>
-      <w:r>
-        <w:rPr>
-          <w:lang w:val="en_US" w:bidi="en_US"/>
-        </w:rPr>
-        <w:t>Speaking the Word</w:t>
-      </w:r>
-    </w:p>
-    <w:p>
-      <w:pPr/>
-      <w:r>
-        <w:rPr>
-          <w:lang w:val="en_US" w:bidi="en_US"/>
-        </w:rPr>
-      </w:r>
-      <w:r>
-        <w:rPr>
-          <w:lang w:val="en_US" w:bidi="en_US"/>
-        </w:rPr>
-        <w:t>Listen to an audio version of the passage in the easiest-to-understand translation.</w:t>
-      </w:r>
-    </w:p>
-    <w:p>
-      <w:pPr/>
-      <w:r>
-        <w:rPr>
-          <w:lang w:val="en_US" w:bidi="en_US"/>
-        </w:rPr>
-      </w:r>
-      <w:r>
-        <w:rPr>
-          <w:lang w:val="en_US" w:bidi="en_US"/>
-        </w:rPr>
-        <w:t>Pause this audio here.</w:t>
-      </w:r>
-    </w:p>
-    <w:p>
-      <w:pPr/>
-      <w:r>
-        <w:rPr>
-          <w:lang w:val="en_US" w:bidi="en_US"/>
-        </w:rPr>
-      </w:r>
-      <w:r>
-        <w:rPr>
-          <w:lang w:val="en_US" w:bidi="en_US"/>
-        </w:rPr>
-        <w:t>In this session, retell the passage, as a group, in your own language.</w:t>
-      </w:r>
-    </w:p>
-    <w:p>
-      <w:pPr/>
-      <w:r>
-        <w:rPr>
-          <w:lang w:val="en_US" w:bidi="en_US"/>
-        </w:rPr>
-      </w:r>
-      <w:r>
-        <w:rPr>
-          <w:lang w:val="en_US" w:bidi="en_US"/>
-        </w:rPr>
-        <w:t>First, the whole group should practice telling the passage in your own language. Remember to include the things you decided in previous steps, like chronology, words, phrases, emotions, or anything else you discussed.</w:t>
-      </w:r>
-    </w:p>
-    <w:p>
-      <w:pPr/>
-      <w:r>
-        <w:rPr>
-          <w:lang w:val="en_US" w:bidi="en_US"/>
-        </w:rPr>
-      </w:r>
-      <w:r>
-        <w:rPr>
-          <w:lang w:val="en_US" w:bidi="en_US"/>
-        </w:rPr>
-        <w:t>One group member should tell a few sentences of the passage and pause. Another group member should tell the next part of the passage and pause. Do this until the group has retold the whole passage. The group members can correct each other in this step.</w:t>
-      </w:r>
-    </w:p>
-    <w:p>
-      <w:pPr/>
-      <w:r>
-        <w:rPr>
-          <w:lang w:val="en_US" w:bidi="en_US"/>
-        </w:rPr>
-      </w:r>
-      <w:r>
-        <w:rPr>
-          <w:lang w:val="en_US" w:bidi="en_US"/>
-        </w:rPr>
-        <w:t>Pause this audio here.</w:t>
-      </w:r>
-    </w:p>
-    <w:p>
-      <w:pPr/>
-      <w:r>
-        <w:rPr>
-          <w:lang w:val="en_US" w:bidi="en_US"/>
-        </w:rPr>
-      </w:r>
-      <w:r>
-        <w:rPr>
-          <w:lang w:val="en_US" w:bidi="en_US"/>
-        </w:rPr>
-        <w:t>Next, each member of the group should tell the whole passage without interruption at least one time. A group member can use random objects, motions, or their storyboard to help them remember the passage.</w:t>
-      </w:r>
-    </w:p>
-    <w:p>
-      <w:pPr/>
-      <w:r>
-        <w:rPr>
-          <w:lang w:val="en_US" w:bidi="en_US"/>
-        </w:rPr>
-      </w:r>
-      <w:r>
-        <w:rPr>
-          <w:lang w:val="en_US" w:bidi="en_US"/>
-        </w:rPr>
-        <w:t>Pause this audio here.</w:t>
-      </w:r>
-    </w:p>
-    <w:p>
-      <w:pPr/>
-      <w:r>
-        <w:rPr>
-          <w:lang w:val="en_US" w:bidi="en_US"/>
-        </w:rPr>
-      </w:r>
-      <w:r>
-        <w:rPr>
-          <w:lang w:val="en_US" w:bidi="en_US"/>
-        </w:rPr>
-        <w:t>Next, the group can decide whose version of the passage you like the most. You may decide that you liked the way one group member told one part but you liked the way a different group member told another part.</w:t>
-      </w:r>
-    </w:p>
-    <w:p>
-      <w:pPr/>
-      <w:r>
-        <w:rPr>
-          <w:lang w:val="en_US" w:bidi="en_US"/>
-        </w:rPr>
-      </w:r>
-      <w:r>
-        <w:rPr>
-          <w:lang w:val="en_US" w:bidi="en_US"/>
-        </w:rPr>
-        <w:t>Pause this audio here.</w:t>
-      </w:r>
-    </w:p>
-    <w:p>
-      <w:pPr/>
-      <w:r>
-        <w:rPr>
-          <w:lang w:val="en_US" w:bidi="en_US"/>
-        </w:rPr>
-      </w:r>
-      <w:r>
-        <w:rPr>
-          <w:lang w:val="en_US" w:bidi="en_US"/>
-        </w:rPr>
-        <w:t>Finally, the group can put together a final version of the passage that everyone agrees on. Each group member should practice telling this final version of the passage.</w:t>
-      </w:r>
-      <w:r>
-        <w:rPr>
-          <w:lang w:val="en_US" w:bidi="en_US"/>
-        </w:rPr>
-      </w:r>
-      <w:r>
-        <w:rPr>
-          <w:lang w:val="en_US" w:bidi="en_US"/>
-        </w:rPr>
-      </w:r>
-    </w:p>
-    <w:p>
-      <w:pPr/>
-      <w:r>
-        <w:rPr>
-          <w:lang w:val="en_US" w:bidi="en_US"/>
-        </w:rPr>
-      </w:r>
-    </w:p>
-    <w:p>
-      <w:pPr>
-        <w:pStyle w:val="Heading2"/>
-      </w:pPr>
-      <w:r>
-        <w:rPr>
-          <w:lang w:val="en_US" w:bidi="en_US"/>
-        </w:rPr>
-        <w:t>2 John 1:4–6</w:t>
-      </w:r>
-      <w:r>
-        <w:rPr>
-          <w:lang w:val="en_US" w:bidi="en_US"/>
-        </w:rPr>
-      </w:r>
-    </w:p>
-    <w:p>
-      <w:pPr>
-        <w:pStyle w:val="Heading4"/>
-      </w:pPr>
-      <w:r>
-        <w:rPr>
-          <w:lang w:val="en_US" w:bidi="en_US"/>
-        </w:rPr>
-        <w:t>Audio Content</w:t>
-      </w:r>
-      <w:r>
-        <w:rPr>
-          <w:lang w:val="en_US" w:bidi="en_US"/>
-        </w:rPr>
-      </w:r>
-    </w:p>
-    <w:p>
-      <w:pPr/>
-      <w:r>
-        <w:rPr>
-          <w:lang w:val="en_US" w:bidi="en_US"/>
-        </w:rPr>
-      </w:r>
-      <w:hyperlink r:id="rId27">
-        <w:r>
-          <w:rPr>
-            <w:lang w:val="en_US" w:bidi="en_US"/>
-          </w:rPr>
-          <w:rPr>
-            <w:color w:val="0000EE"/>
-            <w:u w:val="single"/>
-          </w:rPr>
-          <w:t>webm zip</w:t>
-        </w:r>
-      </w:hyperlink>
-      <w:r>
-        <w:rPr>
-          <w:lang w:val="en_US" w:bidi="en_US"/>
-        </w:rPr>
-        <w:t xml:space="preserve"> (12678127 KB)</w:t>
-      </w:r>
-      <w:r>
-        <w:rPr>
-          <w:lang w:val="en_US" w:bidi="en_US"/>
-        </w:rPr>
-      </w:r>
-      <w:r>
-        <w:rPr>
-          <w:lang w:val="en_US" w:bidi="en_US"/>
-        </w:rPr>
-      </w:r>
-    </w:p>
-    <w:p>
-      <w:pPr>
-        <w:pStyle w:val="ListBullet"/>
-        <w:spacing w:line="240" w:lineRule="auto"/>
-        <w:ind w:left="720"/>
-      </w:pPr>
-      <w:r>
-        <w:rPr>
-          <w:lang w:val="en_US" w:bidi="en_US"/>
-        </w:rPr>
-      </w:r>
-      <w:hyperlink r:id="rId28">
-        <w:r>
-          <w:rPr>
-            <w:lang w:val="en_US" w:bidi="en_US"/>
-          </w:rPr>
-          <w:rPr>
-            <w:color w:val="0000EE"/>
-            <w:u w:val="single"/>
-          </w:rPr>
-          <w:t>FIA Step 1</w:t>
-        </w:r>
-      </w:hyperlink>
-      <w:r>
-        <w:rPr>
-          <w:lang w:val="en_US" w:bidi="en_US"/>
-        </w:rPr>
-      </w:r>
-    </w:p>
-    <w:p>
-      <w:pPr>
-        <w:pStyle w:val="ListBullet"/>
-        <w:spacing w:line="240" w:lineRule="auto"/>
-        <w:ind w:left="720"/>
-      </w:pPr>
-      <w:r>
-        <w:rPr>
-          <w:lang w:val="en_US" w:bidi="en_US"/>
-        </w:rPr>
-      </w:r>
-      <w:hyperlink r:id="rId29">
-        <w:r>
-          <w:rPr>
-            <w:lang w:val="en_US" w:bidi="en_US"/>
-          </w:rPr>
-          <w:rPr>
-            <w:color w:val="0000EE"/>
-            <w:u w:val="single"/>
-          </w:rPr>
-          <w:t>FIA Step 2</w:t>
-        </w:r>
-      </w:hyperlink>
-      <w:r>
-        <w:rPr>
-          <w:lang w:val="en_US" w:bidi="en_US"/>
-        </w:rPr>
-      </w:r>
-    </w:p>
-    <w:p>
-      <w:pPr>
-        <w:pStyle w:val="ListBullet"/>
-        <w:spacing w:line="240" w:lineRule="auto"/>
-        <w:ind w:left="720"/>
-      </w:pPr>
-      <w:r>
-        <w:rPr>
-          <w:lang w:val="en_US" w:bidi="en_US"/>
-        </w:rPr>
-      </w:r>
-      <w:hyperlink r:id="rId30">
-        <w:r>
-          <w:rPr>
-            <w:lang w:val="en_US" w:bidi="en_US"/>
-          </w:rPr>
-          <w:rPr>
-            <w:color w:val="0000EE"/>
-            <w:u w:val="single"/>
-          </w:rPr>
-          <w:t>FIA Step 3</w:t>
-        </w:r>
-      </w:hyperlink>
-      <w:r>
-        <w:rPr>
-          <w:lang w:val="en_US" w:bidi="en_US"/>
-        </w:rPr>
-      </w:r>
-    </w:p>
-    <w:p>
-      <w:pPr>
-        <w:pStyle w:val="ListBullet"/>
-        <w:spacing w:line="240" w:lineRule="auto"/>
-        <w:ind w:left="720"/>
-      </w:pPr>
-      <w:r>
-        <w:rPr>
-          <w:lang w:val="en_US" w:bidi="en_US"/>
-        </w:rPr>
-      </w:r>
-      <w:hyperlink r:id="rId31">
-        <w:r>
-          <w:rPr>
-            <w:lang w:val="en_US" w:bidi="en_US"/>
-          </w:rPr>
-          <w:rPr>
-            <w:color w:val="0000EE"/>
-            <w:u w:val="single"/>
-          </w:rPr>
-          <w:t>FIA Step 4</w:t>
-        </w:r>
-      </w:hyperlink>
-      <w:r>
-        <w:rPr>
-          <w:lang w:val="en_US" w:bidi="en_US"/>
-        </w:rPr>
-      </w:r>
-    </w:p>
-    <w:p>
-      <w:pPr>
-        <w:pStyle w:val="ListBullet"/>
-        <w:spacing w:line="240" w:lineRule="auto"/>
-        <w:ind w:left="720"/>
-      </w:pPr>
-      <w:r>
-        <w:rPr>
-          <w:lang w:val="en_US" w:bidi="en_US"/>
-        </w:rPr>
-      </w:r>
-      <w:hyperlink r:id="rId32">
-        <w:r>
-          <w:rPr>
-            <w:lang w:val="en_US" w:bidi="en_US"/>
-          </w:rPr>
-          <w:rPr>
-            <w:color w:val="0000EE"/>
-            <w:u w:val="single"/>
-          </w:rPr>
-          <w:t>FIA Step 5</w:t>
-        </w:r>
-      </w:hyperlink>
-      <w:r>
-        <w:rPr>
-          <w:lang w:val="en_US" w:bidi="en_US"/>
-        </w:rPr>
-      </w:r>
-    </w:p>
-    <w:p>
-      <w:pPr>
-        <w:pStyle w:val="ListBullet"/>
-        <w:spacing w:line="240" w:lineRule="auto"/>
-        <w:ind w:left="720"/>
-      </w:pPr>
-      <w:r>
-        <w:rPr>
-          <w:lang w:val="en_US" w:bidi="en_US"/>
-        </w:rPr>
-      </w:r>
-      <w:hyperlink r:id="rId33">
-        <w:r>
-          <w:rPr>
-            <w:lang w:val="en_US" w:bidi="en_US"/>
-          </w:rPr>
-          <w:rPr>
-            <w:color w:val="0000EE"/>
-            <w:u w:val="single"/>
-          </w:rPr>
-          <w:t>FIA Step 6</w:t>
-        </w:r>
-      </w:hyperlink>
-      <w:r>
-        <w:rPr>
-          <w:lang w:val="en_US" w:bidi="en_US"/>
-        </w:rPr>
-      </w:r>
-      <w:r>
-        <w:rPr>
-          <w:lang w:val="en_US" w:bidi="en_US"/>
-        </w:rPr>
-      </w:r>
-    </w:p>
-    <w:p>
-      <w:pPr/>
-      <w:r>
-        <w:rPr>
-          <w:lang w:val="en_US" w:bidi="en_US"/>
-        </w:rPr>
-      </w:r>
-      <w:hyperlink r:id="rId34">
-        <w:r>
-          <w:rPr>
-            <w:lang w:val="en_US" w:bidi="en_US"/>
-          </w:rPr>
-          <w:rPr>
-            <w:color w:val="0000EE"/>
-            <w:u w:val="single"/>
-          </w:rPr>
-          <w:t>mp3 zip</w:t>
-        </w:r>
-      </w:hyperlink>
-      <w:r>
-        <w:rPr>
-          <w:lang w:val="en_US" w:bidi="en_US"/>
-        </w:rPr>
-        <w:t xml:space="preserve"> (15469780 KB)</w:t>
-      </w:r>
-      <w:r>
-        <w:rPr>
-          <w:lang w:val="en_US" w:bidi="en_US"/>
-        </w:rPr>
-      </w:r>
-      <w:r>
-        <w:rPr>
-          <w:lang w:val="en_US" w:bidi="en_US"/>
-        </w:rPr>
-      </w:r>
-    </w:p>
-    <w:p>
-      <w:pPr>
-        <w:pStyle w:val="ListBullet"/>
-        <w:spacing w:line="240" w:lineRule="auto"/>
-        <w:ind w:left="720"/>
-      </w:pPr>
-      <w:r>
-        <w:rPr>
-          <w:lang w:val="en_US" w:bidi="en_US"/>
-        </w:rPr>
-      </w:r>
-      <w:hyperlink r:id="rId35">
-        <w:r>
-          <w:rPr>
-            <w:lang w:val="en_US" w:bidi="en_US"/>
-          </w:rPr>
-          <w:rPr>
-            <w:color w:val="0000EE"/>
-            <w:u w:val="single"/>
-          </w:rPr>
-          <w:t>FIA Step 1</w:t>
-        </w:r>
-      </w:hyperlink>
-      <w:r>
-        <w:rPr>
-          <w:lang w:val="en_US" w:bidi="en_US"/>
-        </w:rPr>
-      </w:r>
-    </w:p>
-    <w:p>
-      <w:pPr>
-        <w:pStyle w:val="ListBullet"/>
-        <w:spacing w:line="240" w:lineRule="auto"/>
-        <w:ind w:left="720"/>
-      </w:pPr>
-      <w:r>
-        <w:rPr>
-          <w:lang w:val="en_US" w:bidi="en_US"/>
-        </w:rPr>
-      </w:r>
-      <w:hyperlink r:id="rId36">
-        <w:r>
-          <w:rPr>
-            <w:lang w:val="en_US" w:bidi="en_US"/>
-          </w:rPr>
-          <w:rPr>
-            <w:color w:val="0000EE"/>
-            <w:u w:val="single"/>
-          </w:rPr>
-          <w:t>FIA Step 2</w:t>
-        </w:r>
-      </w:hyperlink>
-      <w:r>
-        <w:rPr>
-          <w:lang w:val="en_US" w:bidi="en_US"/>
-        </w:rPr>
-      </w:r>
-    </w:p>
-    <w:p>
-      <w:pPr>
-        <w:pStyle w:val="ListBullet"/>
-        <w:spacing w:line="240" w:lineRule="auto"/>
-        <w:ind w:left="720"/>
-      </w:pPr>
-      <w:r>
-        <w:rPr>
-          <w:lang w:val="en_US" w:bidi="en_US"/>
-        </w:rPr>
-      </w:r>
-      <w:hyperlink r:id="rId37">
-        <w:r>
-          <w:rPr>
-            <w:lang w:val="en_US" w:bidi="en_US"/>
-          </w:rPr>
-          <w:rPr>
-            <w:color w:val="0000EE"/>
-            <w:u w:val="single"/>
-          </w:rPr>
-          <w:t>FIA Step 3</w:t>
-        </w:r>
-      </w:hyperlink>
-      <w:r>
-        <w:rPr>
-          <w:lang w:val="en_US" w:bidi="en_US"/>
-        </w:rPr>
-      </w:r>
-    </w:p>
-    <w:p>
-      <w:pPr>
-        <w:pStyle w:val="ListBullet"/>
-        <w:spacing w:line="240" w:lineRule="auto"/>
-        <w:ind w:left="720"/>
-      </w:pPr>
-      <w:r>
-        <w:rPr>
-          <w:lang w:val="en_US" w:bidi="en_US"/>
-        </w:rPr>
-      </w:r>
-      <w:hyperlink r:id="rId38">
-        <w:r>
-          <w:rPr>
-            <w:lang w:val="en_US" w:bidi="en_US"/>
-          </w:rPr>
-          <w:rPr>
-            <w:color w:val="0000EE"/>
-            <w:u w:val="single"/>
-          </w:rPr>
-          <w:t>FIA Step 4</w:t>
-        </w:r>
-      </w:hyperlink>
-      <w:r>
-        <w:rPr>
-          <w:lang w:val="en_US" w:bidi="en_US"/>
-        </w:rPr>
-      </w:r>
-    </w:p>
-    <w:p>
-      <w:pPr>
-        <w:pStyle w:val="ListBullet"/>
-        <w:spacing w:line="240" w:lineRule="auto"/>
-        <w:ind w:left="720"/>
-      </w:pPr>
-      <w:r>
-        <w:rPr>
-          <w:lang w:val="en_US" w:bidi="en_US"/>
-        </w:rPr>
-      </w:r>
-      <w:hyperlink r:id="rId39">
-        <w:r>
-          <w:rPr>
-            <w:lang w:val="en_US" w:bidi="en_US"/>
-          </w:rPr>
-          <w:rPr>
-            <w:color w:val="0000EE"/>
-            <w:u w:val="single"/>
-          </w:rPr>
-          <w:t>FIA Step 5</w:t>
-        </w:r>
-      </w:hyperlink>
-      <w:r>
-        <w:rPr>
-          <w:lang w:val="en_US" w:bidi="en_US"/>
-        </w:rPr>
-      </w:r>
-    </w:p>
-    <w:p>
-      <w:pPr>
-        <w:pStyle w:val="ListBullet"/>
-        <w:spacing w:line="240" w:lineRule="auto"/>
-        <w:ind w:left="720"/>
-      </w:pPr>
-      <w:r>
-        <w:rPr>
-          <w:lang w:val="en_US" w:bidi="en_US"/>
-        </w:rPr>
-      </w:r>
-      <w:hyperlink r:id="rId40">
-        <w:r>
-          <w:rPr>
-            <w:lang w:val="en_US" w:bidi="en_US"/>
-          </w:rPr>
-          <w:rPr>
-            <w:color w:val="0000EE"/>
-            <w:u w:val="single"/>
-          </w:rPr>
-          <w:t>FIA Step 6</w:t>
-        </w:r>
-      </w:hyperlink>
-      <w:r>
-        <w:rPr>
-          <w:lang w:val="en_US" w:bidi="en_US"/>
-        </w:rPr>
-      </w:r>
-      <w:r>
-        <w:rPr>
-          <w:lang w:val="en_US" w:bidi="en_US"/>
-        </w:rPr>
-      </w:r>
-      <w:r>
-        <w:rPr>
-          <w:lang w:val="en_US" w:bidi="en_US"/>
-        </w:rPr>
-      </w:r>
-    </w:p>
-    <w:p>
-      <w:pPr/>
-      <w:r>
-        <w:rPr>
-          <w:lang w:val="en_US" w:bidi="en_US"/>
-        </w:rPr>
-      </w:r>
-    </w:p>
-    <w:p>
-      <w:pPr>
-        <w:pStyle w:val="Heading2"/>
-      </w:pPr>
-      <w:r>
-        <w:rPr>
-          <w:lang w:val="en_US" w:bidi="en_US"/>
-        </w:rPr>
-        <w:t>2 John 1:7–13</w:t>
-      </w:r>
-      <w:r>
-        <w:rPr>
-          <w:lang w:val="en_US" w:bidi="en_US"/>
-        </w:rPr>
-      </w:r>
-    </w:p>
-    <w:p>
-      <w:pPr>
-        <w:pStyle w:val="Heading3"/>
-      </w:pPr>
-      <w:r>
-        <w:rPr>
-          <w:lang w:val="en_US" w:bidi="en_US"/>
-        </w:rPr>
         <w:t>Hear and Heart</w:t>
       </w:r>
       <w:r>
         <w:rPr>
           <w:lang w:val="en_US" w:bidi="en_US"/>
         </w:rPr>
-      </w:r>
-    </w:p>
-    <w:p>
-      <w:pPr>
-        <w:pStyle w:val="Heading3"/>
-      </w:pPr>
-      <w:r>
-        <w:rPr>
-          <w:lang w:val="en_US" w:bidi="en_US"/>
-        </w:rPr>
-        <w:t>Hear and Heart</w:t>
       </w:r>
     </w:p>
     <w:p>
@@ -5874,6 +4589,358 @@
       </w:r>
     </w:p>
     <w:p>
+      <w:pPr/>
+      <w:r>
+        <w:rPr>
+          <w:lang w:val="en_US" w:bidi="en_US"/>
+        </w:rPr>
+      </w:r>
+      <w:r>
+        <w:rPr>
+          <w:lang w:val="en_US" w:bidi="en_US"/>
+        </w:rPr>
+        <w:t>Listen to an audio version of 2 John verses 7–13 in the easiest-to-understand translation.</w:t>
+      </w:r>
+    </w:p>
+    <w:p>
+      <w:pPr/>
+      <w:r>
+        <w:rPr>
+          <w:lang w:val="en_US" w:bidi="en_US"/>
+        </w:rPr>
+      </w:r>
+      <w:r>
+        <w:rPr>
+          <w:lang w:val="en_US" w:bidi="en_US"/>
+        </w:rPr>
+        <w:t>Pause this audio here.</w:t>
+      </w:r>
+    </w:p>
+    <w:p>
+      <w:pPr/>
+      <w:r>
+        <w:rPr>
+          <w:lang w:val="en_US" w:bidi="en_US"/>
+        </w:rPr>
+      </w:r>
+      <w:r>
+        <w:rPr>
+          <w:lang w:val="en_US" w:bidi="en_US"/>
+        </w:rPr>
+        <w:t xml:space="preserve">In the previous passage, John was glad because some believers believed God's true message. Now we find out that, unfortunately, there are </w:t>
+      </w:r>
+      <w:r>
+        <w:rPr>
+          <w:i/>
+          <w:lang w:val="en_US" w:bidi="en_US"/>
+        </w:rPr>
+        <w:t>many</w:t>
+      </w:r>
+      <w:r>
+        <w:rPr>
+          <w:lang w:val="en_US" w:bidi="en_US"/>
+        </w:rPr>
+        <w:t xml:space="preserve"> people who are teaching lies. These false teachers are going around, telling people lies about Jesus. These are people like Sam and Sally, who do not say that Jesus was the Son of God who had become a human being. Sam and Sally were interested in the Son of God as a spiritual being, but they did not think that it was important that the Son of God had become a human being who died in order to save us.</w:t>
+      </w:r>
+    </w:p>
+    <w:p>
+      <w:pPr/>
+      <w:r>
+        <w:rPr>
+          <w:lang w:val="en_US" w:bidi="en_US"/>
+        </w:rPr>
+      </w:r>
+      <w:r>
+        <w:rPr>
+          <w:lang w:val="en_US" w:bidi="en_US"/>
+        </w:rPr>
+        <w:t xml:space="preserve">But these people are wrong. These people are trying to deceive the believers. Anyone who gives this false teaching about Jesus is an antichrist, an enemy of Jesus. Remember that for John, being a child of God is all or nothing. You can not be "a little bit a child of God." If you do not teach </w:t>
+      </w:r>
+      <w:r>
+        <w:rPr>
+          <w:i/>
+          <w:lang w:val="en_US" w:bidi="en_US"/>
+        </w:rPr>
+        <w:t>all</w:t>
+      </w:r>
+      <w:r>
+        <w:rPr>
+          <w:lang w:val="en_US" w:bidi="en_US"/>
+        </w:rPr>
+        <w:t xml:space="preserve"> the right things about Jesus, you are an enemy of Jesus!</w:t>
+      </w:r>
+    </w:p>
+    <w:p>
+      <w:pPr/>
+      <w:r>
+        <w:rPr>
+          <w:lang w:val="en_US" w:bidi="en_US"/>
+        </w:rPr>
+      </w:r>
+      <w:r>
+        <w:rPr>
+          <w:lang w:val="en_US" w:bidi="en_US"/>
+        </w:rPr>
+        <w:t>The believers should be careful not to listen to people like Sam and Sally! If the believers stop believing the right things about Jesus, then God will not give the believers their full reward. When John talks about the full reward, John might be talking about salvation. John might mean to say that if the believers are not careful, then in the end God might not save these believers. Some scholars think that John is not talking about salvation, but about some other good thing that God will do for the believers if they keep believing and doing the right things. Either way, if the believers stop believing the right things about Jesus, then everything that the believers have endured since they became believers will be for nothing! Or, all the work that John and the other apostles have done to teach the people about Jesus will also be for nothing.</w:t>
+      </w:r>
+    </w:p>
+    <w:p>
+      <w:pPr/>
+      <w:r>
+        <w:rPr>
+          <w:lang w:val="en_US" w:bidi="en_US"/>
+        </w:rPr>
+      </w:r>
+      <w:r>
+        <w:rPr>
+          <w:lang w:val="en_US" w:bidi="en_US"/>
+        </w:rPr>
+        <w:t>Stop here and do this activity: Change your room or space into a sports area! Decide on a certain path that people have to run or walk. Make it harder by placing objects on the way that people have to climb over or under. Make it as difficult or complicated as you would like! If you can, get some snacks that you can give to people who complete the run, or collect some objects that will just represent a prize that people can get. Come back to this recording when you have set everything up. Pause this audio here.</w:t>
+      </w:r>
+    </w:p>
+    <w:p>
+      <w:pPr/>
+      <w:r>
+        <w:rPr>
+          <w:lang w:val="en_US" w:bidi="en_US"/>
+        </w:rPr>
+      </w:r>
+      <w:r>
+        <w:rPr>
+          <w:lang w:val="en_US" w:bidi="en_US"/>
+        </w:rPr>
+        <w:t xml:space="preserve">Now, ask some people to run this course. If the people reach the finish line, they will get a prize. But then, ask a few other people to also run the course. These people will stop </w:t>
+      </w:r>
+      <w:r>
+        <w:rPr>
+          <w:i/>
+          <w:lang w:val="en_US" w:bidi="en_US"/>
+        </w:rPr>
+        <w:t>just</w:t>
+      </w:r>
+      <w:r>
+        <w:rPr>
+          <w:lang w:val="en_US" w:bidi="en_US"/>
+        </w:rPr>
+        <w:t xml:space="preserve"> before the finish. These people will leave the path and sit down somewhere on the side of the room. These people will not get a prize. Pause this audio here.</w:t>
+      </w:r>
+    </w:p>
+    <w:p>
+      <w:pPr/>
+      <w:r>
+        <w:rPr>
+          <w:lang w:val="en_US" w:bidi="en_US"/>
+        </w:rPr>
+      </w:r>
+      <w:r>
+        <w:rPr>
+          <w:lang w:val="en_US" w:bidi="en_US"/>
+        </w:rPr>
+        <w:t>When you did this activity, some people gave up just before the end. These people did not get the prize. John says the same thing will happen to people who do not keep believing the right things.</w:t>
+      </w:r>
+    </w:p>
+    <w:p>
+      <w:pPr/>
+      <w:r>
+        <w:rPr>
+          <w:lang w:val="en_US" w:bidi="en_US"/>
+        </w:rPr>
+      </w:r>
+      <w:r>
+        <w:rPr>
+          <w:lang w:val="en_US" w:bidi="en_US"/>
+        </w:rPr>
+        <w:t>Only people who keep believing the right things about Jesus can have a relationship with God. These are the people who believe that Jesus is the Son of God, and that Jesus became a human being in order to save us.</w:t>
+      </w:r>
+    </w:p>
+    <w:p>
+      <w:pPr/>
+      <w:r>
+        <w:rPr>
+          <w:lang w:val="en_US" w:bidi="en_US"/>
+        </w:rPr>
+      </w:r>
+      <w:r>
+        <w:rPr>
+          <w:lang w:val="en_US" w:bidi="en_US"/>
+        </w:rPr>
+        <w:t>John then tells his listeners what to do if some of these false teachers come to them.</w:t>
+      </w:r>
+    </w:p>
+    <w:p>
+      <w:pPr/>
+      <w:r>
+        <w:rPr>
+          <w:lang w:val="en_US" w:bidi="en_US"/>
+        </w:rPr>
+      </w:r>
+      <w:r>
+        <w:rPr>
+          <w:lang w:val="en_US" w:bidi="en_US"/>
+        </w:rPr>
+        <w:t>Let us imagine a family that belongs to the church that John is writing to. This family has a big house, and the believers usually meet in this family's house for a church service. Remember that in John's time, people did not yet have special church buildings. Sometimes a preacher passes through the town to read the Scriptures with the believers and to preach. The preacher would then stay with this family for a couple of days. Probably John himself has stayed with this family at some time!</w:t>
+      </w:r>
+    </w:p>
+    <w:p>
+      <w:pPr/>
+      <w:r>
+        <w:rPr>
+          <w:lang w:val="en_US" w:bidi="en_US"/>
+        </w:rPr>
+      </w:r>
+      <w:r>
+        <w:rPr>
+          <w:lang w:val="en_US" w:bidi="en_US"/>
+        </w:rPr>
+        <w:t>Now imagine that one day Sam and Sally come to this family's house, and this family does not know Sam and Sally yet. The family invites Sam and Sally in for a meal. But as the family talks with Sam and Sally, the family discovers that Sam and Sally teach something about Jesus that is not right. Sam and Sally say something about Jesus that is very different from what the believers have learned from John and the other apostles.</w:t>
+      </w:r>
+    </w:p>
+    <w:p>
+      <w:pPr/>
+      <w:r>
+        <w:rPr>
+          <w:lang w:val="en_US" w:bidi="en_US"/>
+        </w:rPr>
+      </w:r>
+      <w:r>
+        <w:rPr>
+          <w:lang w:val="en_US" w:bidi="en_US"/>
+        </w:rPr>
+        <w:t>After the meal, Sam and Sally say, "Can we stay with you for some days, and can we teach the people in your church?"</w:t>
+      </w:r>
+    </w:p>
+    <w:p>
+      <w:pPr/>
+      <w:r>
+        <w:rPr>
+          <w:lang w:val="en_US" w:bidi="en_US"/>
+        </w:rPr>
+      </w:r>
+      <w:r>
+        <w:rPr>
+          <w:lang w:val="en_US" w:bidi="en_US"/>
+        </w:rPr>
+        <w:t>Stop here and discuss: What do you think John wants this family to do? How should the family respond to this preacher? Pause this audio here.</w:t>
+      </w:r>
+    </w:p>
+    <w:p>
+      <w:pPr/>
+      <w:r>
+        <w:rPr>
+          <w:lang w:val="en_US" w:bidi="en_US"/>
+        </w:rPr>
+      </w:r>
+      <w:r>
+        <w:rPr>
+          <w:lang w:val="en_US" w:bidi="en_US"/>
+        </w:rPr>
+        <w:t>Well, in this letter, John makes very clear what he wants this family to do. The family should not let Sam and Sally stay with them, and should not let Sam and Sally speak in the church. And so, let us imagine that this family politely but firmly leads Sam and Sally out again, and asks them not to come back!</w:t>
+      </w:r>
+    </w:p>
+    <w:p>
+      <w:pPr/>
+      <w:r>
+        <w:rPr>
+          <w:lang w:val="en_US" w:bidi="en_US"/>
+        </w:rPr>
+      </w:r>
+      <w:r>
+        <w:rPr>
+          <w:lang w:val="en_US" w:bidi="en_US"/>
+        </w:rPr>
+        <w:t>Stop here and act out this situation! Pause this audio here.</w:t>
+      </w:r>
+    </w:p>
+    <w:p>
+      <w:pPr/>
+      <w:r>
+        <w:rPr>
+          <w:lang w:val="en_US" w:bidi="en_US"/>
+        </w:rPr>
+      </w:r>
+      <w:r>
+        <w:rPr>
+          <w:lang w:val="en_US" w:bidi="en_US"/>
+        </w:rPr>
+        <w:t>John says that the believers should not receive false teachers into their house and should not greet these teachers or welcome them. But, as the example of the imaginary family showed, John probably does not mean that we should never speak with such people, or should never offer them food. John most likely means that the believers should not allow such a person to speak in the church. John wants the believers to be careful about whom they allow to preach in their church. Because people did not yet have church buildings but were meeting in people's homes, to allow someone into your house in John's time meant the same as to allow that person into your church.</w:t>
+      </w:r>
+    </w:p>
+    <w:p>
+      <w:pPr/>
+      <w:r>
+        <w:rPr>
+          <w:lang w:val="en_US" w:bidi="en_US"/>
+        </w:rPr>
+      </w:r>
+      <w:r>
+        <w:rPr>
+          <w:lang w:val="en_US" w:bidi="en_US"/>
+        </w:rPr>
+        <w:t>The believers should not allow false teachers to speak in their churches. Because, John says, if you allow such people to stay in your house, and to speak in your church, you yourself become guilty of giving this wrong teaching!</w:t>
+      </w:r>
+    </w:p>
+    <w:p>
+      <w:pPr/>
+      <w:r>
+        <w:rPr>
+          <w:lang w:val="en_US" w:bidi="en_US"/>
+        </w:rPr>
+      </w:r>
+      <w:r>
+        <w:rPr>
+          <w:lang w:val="en_US" w:bidi="en_US"/>
+        </w:rPr>
+        <w:t>Stop here and discuss: In your community, what would happen if you refused to welcome someone into your house? What will other people think of that? Why do you think John gives such a strict order, even though it might be difficult for people to do this? Pause this audio here.</w:t>
+      </w:r>
+    </w:p>
+    <w:p>
+      <w:pPr/>
+      <w:r>
+        <w:rPr>
+          <w:lang w:val="en_US" w:bidi="en_US"/>
+        </w:rPr>
+      </w:r>
+      <w:r>
+        <w:rPr>
+          <w:lang w:val="en_US" w:bidi="en_US"/>
+        </w:rPr>
+        <w:t>Stop here and discuss: In your community, how might your church handle it if someone wants to preach, but others know this person does not teach the right things? Pause this audio here.</w:t>
+      </w:r>
+    </w:p>
+    <w:p>
+      <w:pPr/>
+      <w:r>
+        <w:rPr>
+          <w:lang w:val="en_US" w:bidi="en_US"/>
+        </w:rPr>
+      </w:r>
+      <w:r>
+        <w:rPr>
+          <w:lang w:val="en_US" w:bidi="en_US"/>
+        </w:rPr>
+        <w:t>John hopes that he himself will soon visit the believers, probably staying with people like this family that we imagined! Then John will have a good, long talk with all the believers in the church, and John can explain everything better still.</w:t>
+      </w:r>
+    </w:p>
+    <w:p>
+      <w:pPr/>
+      <w:r>
+        <w:rPr>
+          <w:lang w:val="en_US" w:bidi="en_US"/>
+        </w:rPr>
+      </w:r>
+      <w:r>
+        <w:rPr>
+          <w:lang w:val="en_US" w:bidi="en_US"/>
+        </w:rPr>
+        <w:t>John ends his letter by giving greetings to the believers from the believers in his own church.</w:t>
+      </w:r>
+      <w:r>
+        <w:rPr>
+          <w:lang w:val="en_US" w:bidi="en_US"/>
+        </w:rPr>
+      </w:r>
+    </w:p>
+    <w:p>
       <w:pPr>
         <w:pStyle w:val="Heading3"/>
       </w:pPr>
@@ -5881,7 +4948,12 @@
         <w:rPr>
           <w:lang w:val="en_US" w:bidi="en_US"/>
         </w:rPr>
-        <w:t>Setting the Stage</w:t>
+        <w:t>Defining the Scenes</w:t>
+      </w:r>
+      <w:r>
+        <w:rPr>
+          <w:lang w:val="en_US" w:bidi="en_US"/>
+        </w:rPr>
       </w:r>
     </w:p>
     <w:p>
@@ -5923,385 +4995,6 @@
         <w:rPr>
           <w:lang w:val="en_US" w:bidi="en_US"/>
         </w:rPr>
-        <w:t xml:space="preserve">In the previous passage, John was glad because some believers believed God's true message. Now we find out that, unfortunately, there are </w:t>
-      </w:r>
-      <w:r>
-        <w:rPr>
-          <w:i/>
-          <w:lang w:val="en_US" w:bidi="en_US"/>
-        </w:rPr>
-        <w:t>many</w:t>
-      </w:r>
-      <w:r>
-        <w:rPr>
-          <w:lang w:val="en_US" w:bidi="en_US"/>
-        </w:rPr>
-        <w:t xml:space="preserve"> people who are teaching lies. These false teachers are going around, telling people lies about Jesus. These are people like Sam and Sally, who do not say that Jesus was the Son of God who had become a human being. Sam and Sally were interested in the Son of God as a spiritual being, but they did not think that it was important that the Son of God had become a human being who died in order to save us.</w:t>
-      </w:r>
-    </w:p>
-    <w:p>
-      <w:pPr/>
-      <w:r>
-        <w:rPr>
-          <w:lang w:val="en_US" w:bidi="en_US"/>
-        </w:rPr>
-      </w:r>
-      <w:r>
-        <w:rPr>
-          <w:lang w:val="en_US" w:bidi="en_US"/>
-        </w:rPr>
-        <w:t xml:space="preserve">But these people are wrong. These people are trying to deceive the believers. Anyone who gives this false teaching about Jesus is an antichrist, an enemy of Jesus. Remember that for John, being a child of God is all or nothing. You can not be "a little bit a child of God." If you do not teach </w:t>
-      </w:r>
-      <w:r>
-        <w:rPr>
-          <w:i/>
-          <w:lang w:val="en_US" w:bidi="en_US"/>
-        </w:rPr>
-        <w:t>all</w:t>
-      </w:r>
-      <w:r>
-        <w:rPr>
-          <w:lang w:val="en_US" w:bidi="en_US"/>
-        </w:rPr>
-        <w:t xml:space="preserve"> the right things about Jesus, you are an enemy of Jesus!</w:t>
-      </w:r>
-    </w:p>
-    <w:p>
-      <w:pPr/>
-      <w:r>
-        <w:rPr>
-          <w:lang w:val="en_US" w:bidi="en_US"/>
-        </w:rPr>
-      </w:r>
-      <w:r>
-        <w:rPr>
-          <w:lang w:val="en_US" w:bidi="en_US"/>
-        </w:rPr>
-        <w:t>The believers should be careful not to listen to people like Sam and Sally! If the believers stop believing the right things about Jesus, then God will not give the believers their full reward. When John talks about the full reward, John might be talking about salvation. John might mean to say that if the believers are not careful, then in the end God might not save these believers. Some scholars think that John is not talking about salvation, but about some other good thing that God will do for the believers if they keep believing and doing the right things. Either way, if the believers stop believing the right things about Jesus, then everything that the believers have endured since they became believers will be for nothing! Or, all the work that John and the other apostles have done to teach the people about Jesus will also be for nothing.</w:t>
-      </w:r>
-    </w:p>
-    <w:p>
-      <w:pPr/>
-      <w:r>
-        <w:rPr>
-          <w:lang w:val="en_US" w:bidi="en_US"/>
-        </w:rPr>
-      </w:r>
-      <w:r>
-        <w:rPr>
-          <w:lang w:val="en_US" w:bidi="en_US"/>
-        </w:rPr>
-        <w:t>Stop here and do this activity: Change your room or space into a sports area! Decide on a certain path that people have to run or walk. Make it harder by placing objects on the way that people have to climb over or under. Make it as difficult or complicated as you would like! If you can, get some snacks that you can give to people who complete the run, or collect some objects that will just represent a prize that people can get. Come back to this recording when you have set everything up. Pause this audio here.</w:t>
-      </w:r>
-    </w:p>
-    <w:p>
-      <w:pPr/>
-      <w:r>
-        <w:rPr>
-          <w:lang w:val="en_US" w:bidi="en_US"/>
-        </w:rPr>
-      </w:r>
-      <w:r>
-        <w:rPr>
-          <w:lang w:val="en_US" w:bidi="en_US"/>
-        </w:rPr>
-        <w:t xml:space="preserve">Now, ask some people to run this course. If the people reach the finish line, they will get a prize. But then, ask a few other people to also run the course. These people will stop </w:t>
-      </w:r>
-      <w:r>
-        <w:rPr>
-          <w:i/>
-          <w:lang w:val="en_US" w:bidi="en_US"/>
-        </w:rPr>
-        <w:t>just</w:t>
-      </w:r>
-      <w:r>
-        <w:rPr>
-          <w:lang w:val="en_US" w:bidi="en_US"/>
-        </w:rPr>
-        <w:t xml:space="preserve"> before the finish. These people will leave the path and sit down somewhere on the side of the room. These people will not get a prize. Pause this audio here.</w:t>
-      </w:r>
-    </w:p>
-    <w:p>
-      <w:pPr/>
-      <w:r>
-        <w:rPr>
-          <w:lang w:val="en_US" w:bidi="en_US"/>
-        </w:rPr>
-      </w:r>
-      <w:r>
-        <w:rPr>
-          <w:lang w:val="en_US" w:bidi="en_US"/>
-        </w:rPr>
-        <w:t>When you did this activity, some people gave up just before the end. These people did not get the prize. John says the same thing will happen to people who do not keep believing the right things.</w:t>
-      </w:r>
-    </w:p>
-    <w:p>
-      <w:pPr/>
-      <w:r>
-        <w:rPr>
-          <w:lang w:val="en_US" w:bidi="en_US"/>
-        </w:rPr>
-      </w:r>
-      <w:r>
-        <w:rPr>
-          <w:lang w:val="en_US" w:bidi="en_US"/>
-        </w:rPr>
-        <w:t>Only people who keep believing the right things about Jesus can have a relationship with God. These are the people who believe that Jesus is the Son of God, and that Jesus became a human being in order to save us.</w:t>
-      </w:r>
-    </w:p>
-    <w:p>
-      <w:pPr/>
-      <w:r>
-        <w:rPr>
-          <w:lang w:val="en_US" w:bidi="en_US"/>
-        </w:rPr>
-      </w:r>
-      <w:r>
-        <w:rPr>
-          <w:lang w:val="en_US" w:bidi="en_US"/>
-        </w:rPr>
-        <w:t>John then tells his listeners what to do if some of these false teachers come to them.</w:t>
-      </w:r>
-    </w:p>
-    <w:p>
-      <w:pPr/>
-      <w:r>
-        <w:rPr>
-          <w:lang w:val="en_US" w:bidi="en_US"/>
-        </w:rPr>
-      </w:r>
-      <w:r>
-        <w:rPr>
-          <w:lang w:val="en_US" w:bidi="en_US"/>
-        </w:rPr>
-        <w:t>Let us imagine a family that belongs to the church that John is writing to. This family has a big house, and the believers usually meet in this family's house for a church service. Remember that in John's time, people did not yet have special church buildings. Sometimes a preacher passes through the town to read the Scriptures with the believers and to preach. The preacher would then stay with this family for a couple of days. Probably John himself has stayed with this family at some time!</w:t>
-      </w:r>
-    </w:p>
-    <w:p>
-      <w:pPr/>
-      <w:r>
-        <w:rPr>
-          <w:lang w:val="en_US" w:bidi="en_US"/>
-        </w:rPr>
-      </w:r>
-      <w:r>
-        <w:rPr>
-          <w:lang w:val="en_US" w:bidi="en_US"/>
-        </w:rPr>
-        <w:t>Now imagine that one day Sam and Sally come to this family's house, and this family does not know Sam and Sally yet. The family invites Sam and Sally in for a meal. But as the family talks with Sam and Sally, the family discovers that Sam and Sally teach something about Jesus that is not right. Sam and Sally say something about Jesus that is very different from what the believers have learned from John and the other apostles.</w:t>
-      </w:r>
-    </w:p>
-    <w:p>
-      <w:pPr/>
-      <w:r>
-        <w:rPr>
-          <w:lang w:val="en_US" w:bidi="en_US"/>
-        </w:rPr>
-      </w:r>
-      <w:r>
-        <w:rPr>
-          <w:lang w:val="en_US" w:bidi="en_US"/>
-        </w:rPr>
-        <w:t>After the meal, Sam and Sally say, "Can we stay with you for some days, and can we teach the people in your church?"</w:t>
-      </w:r>
-    </w:p>
-    <w:p>
-      <w:pPr/>
-      <w:r>
-        <w:rPr>
-          <w:lang w:val="en_US" w:bidi="en_US"/>
-        </w:rPr>
-      </w:r>
-      <w:r>
-        <w:rPr>
-          <w:lang w:val="en_US" w:bidi="en_US"/>
-        </w:rPr>
-        <w:t>Stop here and discuss: What do you think John wants this family to do? How should the family respond to this preacher? Pause this audio here.</w:t>
-      </w:r>
-    </w:p>
-    <w:p>
-      <w:pPr/>
-      <w:r>
-        <w:rPr>
-          <w:lang w:val="en_US" w:bidi="en_US"/>
-        </w:rPr>
-      </w:r>
-      <w:r>
-        <w:rPr>
-          <w:lang w:val="en_US" w:bidi="en_US"/>
-        </w:rPr>
-        <w:t>Well, in this letter, John makes very clear what he wants this family to do. The family should not let Sam and Sally stay with them, and should not let Sam and Sally speak in the church. And so, let us imagine that this family politely but firmly leads Sam and Sally out again, and asks them not to come back!</w:t>
-      </w:r>
-    </w:p>
-    <w:p>
-      <w:pPr/>
-      <w:r>
-        <w:rPr>
-          <w:lang w:val="en_US" w:bidi="en_US"/>
-        </w:rPr>
-      </w:r>
-      <w:r>
-        <w:rPr>
-          <w:lang w:val="en_US" w:bidi="en_US"/>
-        </w:rPr>
-        <w:t>Stop here and act out this situation! Pause this audio here.</w:t>
-      </w:r>
-    </w:p>
-    <w:p>
-      <w:pPr/>
-      <w:r>
-        <w:rPr>
-          <w:lang w:val="en_US" w:bidi="en_US"/>
-        </w:rPr>
-      </w:r>
-      <w:r>
-        <w:rPr>
-          <w:lang w:val="en_US" w:bidi="en_US"/>
-        </w:rPr>
-        <w:t>John says that the believers should not receive false teachers into their house and should not greet these teachers or welcome them. But, as the example of the imaginary family showed, John probably does not mean that we should never speak with such people, or should never offer them food. John most likely means that the believers should not allow such a person to speak in the church. John wants the believers to be careful about whom they allow to preach in their church. Because people did not yet have church buildings but were meeting in people's homes, to allow someone into your house in John's time meant the same as to allow that person into your church.</w:t>
-      </w:r>
-    </w:p>
-    <w:p>
-      <w:pPr/>
-      <w:r>
-        <w:rPr>
-          <w:lang w:val="en_US" w:bidi="en_US"/>
-        </w:rPr>
-      </w:r>
-      <w:r>
-        <w:rPr>
-          <w:lang w:val="en_US" w:bidi="en_US"/>
-        </w:rPr>
-        <w:t>The believers should not allow false teachers to speak in their churches. Because, John says, if you allow such people to stay in your house, and to speak in your church, you yourself become guilty of giving this wrong teaching!</w:t>
-      </w:r>
-    </w:p>
-    <w:p>
-      <w:pPr/>
-      <w:r>
-        <w:rPr>
-          <w:lang w:val="en_US" w:bidi="en_US"/>
-        </w:rPr>
-      </w:r>
-      <w:r>
-        <w:rPr>
-          <w:lang w:val="en_US" w:bidi="en_US"/>
-        </w:rPr>
-        <w:t>Stop here and discuss: In your community, what would happen if you refused to welcome someone into your house? What will other people think of that? Why do you think John gives such a strict order, even though it might be difficult for people to do this? Pause this audio here.</w:t>
-      </w:r>
-    </w:p>
-    <w:p>
-      <w:pPr/>
-      <w:r>
-        <w:rPr>
-          <w:lang w:val="en_US" w:bidi="en_US"/>
-        </w:rPr>
-      </w:r>
-      <w:r>
-        <w:rPr>
-          <w:lang w:val="en_US" w:bidi="en_US"/>
-        </w:rPr>
-        <w:t>Stop here and discuss: In your community, how might your church handle it if someone wants to preach, but others know this person does not teach the right things? Pause this audio here.</w:t>
-      </w:r>
-    </w:p>
-    <w:p>
-      <w:pPr/>
-      <w:r>
-        <w:rPr>
-          <w:lang w:val="en_US" w:bidi="en_US"/>
-        </w:rPr>
-      </w:r>
-      <w:r>
-        <w:rPr>
-          <w:lang w:val="en_US" w:bidi="en_US"/>
-        </w:rPr>
-        <w:t>John hopes that he himself will soon visit the believers, probably staying with people like this family that we imagined! Then John will have a good, long talk with all the believers in the church, and John can explain everything better still.</w:t>
-      </w:r>
-    </w:p>
-    <w:p>
-      <w:pPr/>
-      <w:r>
-        <w:rPr>
-          <w:lang w:val="en_US" w:bidi="en_US"/>
-        </w:rPr>
-      </w:r>
-      <w:r>
-        <w:rPr>
-          <w:lang w:val="en_US" w:bidi="en_US"/>
-        </w:rPr>
-        <w:t>John ends his letter by giving greetings to the believers from the believers in his own church.</w:t>
-      </w:r>
-      <w:r>
-        <w:rPr>
-          <w:lang w:val="en_US" w:bidi="en_US"/>
-        </w:rPr>
-      </w:r>
-    </w:p>
-    <w:p>
-      <w:pPr>
-        <w:pStyle w:val="Heading3"/>
-      </w:pPr>
-      <w:r>
-        <w:rPr>
-          <w:lang w:val="en_US" w:bidi="en_US"/>
-        </w:rPr>
-        <w:t>Defining the Scenes</w:t>
-      </w:r>
-      <w:r>
-        <w:rPr>
-          <w:lang w:val="en_US" w:bidi="en_US"/>
-        </w:rPr>
-      </w:r>
-    </w:p>
-    <w:p>
-      <w:pPr>
-        <w:pStyle w:val="Heading3"/>
-      </w:pPr>
-      <w:r>
-        <w:rPr>
-          <w:lang w:val="en_US" w:bidi="en_US"/>
-        </w:rPr>
-        <w:t>Defining the Scenes</w:t>
-      </w:r>
-    </w:p>
-    <w:p>
-      <w:pPr/>
-      <w:r>
-        <w:rPr>
-          <w:lang w:val="en_US" w:bidi="en_US"/>
-        </w:rPr>
-      </w:r>
-      <w:r>
-        <w:rPr>
-          <w:lang w:val="en_US" w:bidi="en_US"/>
-        </w:rPr>
-        <w:t>Listen to an audio version of 2 John verses 7–13 in the easiest-to-understand translation.</w:t>
-      </w:r>
-    </w:p>
-    <w:p>
-      <w:pPr/>
-      <w:r>
-        <w:rPr>
-          <w:lang w:val="en_US" w:bidi="en_US"/>
-        </w:rPr>
-      </w:r>
-      <w:r>
-        <w:rPr>
-          <w:lang w:val="en_US" w:bidi="en_US"/>
-        </w:rPr>
-        <w:t>Pause this audio here.</w:t>
-      </w:r>
-    </w:p>
-    <w:p>
-      <w:pPr/>
-      <w:r>
-        <w:rPr>
-          <w:lang w:val="en_US" w:bidi="en_US"/>
-        </w:rPr>
-      </w:r>
-      <w:r>
-        <w:rPr>
-          <w:lang w:val="en_US" w:bidi="en_US"/>
-        </w:rPr>
         <w:t>In this step, the group will define the scenes, characters, and setting of this passage. Then the group will visualize this passage.</w:t>
       </w:r>
     </w:p>
@@ -6337,7 +5030,7 @@
         <w:rPr>
           <w:lang w:val="en_US" w:bidi="en_US"/>
         </w:rPr>
-        <w:t xml:space="preserve"> John warns his listeners about people who are teaching the wrong things.</w:t>
+        <w:t xml:space="preserve"> John warns his listeners about people who are teaching the wrong things**.**</w:t>
       </w:r>
     </w:p>
     <w:p>
@@ -6652,7 +5345,21 @@
         <w:rPr>
           <w:lang w:val="en_US" w:bidi="en_US"/>
         </w:rPr>
-        <w:t>Stop here and discuss how you want to say this part in your language. Do you want to say that if the believers lose their reward, the work of the believers themselves would be for nothing? Or do you want to say that if the believers lose their reward, the work that John and the other apostles have done would be for nothing? Pause this audio here.</w:t>
+        <w:t>Stop here and discuss how you want to say this part in your language. Do you want to say that if the believers lose their reward, the work of the believers themselves would be for nothing? Or do you want to say that if the believers lose their reward, the work that John and the other apostles have done would be for nothing?</w:t>
+      </w:r>
+    </w:p>
+    <w:p>
+      <w:pPr/>
+      <w:r>
+        <w:rPr>
+          <w:lang w:val="en_US" w:bidi="en_US"/>
+        </w:rPr>
+      </w:r>
+      <w:r>
+        <w:rPr>
+          <w:lang w:val="en_US" w:bidi="en_US"/>
+        </w:rPr>
+        <w:t>Pause this audio here.</w:t>
       </w:r>
     </w:p>
     <w:p>
@@ -6733,20 +5440,7 @@
         <w:rPr>
           <w:lang w:val="en_US" w:bidi="en_US"/>
         </w:rPr>
-        <w:t xml:space="preserve"> keep believing the right things </w:t>
-      </w:r>
-      <w:r>
-        <w:rPr>
-          <w:i/>
-          <w:lang w:val="en_US" w:bidi="en_US"/>
-        </w:rPr>
-        <w:t>does</w:t>
-      </w:r>
-      <w:r>
-        <w:rPr>
-          <w:lang w:val="en_US" w:bidi="en_US"/>
-        </w:rPr>
-        <w:t xml:space="preserve"> have the Father, who is God, and the Son, who is Jesus. This means that if we believe the right things about Jesus, we have a relationship with God, as well as with Jesus.</w:t>
+        <w:t xml:space="preserve"> keep believing the right things does have the Father, who is God, and the Son, who is Jesus. This means that if we believe the right things about Jesus, we have a relationship with God, as well as with Jesus.</w:t>
       </w:r>
     </w:p>
     <w:p>
@@ -6872,19 +5566,7 @@
         <w:rPr>
           <w:lang w:val="en_US" w:bidi="en_US"/>
         </w:rPr>
-        <w:t xml:space="preserve">Stop here and look at a picture of </w:t>
-      </w:r>
-      <w:r>
-        <w:rPr>
-          <w:lang w:val="en_US" w:bidi="en_US"/>
-        </w:rPr>
-        <w:t>paper, pen, and ink as people used in the time of the New Testament</w:t>
-      </w:r>
-      <w:r>
-        <w:rPr>
-          <w:lang w:val="en_US" w:bidi="en_US"/>
-        </w:rPr>
-        <w:t>. Pause this audio here.</w:t>
+        <w:t>Stop here and look at a picture of paper, pen, and ink as people used in the time of the New Testament. Pause this audio here.</w:t>
       </w:r>
     </w:p>
     <w:p>
@@ -6962,17 +5644,6 @@
         <w:rPr>
           <w:lang w:val="en_US" w:bidi="en_US"/>
         </w:rPr>
-      </w:r>
-    </w:p>
-    <w:p>
-      <w:pPr>
-        <w:pStyle w:val="Heading3"/>
-      </w:pPr>
-      <w:r>
-        <w:rPr>
-          <w:lang w:val="en_US" w:bidi="en_US"/>
-        </w:rPr>
-        <w:t>Embodying the Text</w:t>
       </w:r>
     </w:p>
     <w:p>
@@ -7276,21 +5947,7 @@
         <w:rPr>
           <w:lang w:val="en_US" w:bidi="en_US"/>
         </w:rPr>
-        <w:t>Pause the drama.</w:t>
-      </w:r>
-    </w:p>
-    <w:p>
-      <w:pPr/>
-      <w:r>
-        <w:rPr>
-          <w:lang w:val="en_US" w:bidi="en_US"/>
-        </w:rPr>
-      </w:r>
-      <w:r>
-        <w:rPr>
-          <w:lang w:val="en_US" w:bidi="en_US"/>
-        </w:rPr>
-        <w:t>Ask the people playing John's listeners, "What are you thinking?" People may answer things like:</w:t>
+        <w:t>Pause the drama. Ask the people playing John's listeners, "What are you thinking?" People may answer things like:</w:t>
       </w:r>
     </w:p>
     <w:p>
@@ -7322,6 +5979,20 @@
         <w:rPr>
           <w:lang w:val="en_US" w:bidi="en_US"/>
         </w:rPr>
+        <w:t>Resume the drama.</w:t>
+      </w:r>
+    </w:p>
+    <w:p>
+      <w:pPr/>
+      <w:r>
+        <w:rPr>
+          <w:lang w:val="en_US" w:bidi="en_US"/>
+        </w:rPr>
+      </w:r>
+      <w:r>
+        <w:rPr>
+          <w:lang w:val="en_US" w:bidi="en_US"/>
+        </w:rPr>
         <w:t>John says something like this:</w:t>
       </w:r>
     </w:p>
@@ -7350,21 +6021,7 @@
         <w:rPr>
           <w:lang w:val="en_US" w:bidi="en_US"/>
         </w:rPr>
-        <w:t>Pause the drama.</w:t>
-      </w:r>
-    </w:p>
-    <w:p>
-      <w:pPr/>
-      <w:r>
-        <w:rPr>
-          <w:lang w:val="en_US" w:bidi="en_US"/>
-        </w:rPr>
-      </w:r>
-      <w:r>
-        <w:rPr>
-          <w:lang w:val="en_US" w:bidi="en_US"/>
-        </w:rPr>
-        <w:t>Ask the person playing John, "What are you thinking?" People may answer things like:</w:t>
+        <w:t>Pause the drama. Ask the person playing John, "What are you thinking?" People may answer things like:</w:t>
       </w:r>
     </w:p>
     <w:p>
@@ -7414,6 +6071,20 @@
         <w:rPr>
           <w:lang w:val="en_US" w:bidi="en_US"/>
         </w:rPr>
+        <w:t>Resume the drama.</w:t>
+      </w:r>
+    </w:p>
+    <w:p>
+      <w:pPr/>
+      <w:r>
+        <w:rPr>
+          <w:lang w:val="en_US" w:bidi="en_US"/>
+        </w:rPr>
+      </w:r>
+      <w:r>
+        <w:rPr>
+          <w:lang w:val="en_US" w:bidi="en_US"/>
+        </w:rPr>
         <w:t>John says something like this:</w:t>
       </w:r>
     </w:p>
@@ -7456,21 +6127,7 @@
         <w:rPr>
           <w:lang w:val="en_US" w:bidi="en_US"/>
         </w:rPr>
-        <w:t>Pause the drama.</w:t>
-      </w:r>
-    </w:p>
-    <w:p>
-      <w:pPr/>
-      <w:r>
-        <w:rPr>
-          <w:lang w:val="en_US" w:bidi="en_US"/>
-        </w:rPr>
-      </w:r>
-      <w:r>
-        <w:rPr>
-          <w:lang w:val="en_US" w:bidi="en_US"/>
-        </w:rPr>
-        <w:t>Ask the people playing John's listeners, "What are you thinking?" People may answer things like:</w:t>
+        <w:t>Pause the drama. Ask the people playing John's listeners, "What are you thinking?" People may answer things like:</w:t>
       </w:r>
     </w:p>
     <w:p>
@@ -7502,6 +6159,20 @@
         <w:rPr>
           <w:lang w:val="en_US" w:bidi="en_US"/>
         </w:rPr>
+        <w:t>Resume the drama.</w:t>
+      </w:r>
+    </w:p>
+    <w:p>
+      <w:pPr/>
+      <w:r>
+        <w:rPr>
+          <w:lang w:val="en_US" w:bidi="en_US"/>
+        </w:rPr>
+      </w:r>
+      <w:r>
+        <w:rPr>
+          <w:lang w:val="en_US" w:bidi="en_US"/>
+        </w:rPr>
         <w:t>John says something like this:</w:t>
       </w:r>
     </w:p>
@@ -7530,21 +6201,7 @@
         <w:rPr>
           <w:lang w:val="en_US" w:bidi="en_US"/>
         </w:rPr>
-        <w:t>Pause the drama.</w:t>
-      </w:r>
-    </w:p>
-    <w:p>
-      <w:pPr/>
-      <w:r>
-        <w:rPr>
-          <w:lang w:val="en_US" w:bidi="en_US"/>
-        </w:rPr>
-      </w:r>
-      <w:r>
-        <w:rPr>
-          <w:lang w:val="en_US" w:bidi="en_US"/>
-        </w:rPr>
-        <w:t>Ask the people playing John's listeners, "What are you thinking?" People may answer things like:</w:t>
+        <w:t>Pause the drama. Ask the people playing John's listeners, "What are you thinking?" People may answer things like:</w:t>
       </w:r>
     </w:p>
     <w:p>
@@ -7612,6 +6269,20 @@
         <w:rPr>
           <w:lang w:val="en_US" w:bidi="en_US"/>
         </w:rPr>
+        <w:t>Resume the drama.</w:t>
+      </w:r>
+    </w:p>
+    <w:p>
+      <w:pPr/>
+      <w:r>
+        <w:rPr>
+          <w:lang w:val="en_US" w:bidi="en_US"/>
+        </w:rPr>
+      </w:r>
+      <w:r>
+        <w:rPr>
+          <w:lang w:val="en_US" w:bidi="en_US"/>
+        </w:rPr>
         <w:t>John says something like this:</w:t>
       </w:r>
     </w:p>
@@ -7654,21 +6325,7 @@
         <w:rPr>
           <w:lang w:val="en_US" w:bidi="en_US"/>
         </w:rPr>
-        <w:t>Pause the drama.</w:t>
-      </w:r>
-    </w:p>
-    <w:p>
-      <w:pPr/>
-      <w:r>
-        <w:rPr>
-          <w:lang w:val="en_US" w:bidi="en_US"/>
-        </w:rPr>
-      </w:r>
-      <w:r>
-        <w:rPr>
-          <w:lang w:val="en_US" w:bidi="en_US"/>
-        </w:rPr>
-        <w:t>Ask the person playing John, "What are you thinking?" People may answer things like:</w:t>
+        <w:t>Pause the drama. Ask the person playing John, "What are you thinking?" People may answer things like:</w:t>
       </w:r>
     </w:p>
     <w:p>
@@ -7761,6 +6418,612 @@
       </w:r>
     </w:p>
     <w:p>
+      <w:pPr/>
+      <w:r>
+        <w:rPr>
+          <w:lang w:val="en_US" w:bidi="en_US"/>
+        </w:rPr>
+      </w:r>
+      <w:r>
+        <w:rPr>
+          <w:lang w:val="en_US" w:bidi="en_US"/>
+        </w:rPr>
+        <w:t>Listen to an audio version of 2 John verses 7–13 in the easiest-to-understand translation.</w:t>
+      </w:r>
+    </w:p>
+    <w:p>
+      <w:pPr/>
+      <w:r>
+        <w:rPr>
+          <w:lang w:val="en_US" w:bidi="en_US"/>
+        </w:rPr>
+      </w:r>
+      <w:r>
+        <w:rPr>
+          <w:lang w:val="en_US" w:bidi="en_US"/>
+        </w:rPr>
+        <w:t>Pause this audio here.</w:t>
+      </w:r>
+    </w:p>
+    <w:p>
+      <w:pPr/>
+      <w:r>
+        <w:rPr>
+          <w:lang w:val="en_US" w:bidi="en_US"/>
+        </w:rPr>
+      </w:r>
+      <w:r>
+        <w:rPr>
+          <w:lang w:val="en_US" w:bidi="en_US"/>
+        </w:rPr>
+        <w:t>In this step, the group will discuss key terms and words in this passage.</w:t>
+      </w:r>
+    </w:p>
+    <w:p>
+      <w:pPr/>
+      <w:r>
+        <w:rPr>
+          <w:lang w:val="en_US" w:bidi="en_US"/>
+        </w:rPr>
+      </w:r>
+      <w:r>
+        <w:rPr>
+          <w:lang w:val="en_US" w:bidi="en_US"/>
+        </w:rPr>
+        <w:t xml:space="preserve">John warns against people who do not </w:t>
+      </w:r>
+      <w:r>
+        <w:rPr>
+          <w:b/>
+          <w:lang w:val="en_US" w:bidi="en_US"/>
+        </w:rPr>
+        <w:t>confess</w:t>
+      </w:r>
+      <w:r>
+        <w:rPr>
+          <w:lang w:val="en_US" w:bidi="en_US"/>
+        </w:rPr>
+        <w:t xml:space="preserve"> that Jesus Christ has come in the flesh. If you confess something, you are openly saying that you believe something is true. Use the same word that you have used in previous passages.</w:t>
+      </w:r>
+    </w:p>
+    <w:p>
+      <w:pPr/>
+      <w:r>
+        <w:rPr>
+          <w:lang w:val="en_US" w:bidi="en_US"/>
+        </w:rPr>
+      </w:r>
+      <w:r>
+        <w:rPr>
+          <w:lang w:val="en_US" w:bidi="en_US"/>
+        </w:rPr>
+        <w:t xml:space="preserve">Jesus Christ has come in the flesh. </w:t>
+      </w:r>
+      <w:r>
+        <w:rPr>
+          <w:b/>
+          <w:lang w:val="en_US" w:bidi="en_US"/>
+        </w:rPr>
+        <w:t>Christ</w:t>
+      </w:r>
+      <w:r>
+        <w:rPr>
+          <w:lang w:val="en_US" w:bidi="en_US"/>
+        </w:rPr>
+        <w:t xml:space="preserve"> means the special King and Savior that God had promised to send. When John calls Jesus the Christ, John means that Jesus is the Son of God. The word Christ is in the Master Glossary. Use the same word that you have used in other passages.</w:t>
+      </w:r>
+    </w:p>
+    <w:p>
+      <w:pPr/>
+      <w:r>
+        <w:rPr>
+          <w:lang w:val="en_US" w:bidi="en_US"/>
+        </w:rPr>
+      </w:r>
+      <w:r>
+        <w:rPr>
+          <w:lang w:val="en_US" w:bidi="en_US"/>
+        </w:rPr>
+        <w:t>That Jesus Christ has come in the flesh means that Jesus was born as a human being, with a body just like us, with real bones and muscles and blood! Jesus always existed as the Son of God, but he became a human being inside the womb of a virgin, Mary.</w:t>
+      </w:r>
+    </w:p>
+    <w:p>
+      <w:pPr/>
+      <w:r>
+        <w:rPr>
+          <w:lang w:val="en_US" w:bidi="en_US"/>
+        </w:rPr>
+      </w:r>
+      <w:r>
+        <w:rPr>
+          <w:lang w:val="en_US" w:bidi="en_US"/>
+        </w:rPr>
+        <w:t xml:space="preserve">Stop here and discuss how you will say that Jesus Christ has </w:t>
+      </w:r>
+      <w:r>
+        <w:rPr>
+          <w:b/>
+          <w:lang w:val="en_US" w:bidi="en_US"/>
+        </w:rPr>
+        <w:t>come in the flesh</w:t>
+      </w:r>
+      <w:r>
+        <w:rPr>
+          <w:lang w:val="en_US" w:bidi="en_US"/>
+        </w:rPr>
+        <w:t>. Use the same word or phrase that you have used in first John. Pause this audio here.</w:t>
+      </w:r>
+    </w:p>
+    <w:p>
+      <w:pPr/>
+      <w:r>
+        <w:rPr>
+          <w:lang w:val="en_US" w:bidi="en_US"/>
+        </w:rPr>
+      </w:r>
+      <w:r>
+        <w:rPr>
+          <w:lang w:val="en_US" w:bidi="en_US"/>
+        </w:rPr>
+        <w:t>The people who do not confess that Jesus Christ has become a human being are deceiving other people. If you are deceiving someone, you are telling that person lies, and you want that person to believe your lies. John calls such a person an antichrist. An antichrist is an enemy of Jesus.</w:t>
+      </w:r>
+    </w:p>
+    <w:p>
+      <w:pPr/>
+      <w:r>
+        <w:rPr>
+          <w:lang w:val="en_US" w:bidi="en_US"/>
+        </w:rPr>
+      </w:r>
+      <w:r>
+        <w:rPr>
+          <w:lang w:val="en_US" w:bidi="en_US"/>
+        </w:rPr>
+        <w:t xml:space="preserve">Stop here and discuss what word or phrase you would use for an </w:t>
+      </w:r>
+      <w:r>
+        <w:rPr>
+          <w:b/>
+          <w:lang w:val="en_US" w:bidi="en_US"/>
+        </w:rPr>
+        <w:t>antichrist</w:t>
+      </w:r>
+      <w:r>
+        <w:rPr>
+          <w:lang w:val="en_US" w:bidi="en_US"/>
+        </w:rPr>
+        <w:t>. Use the same word or phrase that you have used in first John. Pause this audio here.</w:t>
+      </w:r>
+    </w:p>
+    <w:p>
+      <w:pPr/>
+      <w:r>
+        <w:rPr>
+          <w:lang w:val="en_US" w:bidi="en_US"/>
+        </w:rPr>
+      </w:r>
+      <w:r>
+        <w:rPr>
+          <w:lang w:val="en_US" w:bidi="en_US"/>
+        </w:rPr>
+        <w:t>John says that many deceivers, or false teachers, have gone out into the world. John means that there are many false teachers who go around from place to place and teach the wrong things.</w:t>
+      </w:r>
+    </w:p>
+    <w:p>
+      <w:pPr/>
+      <w:r>
+        <w:rPr>
+          <w:lang w:val="en_US" w:bidi="en_US"/>
+        </w:rPr>
+      </w:r>
+      <w:r>
+        <w:rPr>
+          <w:lang w:val="en_US" w:bidi="en_US"/>
+        </w:rPr>
+        <w:t>John means that these people are purposefully sharing these false messages. John uses the phrase "going out" as a way to describe the work that evangelists and missionaries do. The deceivers do the same work as evangelists and missionaries, but they are teaching a false message.</w:t>
+      </w:r>
+    </w:p>
+    <w:p>
+      <w:pPr/>
+      <w:r>
+        <w:rPr>
+          <w:lang w:val="en_US" w:bidi="en_US"/>
+        </w:rPr>
+      </w:r>
+      <w:r>
+        <w:rPr>
+          <w:lang w:val="en_US" w:bidi="en_US"/>
+        </w:rPr>
+        <w:t xml:space="preserve">Stop here and discuss how you can say in your language that many deceivers have </w:t>
+      </w:r>
+      <w:r>
+        <w:rPr>
+          <w:b/>
+          <w:lang w:val="en_US" w:bidi="en_US"/>
+        </w:rPr>
+        <w:t>gone out into the world</w:t>
+      </w:r>
+      <w:r>
+        <w:rPr>
+          <w:lang w:val="en_US" w:bidi="en_US"/>
+        </w:rPr>
+        <w:t>. Pause this audio here.</w:t>
+      </w:r>
+    </w:p>
+    <w:p>
+      <w:pPr/>
+      <w:r>
+        <w:rPr>
+          <w:lang w:val="en_US" w:bidi="en_US"/>
+        </w:rPr>
+      </w:r>
+      <w:r>
+        <w:rPr>
+          <w:lang w:val="en_US" w:bidi="en_US"/>
+        </w:rPr>
+        <w:t xml:space="preserve">Everyone who does not keep believing the right things about the Christ </w:t>
+      </w:r>
+      <w:r>
+        <w:rPr>
+          <w:b/>
+          <w:lang w:val="en_US" w:bidi="en_US"/>
+        </w:rPr>
+        <w:t>but goes beyond it</w:t>
+      </w:r>
+      <w:r>
+        <w:rPr>
+          <w:lang w:val="en_US" w:bidi="en_US"/>
+        </w:rPr>
+        <w:t xml:space="preserve"> does not have God. To go beyond the teaching means to teach something different than the right teaching about Christ. Someone who does not have God does not have a relationship with God.</w:t>
+      </w:r>
+    </w:p>
+    <w:p>
+      <w:pPr/>
+      <w:r>
+        <w:rPr>
+          <w:lang w:val="en_US" w:bidi="en_US"/>
+        </w:rPr>
+      </w:r>
+      <w:r>
+        <w:rPr>
+          <w:lang w:val="en_US" w:bidi="en_US"/>
+        </w:rPr>
+        <w:t>Stop here and discuss how you can say that everyone who does not keep believing the right things about the Christ does not have God. Pause this audio here.</w:t>
+      </w:r>
+    </w:p>
+    <w:p>
+      <w:pPr/>
+      <w:r>
+        <w:rPr>
+          <w:lang w:val="en_US" w:bidi="en_US"/>
+        </w:rPr>
+      </w:r>
+      <w:r>
+        <w:rPr>
+          <w:lang w:val="en_US" w:bidi="en_US"/>
+        </w:rPr>
+        <w:t>The people who remain in the teaching of Christ have the Father and Son. The Father refers to God the Father, and the Son refers to Jesus. People who have the Father and Son have a good relationship with God and with his Son, Jesus. Someone who remains in the teaching of Christ keeps believing the right things about Jesus Christ.</w:t>
+      </w:r>
+    </w:p>
+    <w:p>
+      <w:pPr/>
+      <w:r>
+        <w:rPr>
+          <w:lang w:val="en_US" w:bidi="en_US"/>
+        </w:rPr>
+      </w:r>
+      <w:r>
+        <w:rPr>
+          <w:lang w:val="en_US" w:bidi="en_US"/>
+        </w:rPr>
+        <w:t xml:space="preserve">Stop here and discuss how you can say that everyone who </w:t>
+      </w:r>
+      <w:r>
+        <w:rPr>
+          <w:b/>
+          <w:lang w:val="en_US" w:bidi="en_US"/>
+        </w:rPr>
+        <w:t>remains in the teaching</w:t>
+      </w:r>
+      <w:r>
+        <w:rPr>
+          <w:lang w:val="en_US" w:bidi="en_US"/>
+        </w:rPr>
+        <w:t xml:space="preserve"> of Christ has the </w:t>
+      </w:r>
+      <w:r>
+        <w:rPr>
+          <w:b/>
+          <w:lang w:val="en_US" w:bidi="en_US"/>
+        </w:rPr>
+        <w:t>Father</w:t>
+      </w:r>
+      <w:r>
+        <w:rPr>
+          <w:lang w:val="en_US" w:bidi="en_US"/>
+        </w:rPr>
+        <w:t xml:space="preserve"> as well as the </w:t>
+      </w:r>
+      <w:r>
+        <w:rPr>
+          <w:b/>
+          <w:lang w:val="en_US" w:bidi="en_US"/>
+        </w:rPr>
+        <w:t>Son</w:t>
+      </w:r>
+      <w:r>
+        <w:rPr>
+          <w:lang w:val="en_US" w:bidi="en_US"/>
+        </w:rPr>
+        <w:t>. Pause this audio here.</w:t>
+      </w:r>
+    </w:p>
+    <w:p>
+      <w:pPr/>
+      <w:r>
+        <w:rPr>
+          <w:lang w:val="en_US" w:bidi="en_US"/>
+        </w:rPr>
+      </w:r>
+      <w:r>
+        <w:rPr>
+          <w:lang w:val="en_US" w:bidi="en_US"/>
+        </w:rPr>
+        <w:t xml:space="preserve">If you welcome someone who is not teaching the right things about Jesus, you yourself become guilty of this </w:t>
+      </w:r>
+      <w:r>
+        <w:rPr>
+          <w:b/>
+          <w:lang w:val="en_US" w:bidi="en_US"/>
+        </w:rPr>
+        <w:t>evil</w:t>
+      </w:r>
+      <w:r>
+        <w:rPr>
+          <w:lang w:val="en_US" w:bidi="en_US"/>
+        </w:rPr>
+        <w:t xml:space="preserve"> work. Something that is evil is the opposite of good. The word evil is in the Master Glossary. Use the same word or phrase that you have used in other books of the Bible.</w:t>
+      </w:r>
+    </w:p>
+    <w:p>
+      <w:pPr/>
+      <w:r>
+        <w:rPr>
+          <w:lang w:val="en_US" w:bidi="en_US"/>
+        </w:rPr>
+      </w:r>
+      <w:r>
+        <w:rPr>
+          <w:lang w:val="en_US" w:bidi="en_US"/>
+        </w:rPr>
+        <w:t>If you welcome someone, then in this case, this means that you allow someone to preach. Let us think again about this imaginary family in the church that John was writing to. We imagined that Sam and Sally would come to this family's house and ask if they could stay with the family. Well, let us imagine what would happen if, instead of sending Sam and Sally away, this family had allowed Sam and Sally to stay. Then the next time they had a church meeting, the family would tell the other believers, "Today we have some new preachers! What these preachers say is very interesting. Let us listen to them!"</w:t>
+      </w:r>
+    </w:p>
+    <w:p>
+      <w:pPr/>
+      <w:r>
+        <w:rPr>
+          <w:lang w:val="en_US" w:bidi="en_US"/>
+        </w:rPr>
+      </w:r>
+      <w:r>
+        <w:rPr>
+          <w:lang w:val="en_US" w:bidi="en_US"/>
+        </w:rPr>
+        <w:t>Well, if this were to happen, then this family themselves would have become responsible for spreading the wrong teaching. And spreading this wrong teaching is evil work.</w:t>
+      </w:r>
+    </w:p>
+    <w:p>
+      <w:pPr/>
+      <w:r>
+        <w:rPr>
+          <w:lang w:val="en_US" w:bidi="en_US"/>
+        </w:rPr>
+      </w:r>
+      <w:r>
+        <w:rPr>
+          <w:lang w:val="en_US" w:bidi="en_US"/>
+        </w:rPr>
+        <w:t xml:space="preserve">Stop here and discuss how you will say that anyone who welcomes someone who does not give the right teaching about Jesus </w:t>
+      </w:r>
+      <w:r>
+        <w:rPr>
+          <w:b/>
+          <w:lang w:val="en_US" w:bidi="en_US"/>
+        </w:rPr>
+        <w:t>takes part in this evil work</w:t>
+      </w:r>
+      <w:r>
+        <w:rPr>
+          <w:lang w:val="en_US" w:bidi="en_US"/>
+        </w:rPr>
+        <w:t xml:space="preserve"> or becomes guilty of this evil work. Pause this audio here.</w:t>
+      </w:r>
+    </w:p>
+    <w:p>
+      <w:pPr/>
+      <w:r>
+        <w:rPr>
+          <w:lang w:val="en_US" w:bidi="en_US"/>
+        </w:rPr>
+      </w:r>
+      <w:r>
+        <w:rPr>
+          <w:lang w:val="en_US" w:bidi="en_US"/>
+        </w:rPr>
+        <w:t>John has a lot more to say to the believers, but John does not want to use paper and ink. John's point is that he does not want to say what he has to say in a letter. John would rather come and visit the people. This was also a polite way to finish a letter.</w:t>
+      </w:r>
+    </w:p>
+    <w:p>
+      <w:pPr/>
+      <w:r>
+        <w:rPr>
+          <w:lang w:val="en_US" w:bidi="en_US"/>
+        </w:rPr>
+      </w:r>
+      <w:r>
+        <w:rPr>
+          <w:lang w:val="en_US" w:bidi="en_US"/>
+        </w:rPr>
+        <w:t xml:space="preserve">Stop here and discuss how you will say that John </w:t>
+      </w:r>
+      <w:r>
+        <w:rPr>
+          <w:b/>
+          <w:lang w:val="en_US" w:bidi="en_US"/>
+        </w:rPr>
+        <w:t>has much more to say</w:t>
+      </w:r>
+      <w:r>
+        <w:rPr>
+          <w:lang w:val="en_US" w:bidi="en_US"/>
+        </w:rPr>
+        <w:t xml:space="preserve"> to the people, but that John does not want to do this by writing. Pause this audio here.</w:t>
+      </w:r>
+    </w:p>
+    <w:p>
+      <w:pPr/>
+      <w:r>
+        <w:rPr>
+          <w:lang w:val="en_US" w:bidi="en_US"/>
+        </w:rPr>
+      </w:r>
+      <w:r>
+        <w:rPr>
+          <w:lang w:val="en_US" w:bidi="en_US"/>
+        </w:rPr>
+        <w:t xml:space="preserve">John hopes he will soon talk with the people </w:t>
+      </w:r>
+      <w:r>
+        <w:rPr>
+          <w:b/>
+          <w:lang w:val="en_US" w:bidi="en_US"/>
+        </w:rPr>
+        <w:t>face to face</w:t>
+      </w:r>
+      <w:r>
+        <w:rPr>
+          <w:lang w:val="en_US" w:bidi="en_US"/>
+        </w:rPr>
+        <w:t>. This means they will be together, and can talk while they can see each other.</w:t>
+      </w:r>
+    </w:p>
+    <w:p>
+      <w:pPr/>
+      <w:r>
+        <w:rPr>
+          <w:lang w:val="en_US" w:bidi="en_US"/>
+        </w:rPr>
+      </w:r>
+      <w:r>
+        <w:rPr>
+          <w:lang w:val="en_US" w:bidi="en_US"/>
+        </w:rPr>
+        <w:t>Stop here and discuss what word or phrase you use in your language to describe that people talk while they are together and can see each other. Pause this audio here.</w:t>
+      </w:r>
+    </w:p>
+    <w:p>
+      <w:pPr/>
+      <w:r>
+        <w:rPr>
+          <w:lang w:val="en_US" w:bidi="en_US"/>
+        </w:rPr>
+      </w:r>
+      <w:r>
+        <w:rPr>
+          <w:lang w:val="en_US" w:bidi="en_US"/>
+        </w:rPr>
+        <w:t>John gives greetings from the believers in the church where John is, to the believers in the church that John is writing to. John speaks about these people as "the children of your sister." If, at the beginning of John's letter, you decided not to use the phrase "to the lady and her children" but said something like "to the believers," then also do not use the word "sister" here. You can then say something like "the believers who are with me are giving you their greetings."</w:t>
+      </w:r>
+    </w:p>
+    <w:p>
+      <w:pPr/>
+      <w:r>
+        <w:rPr>
+          <w:lang w:val="en_US" w:bidi="en_US"/>
+        </w:rPr>
+      </w:r>
+      <w:r>
+        <w:rPr>
+          <w:lang w:val="en_US" w:bidi="en_US"/>
+        </w:rPr>
+        <w:t>If you did use the word "lady and her children" at the beginning of the letter, then do use "your sister" at the end of the letter as well.</w:t>
+      </w:r>
+    </w:p>
+    <w:p>
+      <w:pPr/>
+      <w:r>
+        <w:rPr>
+          <w:lang w:val="en_US" w:bidi="en_US"/>
+        </w:rPr>
+      </w:r>
+      <w:r>
+        <w:rPr>
+          <w:lang w:val="en_US" w:bidi="en_US"/>
+        </w:rPr>
+        <w:t>John says that God has chosen the children of your sister. Because God has chosen the believers, the believers now know God and have a relationship with God. Use the same word or phrase to say that God has chosen the children of the sister that you used at the beginning of the letter to say that God has chosen the lady and her children.</w:t>
+      </w:r>
+    </w:p>
+    <w:p>
+      <w:pPr/>
+      <w:r>
+        <w:rPr>
+          <w:lang w:val="en_US" w:bidi="en_US"/>
+        </w:rPr>
+      </w:r>
+      <w:r>
+        <w:rPr>
+          <w:lang w:val="en_US" w:bidi="en_US"/>
+        </w:rPr>
+        <w:t xml:space="preserve">Stop here and discuss how you will say that John gives greetings from the </w:t>
+      </w:r>
+      <w:r>
+        <w:rPr>
+          <w:b/>
+          <w:lang w:val="en_US" w:bidi="en_US"/>
+        </w:rPr>
+        <w:t>children of your sister</w:t>
+      </w:r>
+      <w:r>
+        <w:rPr>
+          <w:lang w:val="en_US" w:bidi="en_US"/>
+        </w:rPr>
+        <w:t xml:space="preserve"> and that God has </w:t>
+      </w:r>
+      <w:r>
+        <w:rPr>
+          <w:b/>
+          <w:lang w:val="en_US" w:bidi="en_US"/>
+        </w:rPr>
+        <w:t>chosen</w:t>
+      </w:r>
+      <w:r>
+        <w:rPr>
+          <w:lang w:val="en_US" w:bidi="en_US"/>
+        </w:rPr>
+        <w:t xml:space="preserve"> these people.</w:t>
+      </w:r>
+    </w:p>
+    <w:p>
+      <w:pPr/>
+      <w:r>
+        <w:rPr>
+          <w:lang w:val="en_US" w:bidi="en_US"/>
+        </w:rPr>
+      </w:r>
+      <w:r>
+        <w:rPr>
+          <w:lang w:val="en_US" w:bidi="en_US"/>
+        </w:rPr>
+        <w:t>We have reached the end of John's letter.</w:t>
+      </w:r>
+      <w:r>
+        <w:rPr>
+          <w:lang w:val="en_US" w:bidi="en_US"/>
+        </w:rPr>
+      </w:r>
+    </w:p>
+    <w:p>
       <w:pPr>
         <w:pStyle w:val="Heading3"/>
       </w:pPr>
@@ -7768,21 +7031,26 @@
         <w:rPr>
           <w:lang w:val="en_US" w:bidi="en_US"/>
         </w:rPr>
-        <w:t>Filling the Gaps</w:t>
-      </w:r>
-    </w:p>
-    <w:p>
-      <w:pPr/>
-      <w:r>
-        <w:rPr>
-          <w:lang w:val="en_US" w:bidi="en_US"/>
-        </w:rPr>
-      </w:r>
-      <w:r>
-        <w:rPr>
-          <w:lang w:val="en_US" w:bidi="en_US"/>
-        </w:rPr>
-        <w:t>Listen to an audio version of 2 John verses 7–13 in the easiest-to-understand translation.</w:t>
+        <w:t>Speaking the Word</w:t>
+      </w:r>
+      <w:r>
+        <w:rPr>
+          <w:lang w:val="en_US" w:bidi="en_US"/>
+        </w:rPr>
+      </w:r>
+    </w:p>
+    <w:p>
+      <w:pPr/>
+      <w:r>
+        <w:rPr>
+          <w:lang w:val="en_US" w:bidi="en_US"/>
+        </w:rPr>
+      </w:r>
+      <w:r>
+        <w:rPr>
+          <w:lang w:val="en_US" w:bidi="en_US"/>
+        </w:rPr>
+        <w:t>Listen to an audio version of the passage in the easiest-to-understand translation.</w:t>
       </w:r>
     </w:p>
     <w:p>
@@ -7810,714 +7078,35 @@
         <w:rPr>
           <w:lang w:val="en_US" w:bidi="en_US"/>
         </w:rPr>
-        <w:t>In this step, the group will discuss key terms and words in this passage.</w:t>
-      </w:r>
-    </w:p>
-    <w:p>
-      <w:pPr/>
-      <w:r>
-        <w:rPr>
-          <w:lang w:val="en_US" w:bidi="en_US"/>
-        </w:rPr>
-      </w:r>
-      <w:r>
-        <w:rPr>
-          <w:lang w:val="en_US" w:bidi="en_US"/>
-        </w:rPr>
-        <w:t xml:space="preserve">John warns against people who do not </w:t>
-      </w:r>
-      <w:r>
-        <w:rPr>
-          <w:b/>
-          <w:lang w:val="en_US" w:bidi="en_US"/>
-        </w:rPr>
-        <w:t>confess</w:t>
-      </w:r>
-      <w:r>
-        <w:rPr>
-          <w:lang w:val="en_US" w:bidi="en_US"/>
-        </w:rPr>
-        <w:t xml:space="preserve"> that Jesus Christ has come in the flesh. If you confess something, you are openly saying that you believe something is true. Use the same word that you have used in previous passages.</w:t>
-      </w:r>
-    </w:p>
-    <w:p>
-      <w:pPr/>
-      <w:r>
-        <w:rPr>
-          <w:lang w:val="en_US" w:bidi="en_US"/>
-        </w:rPr>
-      </w:r>
-      <w:r>
-        <w:rPr>
-          <w:lang w:val="en_US" w:bidi="en_US"/>
-        </w:rPr>
-        <w:t xml:space="preserve">Jesus Christ has come in the flesh. </w:t>
-      </w:r>
-      <w:r>
-        <w:rPr>
-          <w:b/>
-          <w:lang w:val="en_US" w:bidi="en_US"/>
-        </w:rPr>
-        <w:t>Christ</w:t>
-      </w:r>
-      <w:r>
-        <w:rPr>
-          <w:lang w:val="en_US" w:bidi="en_US"/>
-        </w:rPr>
-        <w:t xml:space="preserve"> means the special King and Savior that God had promised to send. When John calls Jesus the Christ, John means that Jesus is the Son of God. The word </w:t>
-      </w:r>
-      <w:r>
-        <w:rPr>
-          <w:lang w:val="en_US" w:bidi="en_US"/>
-        </w:rPr>
-        <w:t>Christ</w:t>
-      </w:r>
-      <w:r>
-        <w:rPr>
-          <w:lang w:val="en_US" w:bidi="en_US"/>
-        </w:rPr>
-        <w:t xml:space="preserve"> is in the Master Glossary. Use the same word that you have used in other passages.</w:t>
-      </w:r>
-    </w:p>
-    <w:p>
-      <w:pPr/>
-      <w:r>
-        <w:rPr>
-          <w:lang w:val="en_US" w:bidi="en_US"/>
-        </w:rPr>
-      </w:r>
-      <w:r>
-        <w:rPr>
-          <w:lang w:val="en_US" w:bidi="en_US"/>
-        </w:rPr>
-        <w:t xml:space="preserve">That Jesus Christ has </w:t>
-      </w:r>
-      <w:r>
-        <w:rPr>
-          <w:b/>
-          <w:lang w:val="en_US" w:bidi="en_US"/>
-        </w:rPr>
-        <w:t>come in the flesh</w:t>
-      </w:r>
-      <w:r>
-        <w:rPr>
-          <w:lang w:val="en_US" w:bidi="en_US"/>
-        </w:rPr>
-        <w:t xml:space="preserve"> means that Jesus was born as a human being, with a body just like us, with real bones and muscles and blood! Jesus always existed as the Son of God, but he became a human being inside the womb of a virgin, Mary.</w:t>
-      </w:r>
-    </w:p>
-    <w:p>
-      <w:pPr/>
-      <w:r>
-        <w:rPr>
-          <w:lang w:val="en_US" w:bidi="en_US"/>
-        </w:rPr>
-      </w:r>
-      <w:r>
-        <w:rPr>
-          <w:lang w:val="en_US" w:bidi="en_US"/>
-        </w:rPr>
-        <w:t xml:space="preserve">Stop here and discuss how you will say that Jesus Christ has </w:t>
-      </w:r>
-      <w:r>
-        <w:rPr>
-          <w:b/>
-          <w:lang w:val="en_US" w:bidi="en_US"/>
-        </w:rPr>
-        <w:t>come in the flesh</w:t>
-      </w:r>
-      <w:r>
-        <w:rPr>
-          <w:lang w:val="en_US" w:bidi="en_US"/>
-        </w:rPr>
-        <w:t>. Use the same word or phrase that you have used in first John. Pause this audio here.</w:t>
-      </w:r>
-    </w:p>
-    <w:p>
-      <w:pPr/>
-      <w:r>
-        <w:rPr>
-          <w:lang w:val="en_US" w:bidi="en_US"/>
-        </w:rPr>
-      </w:r>
-      <w:r>
-        <w:rPr>
-          <w:lang w:val="en_US" w:bidi="en_US"/>
-        </w:rPr>
-        <w:t xml:space="preserve">The people who do not confess that Jesus Christ has become a human being are deceiving other people. If you are deceiving someone, you are telling that person lies, and you want that person to believe your lies. John calls such a person an </w:t>
-      </w:r>
-      <w:r>
-        <w:rPr>
-          <w:b/>
-          <w:lang w:val="en_US" w:bidi="en_US"/>
-        </w:rPr>
-        <w:t>antichrist</w:t>
-      </w:r>
-      <w:r>
-        <w:rPr>
-          <w:lang w:val="en_US" w:bidi="en_US"/>
-        </w:rPr>
-        <w:t>. An antichrist is an enemy of Jesus.</w:t>
-      </w:r>
-    </w:p>
-    <w:p>
-      <w:pPr/>
-      <w:r>
-        <w:rPr>
-          <w:lang w:val="en_US" w:bidi="en_US"/>
-        </w:rPr>
-      </w:r>
-      <w:r>
-        <w:rPr>
-          <w:lang w:val="en_US" w:bidi="en_US"/>
-        </w:rPr>
-        <w:t xml:space="preserve">Stop here and discuss what word or phrase you would use for an </w:t>
-      </w:r>
-      <w:r>
-        <w:rPr>
-          <w:b/>
-          <w:lang w:val="en_US" w:bidi="en_US"/>
-        </w:rPr>
-        <w:t>antichrist</w:t>
-      </w:r>
-      <w:r>
-        <w:rPr>
-          <w:lang w:val="en_US" w:bidi="en_US"/>
-        </w:rPr>
-        <w:t>. Use the same word or phrase that you have used in first John. Pause this audio here.</w:t>
-      </w:r>
-    </w:p>
-    <w:p>
-      <w:pPr/>
-      <w:r>
-        <w:rPr>
-          <w:lang w:val="en_US" w:bidi="en_US"/>
-        </w:rPr>
-      </w:r>
-      <w:r>
-        <w:rPr>
-          <w:lang w:val="en_US" w:bidi="en_US"/>
-        </w:rPr>
-        <w:t xml:space="preserve">John says that many deceivers, or false teachers, have </w:t>
-      </w:r>
-      <w:r>
-        <w:rPr>
-          <w:b/>
-          <w:lang w:val="en_US" w:bidi="en_US"/>
-        </w:rPr>
-        <w:t>gone out into the world</w:t>
-      </w:r>
-      <w:r>
-        <w:rPr>
-          <w:lang w:val="en_US" w:bidi="en_US"/>
-        </w:rPr>
-        <w:t>. John means that there are many false teachers who go around from place to place and teach the wrong things.</w:t>
-      </w:r>
-    </w:p>
-    <w:p>
-      <w:pPr/>
-      <w:r>
-        <w:rPr>
-          <w:lang w:val="en_US" w:bidi="en_US"/>
-        </w:rPr>
-      </w:r>
-      <w:r>
-        <w:rPr>
-          <w:lang w:val="en_US" w:bidi="en_US"/>
-        </w:rPr>
-        <w:t>John means that these people are purposefully sharing these false messages. John uses the phrase "going out" as a way to describe the work that evangelists and missionaries do. The deceivers do the same work as evangelists and missionaries, but they are teaching a false message.</w:t>
-      </w:r>
-    </w:p>
-    <w:p>
-      <w:pPr/>
-      <w:r>
-        <w:rPr>
-          <w:lang w:val="en_US" w:bidi="en_US"/>
-        </w:rPr>
-      </w:r>
-      <w:r>
-        <w:rPr>
-          <w:lang w:val="en_US" w:bidi="en_US"/>
-        </w:rPr>
-        <w:t xml:space="preserve">Stop here and discuss how you can say in your language that many deceivers have </w:t>
-      </w:r>
-      <w:r>
-        <w:rPr>
-          <w:b/>
-          <w:lang w:val="en_US" w:bidi="en_US"/>
-        </w:rPr>
-        <w:t>gone out into the world</w:t>
-      </w:r>
-      <w:r>
-        <w:rPr>
-          <w:lang w:val="en_US" w:bidi="en_US"/>
-        </w:rPr>
-        <w:t>. Pause this audio here.</w:t>
-      </w:r>
-    </w:p>
-    <w:p>
-      <w:pPr/>
-      <w:r>
-        <w:rPr>
-          <w:lang w:val="en_US" w:bidi="en_US"/>
-        </w:rPr>
-      </w:r>
-      <w:r>
-        <w:rPr>
-          <w:lang w:val="en_US" w:bidi="en_US"/>
-        </w:rPr>
-        <w:t xml:space="preserve">Everyone who does not keep believing the right things about the Christ </w:t>
-      </w:r>
-      <w:r>
-        <w:rPr>
-          <w:b/>
-          <w:lang w:val="en_US" w:bidi="en_US"/>
-        </w:rPr>
-        <w:t>but goes beyond it</w:t>
-      </w:r>
-      <w:r>
-        <w:rPr>
-          <w:lang w:val="en_US" w:bidi="en_US"/>
-        </w:rPr>
-        <w:t xml:space="preserve"> does not have God. To "go beyond the teaching" means to teach something different than the right teaching about Christ. Someone who does not have God does not have a relationship with God.</w:t>
-      </w:r>
-    </w:p>
-    <w:p>
-      <w:pPr/>
-      <w:r>
-        <w:rPr>
-          <w:lang w:val="en_US" w:bidi="en_US"/>
-        </w:rPr>
-      </w:r>
-      <w:r>
-        <w:rPr>
-          <w:lang w:val="en_US" w:bidi="en_US"/>
-        </w:rPr>
-        <w:t>Stop here and discuss how you can say that everyone who does not keep believing the right things about the Christ does not have God. Pause this audio here.</w:t>
-      </w:r>
-    </w:p>
-    <w:p>
-      <w:pPr/>
-      <w:r>
-        <w:rPr>
-          <w:lang w:val="en_US" w:bidi="en_US"/>
-        </w:rPr>
-      </w:r>
-      <w:r>
-        <w:rPr>
-          <w:lang w:val="en_US" w:bidi="en_US"/>
-        </w:rPr>
-        <w:t xml:space="preserve">The people who </w:t>
-      </w:r>
-      <w:r>
-        <w:rPr>
-          <w:b/>
-          <w:lang w:val="en_US" w:bidi="en_US"/>
-        </w:rPr>
-        <w:t>remain in the teaching</w:t>
-      </w:r>
-      <w:r>
-        <w:rPr>
-          <w:lang w:val="en_US" w:bidi="en_US"/>
-        </w:rPr>
-        <w:t xml:space="preserve"> of Christ have the </w:t>
-      </w:r>
-      <w:r>
-        <w:rPr>
-          <w:b/>
-          <w:lang w:val="en_US" w:bidi="en_US"/>
-        </w:rPr>
-        <w:t>Father</w:t>
-      </w:r>
-      <w:r>
-        <w:rPr>
-          <w:lang w:val="en_US" w:bidi="en_US"/>
-        </w:rPr>
-        <w:t xml:space="preserve"> and </w:t>
-      </w:r>
-      <w:r>
-        <w:rPr>
-          <w:b/>
-          <w:lang w:val="en_US" w:bidi="en_US"/>
-        </w:rPr>
-        <w:t>Son</w:t>
-      </w:r>
-      <w:r>
-        <w:rPr>
-          <w:lang w:val="en_US" w:bidi="en_US"/>
-        </w:rPr>
-        <w:t>. The Father refers to God the Father, and the Son refers to Jesus. People who have the Father and Son have a good relationship with God and with his Son, Jesus. Someone who remains in the teaching of Christ keeps believing the right things about Jesus Christ.</w:t>
-      </w:r>
-    </w:p>
-    <w:p>
-      <w:pPr/>
-      <w:r>
-        <w:rPr>
-          <w:lang w:val="en_US" w:bidi="en_US"/>
-        </w:rPr>
-      </w:r>
-      <w:r>
-        <w:rPr>
-          <w:lang w:val="en_US" w:bidi="en_US"/>
-        </w:rPr>
-        <w:t xml:space="preserve">Stop here and discuss how you can say that everyone who </w:t>
-      </w:r>
-      <w:r>
-        <w:rPr>
-          <w:b/>
-          <w:lang w:val="en_US" w:bidi="en_US"/>
-        </w:rPr>
-        <w:t>remains in the teaching</w:t>
-      </w:r>
-      <w:r>
-        <w:rPr>
-          <w:lang w:val="en_US" w:bidi="en_US"/>
-        </w:rPr>
-        <w:t xml:space="preserve"> of Christ has the </w:t>
-      </w:r>
-      <w:r>
-        <w:rPr>
-          <w:b/>
-          <w:lang w:val="en_US" w:bidi="en_US"/>
-        </w:rPr>
-        <w:t>Father</w:t>
-      </w:r>
-      <w:r>
-        <w:rPr>
-          <w:lang w:val="en_US" w:bidi="en_US"/>
-        </w:rPr>
-        <w:t xml:space="preserve"> as well as the </w:t>
-      </w:r>
-      <w:r>
-        <w:rPr>
-          <w:b/>
-          <w:lang w:val="en_US" w:bidi="en_US"/>
-        </w:rPr>
-        <w:t>Son</w:t>
-      </w:r>
-      <w:r>
-        <w:rPr>
-          <w:lang w:val="en_US" w:bidi="en_US"/>
-        </w:rPr>
-        <w:t>. Pause this audio here.</w:t>
-      </w:r>
-    </w:p>
-    <w:p>
-      <w:pPr/>
-      <w:r>
-        <w:rPr>
-          <w:lang w:val="en_US" w:bidi="en_US"/>
-        </w:rPr>
-      </w:r>
-      <w:r>
-        <w:rPr>
-          <w:lang w:val="en_US" w:bidi="en_US"/>
-        </w:rPr>
-        <w:t xml:space="preserve">If you welcome someone who is not teaching the right things about Jesus, you yourself become guilty of this </w:t>
-      </w:r>
-      <w:r>
-        <w:rPr>
-          <w:b/>
-          <w:lang w:val="en_US" w:bidi="en_US"/>
-        </w:rPr>
-        <w:t>evil</w:t>
-      </w:r>
-      <w:r>
-        <w:rPr>
-          <w:lang w:val="en_US" w:bidi="en_US"/>
-        </w:rPr>
-        <w:t xml:space="preserve"> work. Something that is evil is the opposite of good. The word </w:t>
-      </w:r>
-      <w:r>
-        <w:rPr>
-          <w:lang w:val="en_US" w:bidi="en_US"/>
-        </w:rPr>
-        <w:t>evil</w:t>
-      </w:r>
-      <w:r>
-        <w:rPr>
-          <w:lang w:val="en_US" w:bidi="en_US"/>
-        </w:rPr>
-        <w:t xml:space="preserve"> is in the Master Glossary. Use the same word or phrase that you have used in other books of the Bible.</w:t>
-      </w:r>
-    </w:p>
-    <w:p>
-      <w:pPr/>
-      <w:r>
-        <w:rPr>
-          <w:lang w:val="en_US" w:bidi="en_US"/>
-        </w:rPr>
-      </w:r>
-      <w:r>
-        <w:rPr>
-          <w:lang w:val="en_US" w:bidi="en_US"/>
-        </w:rPr>
-        <w:t>If you welcome someone, then in this case, this means that you allow someone to preach. Let us think again about this imaginary family in the church that John was writing to. We imagined that Sam and Sally would come to this family's house and ask if they could stay with the family. Well, let us imagine what would happen if, instead of sending Sam and Sally away, this family had allowed Sam and Sally to stay. Then the next time they had a church meeting, the family would tell the other believers, "Today we have some new preachers! What these preachers say is very interesting. Let us listen to them!"</w:t>
-      </w:r>
-    </w:p>
-    <w:p>
-      <w:pPr/>
-      <w:r>
-        <w:rPr>
-          <w:lang w:val="en_US" w:bidi="en_US"/>
-        </w:rPr>
-      </w:r>
-      <w:r>
-        <w:rPr>
-          <w:lang w:val="en_US" w:bidi="en_US"/>
-        </w:rPr>
-        <w:t>Well, if this were to happen, then this family themselves would have become responsible for spreading the wrong teaching. And spreading this wrong teaching is evil work.</w:t>
-      </w:r>
-    </w:p>
-    <w:p>
-      <w:pPr/>
-      <w:r>
-        <w:rPr>
-          <w:lang w:val="en_US" w:bidi="en_US"/>
-        </w:rPr>
-      </w:r>
-      <w:r>
-        <w:rPr>
-          <w:lang w:val="en_US" w:bidi="en_US"/>
-        </w:rPr>
-        <w:t xml:space="preserve">Stop here and discuss how you will say that anyone who welcomes someone who does not give the right teaching about Jesus </w:t>
-      </w:r>
-      <w:r>
-        <w:rPr>
-          <w:b/>
-          <w:lang w:val="en_US" w:bidi="en_US"/>
-        </w:rPr>
-        <w:t>takes part in this evil work</w:t>
-      </w:r>
-      <w:r>
-        <w:rPr>
-          <w:lang w:val="en_US" w:bidi="en_US"/>
-        </w:rPr>
-        <w:t xml:space="preserve"> or becomes guilty of this evil work. Pause this audio here.</w:t>
-      </w:r>
-    </w:p>
-    <w:p>
-      <w:pPr/>
-      <w:r>
-        <w:rPr>
-          <w:lang w:val="en_US" w:bidi="en_US"/>
-        </w:rPr>
-      </w:r>
-      <w:r>
-        <w:rPr>
-          <w:lang w:val="en_US" w:bidi="en_US"/>
-        </w:rPr>
-        <w:t>John has a lot more to say to the believers, but John does not want to use paper and ink. John's point is that he does not want to say what he has to say in a letter. John would rather come and visit the people. This was also a polite way to finish a letter.</w:t>
-      </w:r>
-    </w:p>
-    <w:p>
-      <w:pPr/>
-      <w:r>
-        <w:rPr>
-          <w:lang w:val="en_US" w:bidi="en_US"/>
-        </w:rPr>
-      </w:r>
-      <w:r>
-        <w:rPr>
-          <w:lang w:val="en_US" w:bidi="en_US"/>
-        </w:rPr>
-        <w:t xml:space="preserve">Stop here and discuss how you will say that John </w:t>
-      </w:r>
-      <w:r>
-        <w:rPr>
-          <w:b/>
-          <w:lang w:val="en_US" w:bidi="en_US"/>
-        </w:rPr>
-        <w:t>has much more to say</w:t>
-      </w:r>
-      <w:r>
-        <w:rPr>
-          <w:lang w:val="en_US" w:bidi="en_US"/>
-        </w:rPr>
-        <w:t xml:space="preserve"> to the people, but that John does not want to do this by writing. Pause this audio here.</w:t>
-      </w:r>
-    </w:p>
-    <w:p>
-      <w:pPr/>
-      <w:r>
-        <w:rPr>
-          <w:lang w:val="en_US" w:bidi="en_US"/>
-        </w:rPr>
-      </w:r>
-      <w:r>
-        <w:rPr>
-          <w:lang w:val="en_US" w:bidi="en_US"/>
-        </w:rPr>
-        <w:t xml:space="preserve">John hopes he will soon talk with the people </w:t>
-      </w:r>
-      <w:r>
-        <w:rPr>
-          <w:b/>
-          <w:lang w:val="en_US" w:bidi="en_US"/>
-        </w:rPr>
-        <w:t>face to face</w:t>
-      </w:r>
-      <w:r>
-        <w:rPr>
-          <w:lang w:val="en_US" w:bidi="en_US"/>
-        </w:rPr>
-        <w:t>. This means they will be together, and can talk while they can see each other.</w:t>
-      </w:r>
-    </w:p>
-    <w:p>
-      <w:pPr/>
-      <w:r>
-        <w:rPr>
-          <w:lang w:val="en_US" w:bidi="en_US"/>
-        </w:rPr>
-      </w:r>
-      <w:r>
-        <w:rPr>
-          <w:lang w:val="en_US" w:bidi="en_US"/>
-        </w:rPr>
-        <w:t>Stop here and discuss what word or phrase you use in your language to describe that people talk while they are together and can see each other. Pause this audio here.</w:t>
-      </w:r>
-    </w:p>
-    <w:p>
-      <w:pPr/>
-      <w:r>
-        <w:rPr>
-          <w:lang w:val="en_US" w:bidi="en_US"/>
-        </w:rPr>
-      </w:r>
-      <w:r>
-        <w:rPr>
-          <w:lang w:val="en_US" w:bidi="en_US"/>
-        </w:rPr>
-        <w:t>John gives greetings from the believers in the church where John is, to the believers in the church that John is writing to. John speaks about these people as "the children of your sister." If, at the beginning of John's letter, you decided not to use the phrase "to the lady and her children" but said something like "to the believers," then also do not use the word "sister" here. You can then say something like "the believers who are with me are giving you their greetings."</w:t>
-      </w:r>
-    </w:p>
-    <w:p>
-      <w:pPr/>
-      <w:r>
-        <w:rPr>
-          <w:lang w:val="en_US" w:bidi="en_US"/>
-        </w:rPr>
-      </w:r>
-      <w:r>
-        <w:rPr>
-          <w:lang w:val="en_US" w:bidi="en_US"/>
-        </w:rPr>
-        <w:t>If you did use the word "lady and her children" at the beginning of the letter, then do use "your sister" at the end of the letter as well.</w:t>
-      </w:r>
-    </w:p>
-    <w:p>
-      <w:pPr/>
-      <w:r>
-        <w:rPr>
-          <w:lang w:val="en_US" w:bidi="en_US"/>
-        </w:rPr>
-      </w:r>
-      <w:r>
-        <w:rPr>
-          <w:lang w:val="en_US" w:bidi="en_US"/>
-        </w:rPr>
-        <w:t>John says that God has chosen the children of your sister. Because God has chosen the believers, the believers now know God and have a relationship with God. Use the same word or phrase to say that God has chosen the children of the sister that you used at the beginning of the letter to say that God has chosen the lady and her children.</w:t>
-      </w:r>
-    </w:p>
-    <w:p>
-      <w:pPr/>
-      <w:r>
-        <w:rPr>
-          <w:lang w:val="en_US" w:bidi="en_US"/>
-        </w:rPr>
-      </w:r>
-      <w:r>
-        <w:rPr>
-          <w:lang w:val="en_US" w:bidi="en_US"/>
-        </w:rPr>
-        <w:t xml:space="preserve">Stop here and discuss how you will say that John gives greetings from the </w:t>
-      </w:r>
-      <w:r>
-        <w:rPr>
-          <w:b/>
-          <w:lang w:val="en_US" w:bidi="en_US"/>
-        </w:rPr>
-        <w:t>children of your sister</w:t>
-      </w:r>
-      <w:r>
-        <w:rPr>
-          <w:lang w:val="en_US" w:bidi="en_US"/>
-        </w:rPr>
-        <w:t xml:space="preserve"> and that God has </w:t>
-      </w:r>
-      <w:r>
-        <w:rPr>
-          <w:b/>
-          <w:lang w:val="en_US" w:bidi="en_US"/>
-        </w:rPr>
-        <w:t>chosen</w:t>
-      </w:r>
-      <w:r>
-        <w:rPr>
-          <w:lang w:val="en_US" w:bidi="en_US"/>
-        </w:rPr>
-        <w:t xml:space="preserve"> these people.</w:t>
-      </w:r>
-    </w:p>
-    <w:p>
-      <w:pPr/>
-      <w:r>
-        <w:rPr>
-          <w:lang w:val="en_US" w:bidi="en_US"/>
-        </w:rPr>
-      </w:r>
-      <w:r>
-        <w:rPr>
-          <w:lang w:val="en_US" w:bidi="en_US"/>
-        </w:rPr>
-        <w:t>We have reached the end of John's letter.</w:t>
-      </w:r>
-      <w:r>
-        <w:rPr>
-          <w:lang w:val="en_US" w:bidi="en_US"/>
-        </w:rPr>
-      </w:r>
-    </w:p>
-    <w:p>
-      <w:pPr>
-        <w:pStyle w:val="Heading3"/>
-      </w:pPr>
-      <w:r>
-        <w:rPr>
-          <w:lang w:val="en_US" w:bidi="en_US"/>
-        </w:rPr>
-        <w:t>Speaking the Word</w:t>
-      </w:r>
-      <w:r>
-        <w:rPr>
-          <w:lang w:val="en_US" w:bidi="en_US"/>
-        </w:rPr>
-      </w:r>
-    </w:p>
-    <w:p>
-      <w:pPr>
-        <w:pStyle w:val="Heading3"/>
-      </w:pPr>
-      <w:r>
-        <w:rPr>
-          <w:lang w:val="en_US" w:bidi="en_US"/>
-        </w:rPr>
-        <w:t>Speaking the Word</w:t>
-      </w:r>
-    </w:p>
-    <w:p>
-      <w:pPr/>
-      <w:r>
-        <w:rPr>
-          <w:lang w:val="en_US" w:bidi="en_US"/>
-        </w:rPr>
-      </w:r>
-      <w:r>
-        <w:rPr>
-          <w:lang w:val="en_US" w:bidi="en_US"/>
-        </w:rPr>
-        <w:t>Listen to an audio version of the passage in the easiest-to-understand translation.</w:t>
+        <w:t>In this session, retell the passage, as a group, in your own language.</w:t>
+      </w:r>
+    </w:p>
+    <w:p>
+      <w:pPr/>
+      <w:r>
+        <w:rPr>
+          <w:lang w:val="en_US" w:bidi="en_US"/>
+        </w:rPr>
+      </w:r>
+      <w:r>
+        <w:rPr>
+          <w:lang w:val="en_US" w:bidi="en_US"/>
+        </w:rPr>
+        <w:t>First, the whole group should practice telling the passage in your own language. Remember to include the things you decided in previous steps, like chronology, words, phrases, emotions, or anything else you discussed.</w:t>
+      </w:r>
+    </w:p>
+    <w:p>
+      <w:pPr/>
+      <w:r>
+        <w:rPr>
+          <w:lang w:val="en_US" w:bidi="en_US"/>
+        </w:rPr>
+      </w:r>
+      <w:r>
+        <w:rPr>
+          <w:lang w:val="en_US" w:bidi="en_US"/>
+        </w:rPr>
+        <w:t>One group member should tell a few sentences of the passage and pause. Another group member should tell the next part of the passage and pause. Do this until the group has retold the whole passage. The group members can correct each other in this step.</w:t>
       </w:r>
     </w:p>
     <w:p>
@@ -8545,35 +7134,7 @@
         <w:rPr>
           <w:lang w:val="en_US" w:bidi="en_US"/>
         </w:rPr>
-        <w:t>In this session, retell the passage, as a group, in your own language.</w:t>
-      </w:r>
-    </w:p>
-    <w:p>
-      <w:pPr/>
-      <w:r>
-        <w:rPr>
-          <w:lang w:val="en_US" w:bidi="en_US"/>
-        </w:rPr>
-      </w:r>
-      <w:r>
-        <w:rPr>
-          <w:lang w:val="en_US" w:bidi="en_US"/>
-        </w:rPr>
-        <w:t>First, the whole group should practice telling the passage in your own language. Remember to include the things you decided in previous steps, like chronology, words, phrases, emotions, or anything else you discussed.</w:t>
-      </w:r>
-    </w:p>
-    <w:p>
-      <w:pPr/>
-      <w:r>
-        <w:rPr>
-          <w:lang w:val="en_US" w:bidi="en_US"/>
-        </w:rPr>
-      </w:r>
-      <w:r>
-        <w:rPr>
-          <w:lang w:val="en_US" w:bidi="en_US"/>
-        </w:rPr>
-        <w:t>One group member should tell a few sentences of the passage and pause. Another group member should tell the next part of the passage and pause. Do this until the group has retold the whole passage. The group members can correct each other in this step.</w:t>
+        <w:t>Next, each member of the group should tell the whole passage without interruption at least one time. A group member can use random objects, motions, or their storyboard to help them remember the passage.</w:t>
       </w:r>
     </w:p>
     <w:p>
@@ -8601,7 +7162,7 @@
         <w:rPr>
           <w:lang w:val="en_US" w:bidi="en_US"/>
         </w:rPr>
-        <w:t>Next, each member of the group should tell the whole passage without interruption at least one time. A group member can use random objects, motions, or their storyboard to help them remember the passage.</w:t>
+        <w:t>Next, the group can decide whose version of the passage you like the most. You may decide that you liked the way one group member told one part but you liked the way a different group member told another part.</w:t>
       </w:r>
     </w:p>
     <w:p>
@@ -8629,510 +7190,7 @@
         <w:rPr>
           <w:lang w:val="en_US" w:bidi="en_US"/>
         </w:rPr>
-        <w:t>Next, the group can decide whose version of the passage you like the most. You may decide that you liked the way one group member told one part but you liked the way a different group member told another part.</w:t>
-      </w:r>
-    </w:p>
-    <w:p>
-      <w:pPr/>
-      <w:r>
-        <w:rPr>
-          <w:lang w:val="en_US" w:bidi="en_US"/>
-        </w:rPr>
-      </w:r>
-      <w:r>
-        <w:rPr>
-          <w:lang w:val="en_US" w:bidi="en_US"/>
-        </w:rPr>
-        <w:t>Pause this audio here.</w:t>
-      </w:r>
-    </w:p>
-    <w:p>
-      <w:pPr/>
-      <w:r>
-        <w:rPr>
-          <w:lang w:val="en_US" w:bidi="en_US"/>
-        </w:rPr>
-      </w:r>
-      <w:r>
-        <w:rPr>
-          <w:lang w:val="en_US" w:bidi="en_US"/>
-        </w:rPr>
         <w:t>Finally, the group can put together a final version of the passage that everyone agrees on. Each group member should practice telling this final version of the passage.</w:t>
-      </w:r>
-      <w:r>
-        <w:rPr>
-          <w:lang w:val="en_US" w:bidi="en_US"/>
-        </w:rPr>
-      </w:r>
-      <w:r>
-        <w:rPr>
-          <w:lang w:val="en_US" w:bidi="en_US"/>
-        </w:rPr>
-      </w:r>
-    </w:p>
-    <w:p>
-      <w:pPr/>
-      <w:r>
-        <w:rPr>
-          <w:lang w:val="en_US" w:bidi="en_US"/>
-        </w:rPr>
-      </w:r>
-    </w:p>
-    <w:p>
-      <w:pPr>
-        <w:pStyle w:val="Heading2"/>
-      </w:pPr>
-      <w:r>
-        <w:rPr>
-          <w:lang w:val="en_US" w:bidi="en_US"/>
-        </w:rPr>
-        <w:t>2 John 1:7–13</w:t>
-      </w:r>
-      <w:r>
-        <w:rPr>
-          <w:lang w:val="en_US" w:bidi="en_US"/>
-        </w:rPr>
-      </w:r>
-    </w:p>
-    <w:p>
-      <w:pPr>
-        <w:pStyle w:val="Heading4"/>
-      </w:pPr>
-      <w:r>
-        <w:rPr>
-          <w:lang w:val="en_US" w:bidi="en_US"/>
-        </w:rPr>
-        <w:t>Audio Content</w:t>
-      </w:r>
-      <w:r>
-        <w:rPr>
-          <w:lang w:val="en_US" w:bidi="en_US"/>
-        </w:rPr>
-      </w:r>
-    </w:p>
-    <w:p>
-      <w:pPr/>
-      <w:r>
-        <w:rPr>
-          <w:lang w:val="en_US" w:bidi="en_US"/>
-        </w:rPr>
-      </w:r>
-      <w:hyperlink r:id="rId41">
-        <w:r>
-          <w:rPr>
-            <w:lang w:val="en_US" w:bidi="en_US"/>
-          </w:rPr>
-          <w:rPr>
-            <w:color w:val="0000EE"/>
-            <w:u w:val="single"/>
-          </w:rPr>
-          <w:t>webm zip</w:t>
-        </w:r>
-      </w:hyperlink>
-      <w:r>
-        <w:rPr>
-          <w:lang w:val="en_US" w:bidi="en_US"/>
-        </w:rPr>
-        <w:t xml:space="preserve"> (18671317 KB)</w:t>
-      </w:r>
-      <w:r>
-        <w:rPr>
-          <w:lang w:val="en_US" w:bidi="en_US"/>
-        </w:rPr>
-      </w:r>
-      <w:r>
-        <w:rPr>
-          <w:lang w:val="en_US" w:bidi="en_US"/>
-        </w:rPr>
-      </w:r>
-    </w:p>
-    <w:p>
-      <w:pPr>
-        <w:pStyle w:val="ListBullet"/>
-        <w:spacing w:line="240" w:lineRule="auto"/>
-        <w:ind w:left="720"/>
-      </w:pPr>
-      <w:r>
-        <w:rPr>
-          <w:lang w:val="en_US" w:bidi="en_US"/>
-        </w:rPr>
-      </w:r>
-      <w:hyperlink r:id="rId42">
-        <w:r>
-          <w:rPr>
-            <w:lang w:val="en_US" w:bidi="en_US"/>
-          </w:rPr>
-          <w:rPr>
-            <w:color w:val="0000EE"/>
-            <w:u w:val="single"/>
-          </w:rPr>
-          <w:t>FIA Step 1</w:t>
-        </w:r>
-      </w:hyperlink>
-      <w:r>
-        <w:rPr>
-          <w:lang w:val="en_US" w:bidi="en_US"/>
-        </w:rPr>
-      </w:r>
-    </w:p>
-    <w:p>
-      <w:pPr>
-        <w:pStyle w:val="ListBullet"/>
-        <w:spacing w:line="240" w:lineRule="auto"/>
-        <w:ind w:left="720"/>
-      </w:pPr>
-      <w:r>
-        <w:rPr>
-          <w:lang w:val="en_US" w:bidi="en_US"/>
-        </w:rPr>
-      </w:r>
-      <w:hyperlink r:id="rId43">
-        <w:r>
-          <w:rPr>
-            <w:lang w:val="en_US" w:bidi="en_US"/>
-          </w:rPr>
-          <w:rPr>
-            <w:color w:val="0000EE"/>
-            <w:u w:val="single"/>
-          </w:rPr>
-          <w:t>FIA Step 2</w:t>
-        </w:r>
-      </w:hyperlink>
-      <w:r>
-        <w:rPr>
-          <w:lang w:val="en_US" w:bidi="en_US"/>
-        </w:rPr>
-      </w:r>
-    </w:p>
-    <w:p>
-      <w:pPr>
-        <w:pStyle w:val="ListBullet"/>
-        <w:spacing w:line="240" w:lineRule="auto"/>
-        <w:ind w:left="720"/>
-      </w:pPr>
-      <w:r>
-        <w:rPr>
-          <w:lang w:val="en_US" w:bidi="en_US"/>
-        </w:rPr>
-      </w:r>
-      <w:hyperlink r:id="rId44">
-        <w:r>
-          <w:rPr>
-            <w:lang w:val="en_US" w:bidi="en_US"/>
-          </w:rPr>
-          <w:rPr>
-            <w:color w:val="0000EE"/>
-            <w:u w:val="single"/>
-          </w:rPr>
-          <w:t>FIA Step 3</w:t>
-        </w:r>
-      </w:hyperlink>
-      <w:r>
-        <w:rPr>
-          <w:lang w:val="en_US" w:bidi="en_US"/>
-        </w:rPr>
-      </w:r>
-    </w:p>
-    <w:p>
-      <w:pPr>
-        <w:pStyle w:val="ListBullet"/>
-        <w:spacing w:line="240" w:lineRule="auto"/>
-        <w:ind w:left="720"/>
-      </w:pPr>
-      <w:r>
-        <w:rPr>
-          <w:lang w:val="en_US" w:bidi="en_US"/>
-        </w:rPr>
-      </w:r>
-      <w:hyperlink r:id="rId45">
-        <w:r>
-          <w:rPr>
-            <w:lang w:val="en_US" w:bidi="en_US"/>
-          </w:rPr>
-          <w:rPr>
-            <w:color w:val="0000EE"/>
-            <w:u w:val="single"/>
-          </w:rPr>
-          <w:t>FIA Step 4</w:t>
-        </w:r>
-      </w:hyperlink>
-      <w:r>
-        <w:rPr>
-          <w:lang w:val="en_US" w:bidi="en_US"/>
-        </w:rPr>
-      </w:r>
-    </w:p>
-    <w:p>
-      <w:pPr>
-        <w:pStyle w:val="ListBullet"/>
-        <w:spacing w:line="240" w:lineRule="auto"/>
-        <w:ind w:left="720"/>
-      </w:pPr>
-      <w:r>
-        <w:rPr>
-          <w:lang w:val="en_US" w:bidi="en_US"/>
-        </w:rPr>
-      </w:r>
-      <w:hyperlink r:id="rId46">
-        <w:r>
-          <w:rPr>
-            <w:lang w:val="en_US" w:bidi="en_US"/>
-          </w:rPr>
-          <w:rPr>
-            <w:color w:val="0000EE"/>
-            <w:u w:val="single"/>
-          </w:rPr>
-          <w:t>FIA Step 5</w:t>
-        </w:r>
-      </w:hyperlink>
-      <w:r>
-        <w:rPr>
-          <w:lang w:val="en_US" w:bidi="en_US"/>
-        </w:rPr>
-      </w:r>
-    </w:p>
-    <w:p>
-      <w:pPr>
-        <w:pStyle w:val="ListBullet"/>
-        <w:spacing w:line="240" w:lineRule="auto"/>
-        <w:ind w:left="720"/>
-      </w:pPr>
-      <w:r>
-        <w:rPr>
-          <w:lang w:val="en_US" w:bidi="en_US"/>
-        </w:rPr>
-      </w:r>
-      <w:hyperlink r:id="rId47">
-        <w:r>
-          <w:rPr>
-            <w:lang w:val="en_US" w:bidi="en_US"/>
-          </w:rPr>
-          <w:rPr>
-            <w:color w:val="0000EE"/>
-            <w:u w:val="single"/>
-          </w:rPr>
-          <w:t>FIA Step 6</w:t>
-        </w:r>
-      </w:hyperlink>
-      <w:r>
-        <w:rPr>
-          <w:lang w:val="en_US" w:bidi="en_US"/>
-        </w:rPr>
-      </w:r>
-      <w:r>
-        <w:rPr>
-          <w:lang w:val="en_US" w:bidi="en_US"/>
-        </w:rPr>
-      </w:r>
-    </w:p>
-    <w:p>
-      <w:pPr/>
-      <w:r>
-        <w:rPr>
-          <w:lang w:val="en_US" w:bidi="en_US"/>
-        </w:rPr>
-      </w:r>
-      <w:hyperlink r:id="rId48">
-        <w:r>
-          <w:rPr>
-            <w:lang w:val="en_US" w:bidi="en_US"/>
-          </w:rPr>
-          <w:rPr>
-            <w:color w:val="0000EE"/>
-            <w:u w:val="single"/>
-          </w:rPr>
-          <w:t>mp3 zip</w:t>
-        </w:r>
-      </w:hyperlink>
-      <w:r>
-        <w:rPr>
-          <w:lang w:val="en_US" w:bidi="en_US"/>
-        </w:rPr>
-        <w:t xml:space="preserve"> (22405660 KB)</w:t>
-      </w:r>
-      <w:r>
-        <w:rPr>
-          <w:lang w:val="en_US" w:bidi="en_US"/>
-        </w:rPr>
-      </w:r>
-      <w:r>
-        <w:rPr>
-          <w:lang w:val="en_US" w:bidi="en_US"/>
-        </w:rPr>
-      </w:r>
-    </w:p>
-    <w:p>
-      <w:pPr>
-        <w:pStyle w:val="ListBullet"/>
-        <w:spacing w:line="240" w:lineRule="auto"/>
-        <w:ind w:left="720"/>
-      </w:pPr>
-      <w:r>
-        <w:rPr>
-          <w:lang w:val="en_US" w:bidi="en_US"/>
-        </w:rPr>
-      </w:r>
-      <w:hyperlink r:id="rId49">
-        <w:r>
-          <w:rPr>
-            <w:lang w:val="en_US" w:bidi="en_US"/>
-          </w:rPr>
-          <w:rPr>
-            <w:color w:val="0000EE"/>
-            <w:u w:val="single"/>
-          </w:rPr>
-          <w:t>FIA Step 1</w:t>
-        </w:r>
-      </w:hyperlink>
-      <w:r>
-        <w:rPr>
-          <w:lang w:val="en_US" w:bidi="en_US"/>
-        </w:rPr>
-      </w:r>
-    </w:p>
-    <w:p>
-      <w:pPr>
-        <w:pStyle w:val="ListBullet"/>
-        <w:spacing w:line="240" w:lineRule="auto"/>
-        <w:ind w:left="720"/>
-      </w:pPr>
-      <w:r>
-        <w:rPr>
-          <w:lang w:val="en_US" w:bidi="en_US"/>
-        </w:rPr>
-      </w:r>
-      <w:hyperlink r:id="rId50">
-        <w:r>
-          <w:rPr>
-            <w:lang w:val="en_US" w:bidi="en_US"/>
-          </w:rPr>
-          <w:rPr>
-            <w:color w:val="0000EE"/>
-            <w:u w:val="single"/>
-          </w:rPr>
-          <w:t>FIA Step 2</w:t>
-        </w:r>
-      </w:hyperlink>
-      <w:r>
-        <w:rPr>
-          <w:lang w:val="en_US" w:bidi="en_US"/>
-        </w:rPr>
-      </w:r>
-    </w:p>
-    <w:p>
-      <w:pPr>
-        <w:pStyle w:val="ListBullet"/>
-        <w:spacing w:line="240" w:lineRule="auto"/>
-        <w:ind w:left="720"/>
-      </w:pPr>
-      <w:r>
-        <w:rPr>
-          <w:lang w:val="en_US" w:bidi="en_US"/>
-        </w:rPr>
-      </w:r>
-      <w:hyperlink r:id="rId51">
-        <w:r>
-          <w:rPr>
-            <w:lang w:val="en_US" w:bidi="en_US"/>
-          </w:rPr>
-          <w:rPr>
-            <w:color w:val="0000EE"/>
-            <w:u w:val="single"/>
-          </w:rPr>
-          <w:t>FIA Step 3</w:t>
-        </w:r>
-      </w:hyperlink>
-      <w:r>
-        <w:rPr>
-          <w:lang w:val="en_US" w:bidi="en_US"/>
-        </w:rPr>
-      </w:r>
-    </w:p>
-    <w:p>
-      <w:pPr>
-        <w:pStyle w:val="ListBullet"/>
-        <w:spacing w:line="240" w:lineRule="auto"/>
-        <w:ind w:left="720"/>
-      </w:pPr>
-      <w:r>
-        <w:rPr>
-          <w:lang w:val="en_US" w:bidi="en_US"/>
-        </w:rPr>
-      </w:r>
-      <w:hyperlink r:id="rId52">
-        <w:r>
-          <w:rPr>
-            <w:lang w:val="en_US" w:bidi="en_US"/>
-          </w:rPr>
-          <w:rPr>
-            <w:color w:val="0000EE"/>
-            <w:u w:val="single"/>
-          </w:rPr>
-          <w:t>FIA Step 4</w:t>
-        </w:r>
-      </w:hyperlink>
-      <w:r>
-        <w:rPr>
-          <w:lang w:val="en_US" w:bidi="en_US"/>
-        </w:rPr>
-      </w:r>
-    </w:p>
-    <w:p>
-      <w:pPr>
-        <w:pStyle w:val="ListBullet"/>
-        <w:spacing w:line="240" w:lineRule="auto"/>
-        <w:ind w:left="720"/>
-      </w:pPr>
-      <w:r>
-        <w:rPr>
-          <w:lang w:val="en_US" w:bidi="en_US"/>
-        </w:rPr>
-      </w:r>
-      <w:hyperlink r:id="rId53">
-        <w:r>
-          <w:rPr>
-            <w:lang w:val="en_US" w:bidi="en_US"/>
-          </w:rPr>
-          <w:rPr>
-            <w:color w:val="0000EE"/>
-            <w:u w:val="single"/>
-          </w:rPr>
-          <w:t>FIA Step 5</w:t>
-        </w:r>
-      </w:hyperlink>
-      <w:r>
-        <w:rPr>
-          <w:lang w:val="en_US" w:bidi="en_US"/>
-        </w:rPr>
-      </w:r>
-    </w:p>
-    <w:p>
-      <w:pPr>
-        <w:pStyle w:val="ListBullet"/>
-        <w:spacing w:line="240" w:lineRule="auto"/>
-        <w:ind w:left="720"/>
-      </w:pPr>
-      <w:r>
-        <w:rPr>
-          <w:lang w:val="en_US" w:bidi="en_US"/>
-        </w:rPr>
-      </w:r>
-      <w:hyperlink r:id="rId54">
-        <w:r>
-          <w:rPr>
-            <w:lang w:val="en_US" w:bidi="en_US"/>
-          </w:rPr>
-          <w:rPr>
-            <w:color w:val="0000EE"/>
-            <w:u w:val="single"/>
-          </w:rPr>
-          <w:t>FIA Step 6</w:t>
-        </w:r>
-      </w:hyperlink>
-      <w:r>
-        <w:rPr>
-          <w:lang w:val="en_US" w:bidi="en_US"/>
-        </w:rPr>
       </w:r>
       <w:r>
         <w:rPr>

--- a/eng/docx/63.content.docx
+++ b/eng/docx/63.content.docx
@@ -39,80 +39,37 @@
           <w:b/>
           <w:lang w:val="en_US" w:bidi="en_US"/>
         </w:rPr>
-        <w:t>Familiarization, Internalization, Articulation (Fia)</w:t>
-      </w:r>
-      <w:r>
-        <w:rPr>
-          <w:lang w:val="en_US" w:bidi="en_US"/>
-        </w:rPr>
-        <w:t xml:space="preserve"> is based on: </w:t>
-      </w:r>
-      <w:r>
-        <w:rPr>
-          <w:lang w:val="en_US" w:bidi="en_US"/>
-        </w:rPr>
-        <w:t>Familiarization, Internalization, Articulation (Fia)</w:t>
-      </w:r>
-      <w:r>
-        <w:rPr>
-          <w:lang w:val="en_US" w:bidi="en_US"/>
-        </w:rPr>
-        <w:t xml:space="preserve">, </w:t>
-      </w:r>
-      <w:hyperlink r:id="rId13">
-        <w:r>
-          <w:rPr>
-            <w:lang w:val="en_US" w:bidi="en_US"/>
-          </w:rPr>
-          <w:rPr>
-            <w:color w:val="0000EE"/>
-            <w:u w:val="single"/>
-          </w:rPr>
-          <w:t>SRV Partners</w:t>
-        </w:r>
-      </w:hyperlink>
-      <w:r>
-        <w:rPr>
-          <w:lang w:val="en_US" w:bidi="en_US"/>
-        </w:rPr>
-        <w:t xml:space="preserve">, 2023, which is licensed under a </w:t>
-      </w:r>
-      <w:hyperlink r:id="rId14">
-        <w:r>
-          <w:rPr>
-            <w:lang w:val="en_US" w:bidi="en_US"/>
-          </w:rPr>
-          <w:rPr>
-            <w:color w:val="0000EE"/>
-            <w:u w:val="single"/>
-          </w:rPr>
-          <w:t>CC BY-SA 4.0 license</w:t>
-        </w:r>
-      </w:hyperlink>
-      <w:r>
-        <w:rPr>
-          <w:lang w:val="en_US" w:bidi="en_US"/>
-        </w:rPr>
-        <w:t>.</w:t>
-      </w:r>
-      <w:r>
-        <w:rPr>
-          <w:lang w:val="en_US" w:bidi="en_US"/>
-        </w:rPr>
-      </w:r>
-    </w:p>
-    <w:p>
-      <w:pPr/>
-      <w:r>
-        <w:rPr>
-          <w:lang w:val="en_US" w:bidi="en_US"/>
-        </w:rPr>
-      </w:r>
-      <w:r>
-        <w:rPr>
-          <w:lang w:val="en_US" w:bidi="en_US"/>
-        </w:rPr>
-        <w:t>This PDF version is provided under the same license.</w:t>
+        <w:t>Familiarization, Internalization, Articulation (FIA) Translation Guide</w:t>
+      </w:r>
+      <w:r>
+        <w:rPr>
+          <w:lang w:val="en_US" w:bidi="en_US"/>
+        </w:rPr>
+        <w:t xml:space="preserve"> © 2023 SRV Partners Released under CC BY-SA 4.0 license. </w:t>
+      </w:r>
+      <w:r>
+        <w:rPr>
+          <w:lang w:val="en_US" w:bidi="en_US"/>
+        </w:rPr>
+        <w:t>Familiarization, Internalization, Articulation (FIA) Translation Guide</w:t>
+      </w:r>
+      <w:r>
+        <w:rPr>
+          <w:lang w:val="en_US" w:bidi="en_US"/>
+        </w:rPr>
+        <w:t xml:space="preserve"> has been adapted in the following languages Tok Pisin, عربي, Français, हिंदी, Bahasa Indonesia, Português, Русский, Español, Kiswahili, 简体中文 from </w:t>
+      </w:r>
+      <w:r>
+        <w:rPr>
+          <w:lang w:val="en_US" w:bidi="en_US"/>
+        </w:rPr>
+        <w:t>Familiarization, Internalization, Articulation (FIA)</w:t>
+      </w:r>
+      <w:r>
+        <w:rPr>
+          <w:lang w:val="en_US" w:bidi="en_US"/>
+        </w:rPr>
+        <w:t xml:space="preserve"> © 2023 SRV Partners Released under CC BY-SA 4.0 license by Mission Mutual</w:t>
       </w:r>
       <w:r>
         <w:rPr>
